--- a/自動產生合約範本/template_rent_uspace.docx
+++ b/自動產生合約範本/template_rent_uspace.docx
@@ -4037,6 +4037,8 @@
       <w:pgMar w:top="720" w:right="720" w:bottom="720" w:left="720" w:header="851" w:footer="992" w:gutter="0"/>
       <w:pgNumType w:start="1"/>
       <w:cols w:space="720"/>
+      <w:titlePg/>
+      <w:footerReference w:type="first" r:id="rId15"/>
     </w:sectPr>
   </w:body>
 </w:document>
@@ -4124,27 +4126,14 @@
 <w:ftr xmlns:wpc="http://schemas.microsoft.com/office/word/2010/wordprocessingCanvas" xmlns:cx="http://schemas.microsoft.com/office/drawing/2014/chartex" xmlns:cx1="http://schemas.microsoft.com/office/drawing/2015/9/8/chartex" xmlns:cx2="http://schemas.microsoft.com/office/drawing/2015/10/21/chartex" xmlns:cx3="http://schemas.microsoft.com/office/drawing/2016/5/9/chartex" xmlns:cx4="http://schemas.microsoft.com/office/drawing/2016/5/10/chartex" xmlns:cx5="http://schemas.microsoft.com/office/drawing/2016/5/11/chartex" xmlns:cx6="http://schemas.microsoft.com/office/drawing/2016/5/12/chartex" xmlns:cx7="http://schemas.microsoft.com/office/drawing/2016/5/13/chartex" xmlns:cx8="http://schemas.microsoft.com/office/drawing/2016/5/14/chartex" xmlns:mc="http://schemas.openxmlformats.org/markup-compatibility/2006" xmlns:aink="http://schemas.microsoft.com/office/drawing/2016/ink" xmlns:am3d="http://schemas.microsoft.com/office/drawing/2017/model3d" xmlns:o="urn:schemas-microsoft-com:office:office" xmlns:oel="http://schemas.microsoft.com/office/2019/extlst" xmlns:r="http://schemas.openxmlformats.org/officeDocument/2006/relationships" xmlns:m="http://schemas.openxmlformats.org/officeDocument/2006/math" xmlns:v="urn:schemas-microsoft-com:vml" xmlns:wp14="http://schemas.microsoft.com/office/word/2010/wordprocessingDrawing" xmlns:wp="http://schemas.openxmlformats.org/drawingml/2006/wordprocessingDrawing" xmlns:w10="urn:schemas-microsoft-com:office:word" xmlns:w="http://schemas.openxmlformats.org/wordprocessingml/2006/main" xmlns:w14="http://schemas.microsoft.com/office/word/2010/wordml" xmlns:w15="http://schemas.microsoft.com/office/word/2012/wordml" xmlns:w16cex="http://schemas.microsoft.com/office/word/2018/wordml/cex" xmlns:w16cid="http://schemas.microsoft.com/office/word/2016/wordml/cid" xmlns:w16="http://schemas.microsoft.com/office/word/2018/wordml" xmlns:w16du="http://schemas.microsoft.com/office/word/2023/wordml/word16du" xmlns:w16sdtdh="http://schemas.microsoft.com/office/word/2020/wordml/sdtdatahash" xmlns:w16sdtfl="http://schemas.microsoft.com/office/word/2024/wordml/sdtformatlock" xmlns:w16se="http://schemas.microsoft.com/office/word/2015/wordml/symex" xmlns:wpg="http://schemas.microsoft.com/office/word/2010/wordprocessingGroup" xmlns:wpi="http://schemas.microsoft.com/office/word/2010/wordprocessingInk" xmlns:wne="http://schemas.microsoft.com/office/word/2006/wordml" xmlns:wps="http://schemas.microsoft.com/office/word/2010/wordprocessingShape" mc:Ignorable="w14 w15 w16se w16cid w16 w16cex w16sdtdh w16sdtfl w16du wp14">
   <w:p>
     <w:pPr>
-      <w:pBdr>
-        <w:top w:val="nil"/>
-        <w:left w:val="nil"/>
-        <w:bottom w:val="nil"/>
-        <w:right w:val="nil"/>
-        <w:between w:val="nil"/>
-      </w:pBdr>
-      <w:tabs>
-        <w:tab w:val="center" w:pos="4153"/>
-        <w:tab w:val="right" w:pos="8306"/>
-      </w:tabs>
       <w:jc w:val="center"/>
       <w:rPr>
-        <w:color w:val="000000"/>
         <w:sz w:val="20"/>
         <w:szCs w:val="20"/>
       </w:rPr>
     </w:pPr>
     <w:r>
       <w:rPr>
-        <w:color w:val="000000"/>
         <w:sz w:val="20"/>
         <w:szCs w:val="20"/>
       </w:rPr>
@@ -4152,15 +4141,13 @@
     </w:r>
     <w:r>
       <w:rPr>
-        <w:color w:val="000000"/>
         <w:sz w:val="20"/>
         <w:szCs w:val="20"/>
       </w:rPr>
-      <w:instrText>PAGE</w:instrText>
+      <w:instrText xml:space="preserve"> PAGE </w:instrText>
     </w:r>
     <w:r>
       <w:rPr>
-        <w:color w:val="000000"/>
         <w:sz w:val="20"/>
         <w:szCs w:val="20"/>
       </w:rPr>
@@ -4168,32 +4155,19 @@
     </w:r>
     <w:r>
       <w:rPr>
-        <w:color w:val="000000"/>
+        <w:noProof/>
+        <w:sz w:val="20"/>
+        <w:szCs w:val="20"/>
+      </w:rPr>
+      <w:t>1</w:t>
+    </w:r>
+    <w:r>
+      <w:rPr>
         <w:sz w:val="20"/>
         <w:szCs w:val="20"/>
       </w:rPr>
       <w:fldChar w:fldCharType="end"/>
     </w:r>
-  </w:p>
-  <w:p>
-    <w:pPr>
-      <w:pBdr>
-        <w:top w:val="nil"/>
-        <w:left w:val="nil"/>
-        <w:bottom w:val="nil"/>
-        <w:right w:val="nil"/>
-        <w:between w:val="nil"/>
-      </w:pBdr>
-      <w:tabs>
-        <w:tab w:val="center" w:pos="4153"/>
-        <w:tab w:val="right" w:pos="8306"/>
-      </w:tabs>
-      <w:rPr>
-        <w:color w:val="000000"/>
-        <w:sz w:val="20"/>
-        <w:szCs w:val="20"/>
-      </w:rPr>
-    </w:pPr>
   </w:p>
 </w:ftr>
 </file>
@@ -4202,27 +4176,14 @@
 <w:ftr xmlns:wpc="http://schemas.microsoft.com/office/word/2010/wordprocessingCanvas" xmlns:cx="http://schemas.microsoft.com/office/drawing/2014/chartex" xmlns:cx1="http://schemas.microsoft.com/office/drawing/2015/9/8/chartex" xmlns:cx2="http://schemas.microsoft.com/office/drawing/2015/10/21/chartex" xmlns:cx3="http://schemas.microsoft.com/office/drawing/2016/5/9/chartex" xmlns:cx4="http://schemas.microsoft.com/office/drawing/2016/5/10/chartex" xmlns:cx5="http://schemas.microsoft.com/office/drawing/2016/5/11/chartex" xmlns:cx6="http://schemas.microsoft.com/office/drawing/2016/5/12/chartex" xmlns:cx7="http://schemas.microsoft.com/office/drawing/2016/5/13/chartex" xmlns:cx8="http://schemas.microsoft.com/office/drawing/2016/5/14/chartex" xmlns:mc="http://schemas.openxmlformats.org/markup-compatibility/2006" xmlns:aink="http://schemas.microsoft.com/office/drawing/2016/ink" xmlns:am3d="http://schemas.microsoft.com/office/drawing/2017/model3d" xmlns:o="urn:schemas-microsoft-com:office:office" xmlns:oel="http://schemas.microsoft.com/office/2019/extlst" xmlns:r="http://schemas.openxmlformats.org/officeDocument/2006/relationships" xmlns:m="http://schemas.openxmlformats.org/officeDocument/2006/math" xmlns:v="urn:schemas-microsoft-com:vml" xmlns:wp14="http://schemas.microsoft.com/office/word/2010/wordprocessingDrawing" xmlns:wp="http://schemas.openxmlformats.org/drawingml/2006/wordprocessingDrawing" xmlns:w10="urn:schemas-microsoft-com:office:word" xmlns:w="http://schemas.openxmlformats.org/wordprocessingml/2006/main" xmlns:w14="http://schemas.microsoft.com/office/word/2010/wordml" xmlns:w15="http://schemas.microsoft.com/office/word/2012/wordml" xmlns:w16cex="http://schemas.microsoft.com/office/word/2018/wordml/cex" xmlns:w16cid="http://schemas.microsoft.com/office/word/2016/wordml/cid" xmlns:w16="http://schemas.microsoft.com/office/word/2018/wordml" xmlns:w16du="http://schemas.microsoft.com/office/word/2023/wordml/word16du" xmlns:w16sdtdh="http://schemas.microsoft.com/office/word/2020/wordml/sdtdatahash" xmlns:w16sdtfl="http://schemas.microsoft.com/office/word/2024/wordml/sdtformatlock" xmlns:w16se="http://schemas.microsoft.com/office/word/2015/wordml/symex" xmlns:wpg="http://schemas.microsoft.com/office/word/2010/wordprocessingGroup" xmlns:wpi="http://schemas.microsoft.com/office/word/2010/wordprocessingInk" xmlns:wne="http://schemas.microsoft.com/office/word/2006/wordml" xmlns:wps="http://schemas.microsoft.com/office/word/2010/wordprocessingShape" mc:Ignorable="w14 w15 w16se w16cid w16 w16cex w16sdtdh w16sdtfl w16du wp14">
   <w:p>
     <w:pPr>
-      <w:pBdr>
-        <w:top w:val="nil"/>
-        <w:left w:val="nil"/>
-        <w:bottom w:val="nil"/>
-        <w:right w:val="nil"/>
-        <w:between w:val="nil"/>
-      </w:pBdr>
-      <w:tabs>
-        <w:tab w:val="center" w:pos="4153"/>
-        <w:tab w:val="right" w:pos="8306"/>
-      </w:tabs>
       <w:jc w:val="center"/>
       <w:rPr>
-        <w:color w:val="000000"/>
         <w:sz w:val="20"/>
         <w:szCs w:val="20"/>
       </w:rPr>
     </w:pPr>
     <w:r>
       <w:rPr>
-        <w:color w:val="000000"/>
         <w:sz w:val="20"/>
         <w:szCs w:val="20"/>
       </w:rPr>
@@ -4230,15 +4191,13 @@
     </w:r>
     <w:r>
       <w:rPr>
-        <w:color w:val="000000"/>
         <w:sz w:val="20"/>
         <w:szCs w:val="20"/>
       </w:rPr>
-      <w:instrText>PAGE</w:instrText>
+      <w:instrText xml:space="preserve"> PAGE </w:instrText>
     </w:r>
     <w:r>
       <w:rPr>
-        <w:color w:val="000000"/>
         <w:sz w:val="20"/>
         <w:szCs w:val="20"/>
       </w:rPr>
@@ -4247,7 +4206,6 @@
     <w:r>
       <w:rPr>
         <w:noProof/>
-        <w:color w:val="000000"/>
         <w:sz w:val="20"/>
         <w:szCs w:val="20"/>
       </w:rPr>
@@ -4255,39 +4213,10 @@
     </w:r>
     <w:r>
       <w:rPr>
-        <w:color w:val="000000"/>
         <w:sz w:val="20"/>
         <w:szCs w:val="20"/>
       </w:rPr>
       <w:fldChar w:fldCharType="end"/>
-    </w:r>
-  </w:p>
-  <w:p>
-    <w:pPr>
-      <w:pBdr>
-        <w:top w:val="nil"/>
-        <w:left w:val="nil"/>
-        <w:bottom w:val="nil"/>
-        <w:right w:val="nil"/>
-        <w:between w:val="nil"/>
-      </w:pBdr>
-      <w:tabs>
-        <w:tab w:val="center" w:pos="4153"/>
-        <w:tab w:val="right" w:pos="8306"/>
-      </w:tabs>
-      <w:rPr>
-        <w:color w:val="000000"/>
-        <w:sz w:val="20"/>
-        <w:szCs w:val="20"/>
-      </w:rPr>
-    </w:pPr>
-    <w:r>
-      <w:rPr>
-        <w:color w:val="000000"/>
-        <w:sz w:val="20"/>
-        <w:szCs w:val="20"/>
-      </w:rPr>
-      <w:t>USPACE TECH CO. LTD. 2024.02</w:t>
     </w:r>
   </w:p>
 </w:ftr>
@@ -4316,60 +4245,23 @@
 <w:hdr xmlns:wpc="http://schemas.microsoft.com/office/word/2010/wordprocessingCanvas" xmlns:cx="http://schemas.microsoft.com/office/drawing/2014/chartex" xmlns:cx1="http://schemas.microsoft.com/office/drawing/2015/9/8/chartex" xmlns:cx2="http://schemas.microsoft.com/office/drawing/2015/10/21/chartex" xmlns:cx3="http://schemas.microsoft.com/office/drawing/2016/5/9/chartex" xmlns:cx4="http://schemas.microsoft.com/office/drawing/2016/5/10/chartex" xmlns:cx5="http://schemas.microsoft.com/office/drawing/2016/5/11/chartex" xmlns:cx6="http://schemas.microsoft.com/office/drawing/2016/5/12/chartex" xmlns:cx7="http://schemas.microsoft.com/office/drawing/2016/5/13/chartex" xmlns:cx8="http://schemas.microsoft.com/office/drawing/2016/5/14/chartex" xmlns:mc="http://schemas.openxmlformats.org/markup-compatibility/2006" xmlns:aink="http://schemas.microsoft.com/office/drawing/2016/ink" xmlns:am3d="http://schemas.microsoft.com/office/drawing/2017/model3d" xmlns:o="urn:schemas-microsoft-com:office:office" xmlns:oel="http://schemas.microsoft.com/office/2019/extlst" xmlns:r="http://schemas.openxmlformats.org/officeDocument/2006/relationships" xmlns:m="http://schemas.openxmlformats.org/officeDocument/2006/math" xmlns:v="urn:schemas-microsoft-com:vml" xmlns:wp14="http://schemas.microsoft.com/office/word/2010/wordprocessingDrawing" xmlns:wp="http://schemas.openxmlformats.org/drawingml/2006/wordprocessingDrawing" xmlns:w10="urn:schemas-microsoft-com:office:word" xmlns:w="http://schemas.openxmlformats.org/wordprocessingml/2006/main" xmlns:w14="http://schemas.microsoft.com/office/word/2010/wordml" xmlns:w15="http://schemas.microsoft.com/office/word/2012/wordml" xmlns:w16cex="http://schemas.microsoft.com/office/word/2018/wordml/cex" xmlns:w16cid="http://schemas.microsoft.com/office/word/2016/wordml/cid" xmlns:w16="http://schemas.microsoft.com/office/word/2018/wordml" xmlns:w16du="http://schemas.microsoft.com/office/word/2023/wordml/word16du" xmlns:w16sdtdh="http://schemas.microsoft.com/office/word/2020/wordml/sdtdatahash" xmlns:w16sdtfl="http://schemas.microsoft.com/office/word/2024/wordml/sdtformatlock" xmlns:w16se="http://schemas.microsoft.com/office/word/2015/wordml/symex" xmlns:wpg="http://schemas.microsoft.com/office/word/2010/wordprocessingGroup" xmlns:wpi="http://schemas.microsoft.com/office/word/2010/wordprocessingInk" xmlns:wne="http://schemas.microsoft.com/office/word/2006/wordml" xmlns:wps="http://schemas.microsoft.com/office/word/2010/wordprocessingShape" mc:Ignorable="w14 w15 w16se w16cid w16 w16cex w16sdtdh w16sdtfl w16du wp14">
   <w:p>
     <w:pPr>
-      <w:pBdr>
-        <w:top w:val="nil"/>
-        <w:left w:val="nil"/>
-        <w:bottom w:val="nil"/>
-        <w:right w:val="nil"/>
-        <w:between w:val="nil"/>
-      </w:pBdr>
-      <w:tabs>
-        <w:tab w:val="center" w:pos="4153"/>
-        <w:tab w:val="right" w:pos="8306"/>
-      </w:tabs>
-      <w:rPr>
-        <w:color w:val="000000"/>
-        <w:sz w:val="20"/>
-        <w:szCs w:val="20"/>
-      </w:rPr>
+      <w:rPr/>
     </w:pPr>
-    <w:r>
-      <w:rPr>
-        <w:color w:val="000000"/>
-        <w:sz w:val="20"/>
-        <w:szCs w:val="20"/>
-      </w:rPr>
-      <w:pict w14:anchorId="38B549EC">
-        <v:shapetype id="_x0000_t75" coordsize="21600,21600" o:spt="75" o:preferrelative="t" path="m@4@5l@4@11@9@11@9@5xe" filled="f" stroked="f">
-          <v:stroke joinstyle="miter"/>
-          <v:formulas>
-            <v:f eqn="if lineDrawn pixelLineWidth 0"/>
-            <v:f eqn="sum @0 1 0"/>
-            <v:f eqn="sum 0 0 @1"/>
-            <v:f eqn="prod @2 1 2"/>
-            <v:f eqn="prod @3 21600 pixelWidth"/>
-            <v:f eqn="prod @3 21600 pixelHeight"/>
-            <v:f eqn="sum @0 0 1"/>
-            <v:f eqn="prod @6 1 2"/>
-            <v:f eqn="prod @7 21600 pixelWidth"/>
-            <v:f eqn="sum @8 21600 0"/>
-            <v:f eqn="prod @7 21600 pixelHeight"/>
-            <v:f eqn="sum @10 21600 0"/>
-          </v:formulas>
-          <v:path o:extrusionok="f" gradientshapeok="t" o:connecttype="rect"/>
-          <o:lock v:ext="edit" aspectratio="t"/>
-        </v:shapetype>
-        <v:shape id="WordPictureWatermark1" o:spid="_x0000_s1025" type="#_x0000_t75" alt="" style="position:absolute;margin-left:0;margin-top:0;width:522.7pt;height:377.65pt;z-index:-251657216;mso-position-horizontal:center;mso-position-horizontal-relative:margin;mso-position-vertical:center;mso-position-vertical-relative:margin">
-          <v:imagedata r:id="rId1" o:title="image1" gain="19661f" blacklevel="22938f"/>
-          <w10:wrap anchorx="margin" anchory="margin"/>
-        </v:shape>
-      </w:pict>
-    </w:r>
   </w:p>
 </w:hdr>
 </file>
 
 <file path=word/header2.xml><?xml version="1.0" encoding="utf-8"?>
+<w:hdr xmlns:wpc="http://schemas.microsoft.com/office/word/2010/wordprocessingCanvas" xmlns:cx="http://schemas.microsoft.com/office/drawing/2014/chartex" xmlns:cx1="http://schemas.microsoft.com/office/drawing/2015/9/8/chartex" xmlns:cx2="http://schemas.microsoft.com/office/drawing/2015/10/21/chartex" xmlns:cx3="http://schemas.microsoft.com/office/drawing/2016/5/9/chartex" xmlns:cx4="http://schemas.microsoft.com/office/drawing/2016/5/10/chartex" xmlns:cx5="http://schemas.microsoft.com/office/drawing/2016/5/11/chartex" xmlns:cx6="http://schemas.microsoft.com/office/drawing/2016/5/12/chartex" xmlns:cx7="http://schemas.microsoft.com/office/drawing/2016/5/13/chartex" xmlns:cx8="http://schemas.microsoft.com/office/drawing/2016/5/14/chartex" xmlns:mc="http://schemas.openxmlformats.org/markup-compatibility/2006" xmlns:aink="http://schemas.microsoft.com/office/drawing/2016/ink" xmlns:am3d="http://schemas.microsoft.com/office/drawing/2017/model3d" xmlns:o="urn:schemas-microsoft-com:office:office" xmlns:oel="http://schemas.microsoft.com/office/2019/extlst" xmlns:r="http://schemas.openxmlformats.org/officeDocument/2006/relationships" xmlns:m="http://schemas.openxmlformats.org/officeDocument/2006/math" xmlns:v="urn:schemas-microsoft-com:vml" xmlns:wp14="http://schemas.microsoft.com/office/word/2010/wordprocessingDrawing" xmlns:wp="http://schemas.openxmlformats.org/drawingml/2006/wordprocessingDrawing" xmlns:w10="urn:schemas-microsoft-com:office:word" xmlns:w="http://schemas.openxmlformats.org/wordprocessingml/2006/main" xmlns:w14="http://schemas.microsoft.com/office/word/2010/wordml" xmlns:w15="http://schemas.microsoft.com/office/word/2012/wordml" xmlns:w16cex="http://schemas.microsoft.com/office/word/2018/wordml/cex" xmlns:w16cid="http://schemas.microsoft.com/office/word/2016/wordml/cid" xmlns:w16="http://schemas.microsoft.com/office/word/2018/wordml" xmlns:w16du="http://schemas.microsoft.com/office/word/2023/wordml/word16du" xmlns:w16sdtdh="http://schemas.microsoft.com/office/word/2020/wordml/sdtdatahash" xmlns:w16sdtfl="http://schemas.microsoft.com/office/word/2024/wordml/sdtformatlock" xmlns:w16se="http://schemas.microsoft.com/office/word/2015/wordml/symex" xmlns:wpg="http://schemas.microsoft.com/office/word/2010/wordprocessingGroup" xmlns:wpi="http://schemas.microsoft.com/office/word/2010/wordprocessingInk" xmlns:wne="http://schemas.microsoft.com/office/word/2006/wordml" xmlns:wps="http://schemas.microsoft.com/office/word/2010/wordprocessingShape" mc:Ignorable="w14 w15 w16se w16cid w16 w16cex w16sdtdh w16sdtfl w16du wp14">
+  <w:p>
+    <w:pPr>
+      <w:rPr/>
+    </w:pPr>
+  </w:p>
+</w:hdr>
+</file>
+
+<file path=word/header3.xml><?xml version="1.0" encoding="utf-8"?>
 <w:hdr xmlns:wpc="http://schemas.microsoft.com/office/word/2010/wordprocessingCanvas" xmlns:cx="http://schemas.microsoft.com/office/drawing/2014/chartex" xmlns:cx1="http://schemas.microsoft.com/office/drawing/2015/9/8/chartex" xmlns:cx2="http://schemas.microsoft.com/office/drawing/2015/10/21/chartex" xmlns:cx3="http://schemas.microsoft.com/office/drawing/2016/5/9/chartex" xmlns:cx4="http://schemas.microsoft.com/office/drawing/2016/5/10/chartex" xmlns:cx5="http://schemas.microsoft.com/office/drawing/2016/5/11/chartex" xmlns:cx6="http://schemas.microsoft.com/office/drawing/2016/5/12/chartex" xmlns:cx7="http://schemas.microsoft.com/office/drawing/2016/5/13/chartex" xmlns:cx8="http://schemas.microsoft.com/office/drawing/2016/5/14/chartex" xmlns:mc="http://schemas.openxmlformats.org/markup-compatibility/2006" xmlns:aink="http://schemas.microsoft.com/office/drawing/2016/ink" xmlns:am3d="http://schemas.microsoft.com/office/drawing/2017/model3d" xmlns:o="urn:schemas-microsoft-com:office:office" xmlns:oel="http://schemas.microsoft.com/office/2019/extlst" xmlns:r="http://schemas.openxmlformats.org/officeDocument/2006/relationships" xmlns:m="http://schemas.openxmlformats.org/officeDocument/2006/math" xmlns:v="urn:schemas-microsoft-com:vml" xmlns:wp14="http://schemas.microsoft.com/office/word/2010/wordprocessingDrawing" xmlns:wp="http://schemas.openxmlformats.org/drawingml/2006/wordprocessingDrawing" xmlns:w10="urn:schemas-microsoft-com:office:word" xmlns:w="http://schemas.openxmlformats.org/wordprocessingml/2006/main" xmlns:w14="http://schemas.microsoft.com/office/word/2010/wordml" xmlns:w15="http://schemas.microsoft.com/office/word/2012/wordml" xmlns:w16cex="http://schemas.microsoft.com/office/word/2018/wordml/cex" xmlns:w16cid="http://schemas.microsoft.com/office/word/2016/wordml/cid" xmlns:w16="http://schemas.microsoft.com/office/word/2018/wordml" xmlns:w16du="http://schemas.microsoft.com/office/word/2023/wordml/word16du" xmlns:w16sdtdh="http://schemas.microsoft.com/office/word/2020/wordml/sdtdatahash" xmlns:w16sdtfl="http://schemas.microsoft.com/office/word/2024/wordml/sdtformatlock" xmlns:w16se="http://schemas.microsoft.com/office/word/2015/wordml/symex" xmlns:wpg="http://schemas.microsoft.com/office/word/2010/wordprocessingGroup" xmlns:wpi="http://schemas.microsoft.com/office/word/2010/wordprocessingInk" xmlns:wne="http://schemas.microsoft.com/office/word/2006/wordml" xmlns:wps="http://schemas.microsoft.com/office/word/2010/wordprocessingShape" mc:Ignorable="w14 w15 w16se w16cid w16 w16cex w16sdtdh w16sdtfl w16du wp14">
   <w:p>
     <w:pPr>
@@ -4487,7 +4379,7 @@
               <w:sz w:val="20"/>
               <w:szCs w:val="20"/>
             </w:rPr>
-            <w:t>分潤稅前/手續費外加</w:t>
+            <w:t>分潤稅前/手續費內含</w:t>
           </w:r>
         </w:p>
       </w:tc>
@@ -4672,63 +4564,6 @@
         </v:shapetype>
         <v:shape id="WordPictureWatermark2" o:spid="_x0000_s1027" type="#_x0000_t75" alt="" style="position:absolute;margin-left:0;margin-top:0;width:522.7pt;height:377.65pt;z-index:-251659264;mso-position-horizontal:center;mso-position-horizontal-relative:margin;mso-position-vertical:center;mso-position-vertical-relative:margin">
           <v:imagedata r:id="rId2" o:title="image1" gain="19661f" blacklevel="22938f"/>
-          <w10:wrap anchorx="margin" anchory="margin"/>
-        </v:shape>
-      </w:pict>
-    </w:r>
-  </w:p>
-</w:hdr>
-</file>
-
-<file path=word/header3.xml><?xml version="1.0" encoding="utf-8"?>
-<w:hdr xmlns:wpc="http://schemas.microsoft.com/office/word/2010/wordprocessingCanvas" xmlns:cx="http://schemas.microsoft.com/office/drawing/2014/chartex" xmlns:cx1="http://schemas.microsoft.com/office/drawing/2015/9/8/chartex" xmlns:cx2="http://schemas.microsoft.com/office/drawing/2015/10/21/chartex" xmlns:cx3="http://schemas.microsoft.com/office/drawing/2016/5/9/chartex" xmlns:cx4="http://schemas.microsoft.com/office/drawing/2016/5/10/chartex" xmlns:cx5="http://schemas.microsoft.com/office/drawing/2016/5/11/chartex" xmlns:cx6="http://schemas.microsoft.com/office/drawing/2016/5/12/chartex" xmlns:cx7="http://schemas.microsoft.com/office/drawing/2016/5/13/chartex" xmlns:cx8="http://schemas.microsoft.com/office/drawing/2016/5/14/chartex" xmlns:mc="http://schemas.openxmlformats.org/markup-compatibility/2006" xmlns:aink="http://schemas.microsoft.com/office/drawing/2016/ink" xmlns:am3d="http://schemas.microsoft.com/office/drawing/2017/model3d" xmlns:o="urn:schemas-microsoft-com:office:office" xmlns:oel="http://schemas.microsoft.com/office/2019/extlst" xmlns:r="http://schemas.openxmlformats.org/officeDocument/2006/relationships" xmlns:m="http://schemas.openxmlformats.org/officeDocument/2006/math" xmlns:v="urn:schemas-microsoft-com:vml" xmlns:wp14="http://schemas.microsoft.com/office/word/2010/wordprocessingDrawing" xmlns:wp="http://schemas.openxmlformats.org/drawingml/2006/wordprocessingDrawing" xmlns:w10="urn:schemas-microsoft-com:office:word" xmlns:w="http://schemas.openxmlformats.org/wordprocessingml/2006/main" xmlns:w14="http://schemas.microsoft.com/office/word/2010/wordml" xmlns:w15="http://schemas.microsoft.com/office/word/2012/wordml" xmlns:w16cex="http://schemas.microsoft.com/office/word/2018/wordml/cex" xmlns:w16cid="http://schemas.microsoft.com/office/word/2016/wordml/cid" xmlns:w16="http://schemas.microsoft.com/office/word/2018/wordml" xmlns:w16du="http://schemas.microsoft.com/office/word/2023/wordml/word16du" xmlns:w16sdtdh="http://schemas.microsoft.com/office/word/2020/wordml/sdtdatahash" xmlns:w16sdtfl="http://schemas.microsoft.com/office/word/2024/wordml/sdtformatlock" xmlns:w16se="http://schemas.microsoft.com/office/word/2015/wordml/symex" xmlns:wpg="http://schemas.microsoft.com/office/word/2010/wordprocessingGroup" xmlns:wpi="http://schemas.microsoft.com/office/word/2010/wordprocessingInk" xmlns:wne="http://schemas.microsoft.com/office/word/2006/wordml" xmlns:wps="http://schemas.microsoft.com/office/word/2010/wordprocessingShape" mc:Ignorable="w14 w15 w16se w16cid w16 w16cex w16sdtdh w16sdtfl w16du wp14">
-  <w:p>
-    <w:pPr>
-      <w:pBdr>
-        <w:top w:val="nil"/>
-        <w:left w:val="nil"/>
-        <w:bottom w:val="nil"/>
-        <w:right w:val="nil"/>
-        <w:between w:val="nil"/>
-      </w:pBdr>
-      <w:tabs>
-        <w:tab w:val="center" w:pos="4153"/>
-        <w:tab w:val="right" w:pos="8306"/>
-      </w:tabs>
-      <w:rPr>
-        <w:color w:val="000000"/>
-        <w:sz w:val="20"/>
-        <w:szCs w:val="20"/>
-      </w:rPr>
-    </w:pPr>
-    <w:r>
-      <w:rPr>
-        <w:color w:val="000000"/>
-        <w:sz w:val="20"/>
-        <w:szCs w:val="20"/>
-      </w:rPr>
-      <w:pict w14:anchorId="4380D5EF">
-        <v:shapetype id="_x0000_t75" coordsize="21600,21600" o:spt="75" o:preferrelative="t" path="m@4@5l@4@11@9@11@9@5xe" filled="f" stroked="f">
-          <v:stroke joinstyle="miter"/>
-          <v:formulas>
-            <v:f eqn="if lineDrawn pixelLineWidth 0"/>
-            <v:f eqn="sum @0 1 0"/>
-            <v:f eqn="sum 0 0 @1"/>
-            <v:f eqn="prod @2 1 2"/>
-            <v:f eqn="prod @3 21600 pixelWidth"/>
-            <v:f eqn="prod @3 21600 pixelHeight"/>
-            <v:f eqn="sum @0 0 1"/>
-            <v:f eqn="prod @6 1 2"/>
-            <v:f eqn="prod @7 21600 pixelWidth"/>
-            <v:f eqn="sum @8 21600 0"/>
-            <v:f eqn="prod @7 21600 pixelHeight"/>
-            <v:f eqn="sum @10 21600 0"/>
-          </v:formulas>
-          <v:path o:extrusionok="f" gradientshapeok="t" o:connecttype="rect"/>
-          <o:lock v:ext="edit" aspectratio="t"/>
-        </v:shapetype>
-        <v:shape id="WordPictureWatermark3" o:spid="_x0000_s1026" type="#_x0000_t75" alt="" style="position:absolute;margin-left:0;margin-top:0;width:522.7pt;height:377.65pt;z-index:-251658240;mso-position-horizontal:center;mso-position-horizontal-relative:margin;mso-position-vertical:center;mso-position-vertical-relative:margin">
-          <v:imagedata r:id="rId1" o:title="image1" gain="19661f" blacklevel="22938f"/>
           <w10:wrap anchorx="margin" anchory="margin"/>
         </v:shape>
       </w:pict>

--- a/自動產生合約範本/template_rent_uspace.docx
+++ b/自動產生合約範本/template_rent_uspace.docx
@@ -4325,7 +4325,7 @@
               <w:sz w:val="20"/>
               <w:szCs w:val="20"/>
             </w:rPr>
-            <w:t>負責業務：</w:t>
+            <w:t xml:space="preserve">負責業務：{{ sales }}</w:t>
           </w:r>
         </w:p>
       </w:tc>
@@ -4352,7 +4352,7 @@
               <w:sz w:val="20"/>
               <w:szCs w:val="20"/>
             </w:rPr>
-            <w:t>建物編號：</w:t>
+            <w:t xml:space="preserve">建物編號：{{ building_id }}</w:t>
           </w:r>
         </w:p>
       </w:tc>
@@ -4379,7 +4379,7 @@
               <w:sz w:val="20"/>
               <w:szCs w:val="20"/>
             </w:rPr>
-            <w:t>分潤稅前/手續費內含</w:t>
+            <w:t>{{ contract_tax_label }}</w:t>
           </w:r>
         </w:p>
       </w:tc>
@@ -4408,7 +4408,7 @@
               <w:sz w:val="20"/>
               <w:szCs w:val="20"/>
             </w:rPr>
-            <w:t>建物名稱：</w:t>
+            <w:t xml:space="preserve">建物名稱：{{ building_name }}</w:t>
           </w:r>
         </w:p>
       </w:tc>
@@ -4435,7 +4435,7 @@
               <w:sz w:val="20"/>
               <w:szCs w:val="20"/>
             </w:rPr>
-            <w:t>建物綁定電話：</w:t>
+            <w:t xml:space="preserve">建物綁定電話：{{ building_phone }}</w:t>
           </w:r>
         </w:p>
       </w:tc>
@@ -4462,7 +4462,7 @@
               <w:sz w:val="20"/>
               <w:szCs w:val="20"/>
             </w:rPr>
-            <w:t>所得代號：</w:t>
+            <w:t xml:space="preserve">所得代號：{{ income_code }}</w:t>
           </w:r>
         </w:p>
       </w:tc>

--- a/自動產生合約範本/template_rent_uspace.docx
+++ b/自動產生合約範本/template_rent_uspace.docx
@@ -979,7 +979,7 @@
               <w:rFonts w:ascii="Segoe UI Symbol" w:eastAsia="Microsoft YaHei UI" w:hAnsi="Segoe UI Symbol" w:cs="Segoe UI Symbol"/>
               <w:color w:val="000000"/>
             </w:rPr>
-            <w:t>☐</w:t>
+            <w:t>{{ '☑' if income_code == '空地租賃(51L)' else '☐' }}</w:t>
           </w:r>
         </w:sdtContent>
       </w:sdt>
@@ -1015,7 +1015,7 @@
               <w:rFonts w:ascii="Segoe UI Symbol" w:eastAsia="Microsoft YaHei UI" w:hAnsi="Segoe UI Symbol" w:cs="Segoe UI Symbol"/>
               <w:color w:val="000000"/>
             </w:rPr>
-            <w:t>☐</w:t>
+            <w:t>{{ '☑' if income_code == '建物租賃(51J)' else '☐' }}</w:t>
           </w:r>
         </w:sdtContent>
       </w:sdt>
@@ -1109,7 +1109,7 @@
                   <w:rFonts w:ascii="Segoe UI Symbol" w:eastAsia="Microsoft YaHei UI" w:hAnsi="Segoe UI Symbol" w:cs="Segoe UI Symbol"/>
                   <w:color w:val="000000"/>
                 </w:rPr>
-                <w:t>☐</w:t>
+                <w:t>{{ '☑' if income_code == '00發票' else '☐' }}</w:t>
               </w:r>
             </w:sdtContent>
           </w:sdt>
@@ -1183,7 +1183,7 @@
               <w:rFonts w:ascii="Segoe UI Symbol" w:eastAsia="Microsoft YaHei UI" w:hAnsi="Segoe UI Symbol" w:cs="Segoe UI Symbol"/>
               <w:color w:val="000000"/>
             </w:rPr>
-            <w:t>☐</w:t>
+            <w:t>{{ '☑' if income_code == '空地租賃(51L)' else '☐' }}</w:t>
           </w:r>
         </w:sdtContent>
       </w:sdt>
@@ -1219,7 +1219,7 @@
               <w:rFonts w:ascii="Segoe UI Symbol" w:eastAsia="Microsoft YaHei UI" w:hAnsi="Segoe UI Symbol" w:cs="Segoe UI Symbol"/>
               <w:color w:val="000000"/>
             </w:rPr>
-            <w:t>☐</w:t>
+            <w:t>{{ '☑' if income_code == '建物租賃(51J)' else '☐' }}</w:t>
           </w:r>
         </w:sdtContent>
       </w:sdt>
@@ -1255,7 +1255,7 @@
               <w:rFonts w:ascii="Segoe UI Symbol" w:eastAsia="Microsoft YaHei UI" w:hAnsi="Segoe UI Symbol" w:cs="Segoe UI Symbol"/>
               <w:color w:val="000000"/>
             </w:rPr>
-            <w:t>☐</w:t>
+            <w:t>{{ '☑' if income_code == '00發票' else '☐' }}</w:t>
           </w:r>
         </w:sdtContent>
       </w:sdt>

--- a/自動產生合約範本/template_rent_uspace.docx
+++ b/自動產生合約範本/template_rent_uspace.docx
@@ -979,7 +979,7 @@
               <w:rFonts w:ascii="Segoe UI Symbol" w:eastAsia="Microsoft YaHei UI" w:hAnsi="Segoe UI Symbol" w:cs="Segoe UI Symbol"/>
               <w:color w:val="000000"/>
             </w:rPr>
-            <w:t>{{ '☑' if income_code == '空地租賃(51L)' else '☐' }}</w:t>
+            <w:t>{{ '☑' if ic_personal_51L else '☐' }}</w:t>
           </w:r>
         </w:sdtContent>
       </w:sdt>
@@ -1015,7 +1015,7 @@
               <w:rFonts w:ascii="Segoe UI Symbol" w:eastAsia="Microsoft YaHei UI" w:hAnsi="Segoe UI Symbol" w:cs="Segoe UI Symbol"/>
               <w:color w:val="000000"/>
             </w:rPr>
-            <w:t>{{ '☑' if income_code == '建物租賃(51J)' else '☐' }}</w:t>
+            <w:t>{{ '☑' if ic_personal_51J else '☐' }}</w:t>
           </w:r>
         </w:sdtContent>
       </w:sdt>
@@ -1109,7 +1109,7 @@
                   <w:rFonts w:ascii="Segoe UI Symbol" w:eastAsia="Microsoft YaHei UI" w:hAnsi="Segoe UI Symbol" w:cs="Segoe UI Symbol"/>
                   <w:color w:val="000000"/>
                 </w:rPr>
-                <w:t>{{ '☑' if income_code == '00發票' else '☐' }}</w:t>
+                <w:t>{{ '☑' if ic_corp_00 else '☐' }}</w:t>
               </w:r>
             </w:sdtContent>
           </w:sdt>
@@ -1183,7 +1183,7 @@
               <w:rFonts w:ascii="Segoe UI Symbol" w:eastAsia="Microsoft YaHei UI" w:hAnsi="Segoe UI Symbol" w:cs="Segoe UI Symbol"/>
               <w:color w:val="000000"/>
             </w:rPr>
-            <w:t>{{ '☑' if income_code == '空地租賃(51L)' else '☐' }}</w:t>
+            <w:t>{{ '☑' if ic_committee_51L else '☐' }}</w:t>
           </w:r>
         </w:sdtContent>
       </w:sdt>
@@ -1219,7 +1219,7 @@
               <w:rFonts w:ascii="Segoe UI Symbol" w:eastAsia="Microsoft YaHei UI" w:hAnsi="Segoe UI Symbol" w:cs="Segoe UI Symbol"/>
               <w:color w:val="000000"/>
             </w:rPr>
-            <w:t>{{ '☑' if income_code == '建物租賃(51J)' else '☐' }}</w:t>
+            <w:t>{{ '☑' if ic_committee_51J else '☐' }}</w:t>
           </w:r>
         </w:sdtContent>
       </w:sdt>
@@ -1255,7 +1255,7 @@
               <w:rFonts w:ascii="Segoe UI Symbol" w:eastAsia="Microsoft YaHei UI" w:hAnsi="Segoe UI Symbol" w:cs="Segoe UI Symbol"/>
               <w:color w:val="000000"/>
             </w:rPr>
-            <w:t>{{ '☑' if income_code == '00發票' else '☐' }}</w:t>
+            <w:t>{{ '☑' if ic_committee_00 else '☐' }}</w:t>
           </w:r>
         </w:sdtContent>
       </w:sdt>

--- a/自動產生合約範本/template_rent_uspace.docx
+++ b/自動產生合約範本/template_rent_uspace.docx
@@ -16,1349 +16,6 @@
           <w:szCs w:val="20"/>
         </w:rPr>
       </w:pPr>
-      <w:r>
-        <w:rPr>
-          <w:rFonts w:ascii="Microsoft YaHei UI" w:eastAsia="Microsoft YaHei UI" w:hAnsi="Microsoft YaHei UI"/>
-          <w:noProof/>
-        </w:rPr>
-        <mc:AlternateContent>
-          <mc:Choice Requires="wps">
-            <w:drawing>
-              <wp:anchor distT="0" distB="0" distL="114300" distR="114300" simplePos="0" relativeHeight="251658240" behindDoc="0" locked="0" layoutInCell="1" hidden="0" allowOverlap="1" wp14:anchorId="51DF8F57" wp14:editId="088AE9B4">
-                <wp:simplePos x="0" y="0"/>
-                <wp:positionH relativeFrom="column">
-                  <wp:posOffset>4585778</wp:posOffset>
-                </wp:positionH>
-                <wp:positionV relativeFrom="paragraph">
-                  <wp:posOffset>-85985</wp:posOffset>
-                </wp:positionV>
-                <wp:extent cx="2127038" cy="289984"/>
-                <wp:effectExtent l="0" t="0" r="0" b="0"/>
-                <wp:wrapNone/>
-                <wp:docPr id="1" name="矩形 1"/>
-                <wp:cNvGraphicFramePr/>
-                <a:graphic xmlns:a="http://schemas.openxmlformats.org/drawingml/2006/main">
-                  <a:graphicData uri="http://schemas.microsoft.com/office/word/2010/wordprocessingShape">
-                    <wps:wsp>
-                      <wps:cNvSpPr/>
-                      <wps:spPr>
-                        <a:xfrm>
-                          <a:off x="4287244" y="3639771"/>
-                          <a:ext cx="2117513" cy="280459"/>
-                        </a:xfrm>
-                        <a:prstGeom prst="rect">
-                          <a:avLst/>
-                        </a:prstGeom>
-                        <a:solidFill>
-                          <a:schemeClr val="lt1"/>
-                        </a:solidFill>
-                        <a:ln w="9525" cap="flat" cmpd="sng">
-                          <a:solidFill>
-                            <a:srgbClr val="000000"/>
-                          </a:solidFill>
-                          <a:prstDash val="solid"/>
-                          <a:round/>
-                          <a:headEnd type="none" w="sm" len="sm"/>
-                          <a:tailEnd type="none" w="sm" len="sm"/>
-                        </a:ln>
-                      </wps:spPr>
-                      <wps:txbx>
-                        <w:txbxContent>
-                          <w:p>
-                            <w:pPr>
-                              <w:textDirection w:val="btLr"/>
-                            </w:pPr>
-                            <w:r>
-                              <w:rPr>
-                                <w:rFonts w:eastAsia="Cambria"/>
-                                <w:color w:val="000000"/>
-                              </w:rPr>
-                              <w:t>合約編號：</w:t>
-                            </w:r>
-                          </w:p>
-                        </w:txbxContent>
-                      </wps:txbx>
-                      <wps:bodyPr spcFirstLastPara="1" wrap="square" lIns="91425" tIns="45700" rIns="91425" bIns="45700" anchor="t" anchorCtr="0">
-                        <a:noAutofit/>
-                      </wps:bodyPr>
-                    </wps:wsp>
-                  </a:graphicData>
-                </a:graphic>
-              </wp:anchor>
-            </w:drawing>
-          </mc:Choice>
-          <mc:Fallback>
-            <w:pict>
-              <v:rect w14:anchorId="51DF8F57" id="矩形 1" o:spid="_x0000_s1026" style="position:absolute;left:0;text-align:left;margin-left:361.1pt;margin-top:-6.75pt;width:167.5pt;height:22.85pt;z-index:251658240;visibility:visible;mso-wrap-style:square;mso-wrap-distance-left:9pt;mso-wrap-distance-top:0;mso-wrap-distance-right:9pt;mso-wrap-distance-bottom:0;mso-position-horizontal:absolute;mso-position-horizontal-relative:text;mso-position-vertical:absolute;mso-position-vertical-relative:text;v-text-anchor:top" o:gfxdata="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" fillcolor="white [3201]">
-                <v:stroke startarrowwidth="narrow" startarrowlength="short" endarrowwidth="narrow" endarrowlength="short" joinstyle="round"/>
-                <v:textbox inset="2.53958mm,1.2694mm,2.53958mm,1.2694mm">
-                  <w:txbxContent>
-                    <w:p>
-                      <w:pPr>
-                        <w:textDirection w:val="btLr"/>
-                      </w:pPr>
-                      <w:r>
-                        <w:rPr>
-                          <w:rFonts w:eastAsia="Cambria"/>
-                          <w:color w:val="000000"/>
-                        </w:rPr>
-                        <w:t>合約編號：</w:t>
-                      </w:r>
-                    </w:p>
-                  </w:txbxContent>
-                </v:textbox>
-              </v:rect>
-            </w:pict>
-          </mc:Fallback>
-        </mc:AlternateContent>
-      </w:r>
-    </w:p>
-    <w:p>
-      <w:pPr>
-        <w:widowControl/>
-        <w:spacing w:line="420" w:lineRule="auto"/>
-        <w:jc w:val="center"/>
-        <w:rPr>
-          <w:rFonts w:ascii="Microsoft YaHei UI" w:eastAsia="Microsoft YaHei UI" w:hAnsi="Microsoft YaHei UI" w:cs="Times New Roman"/>
-          <w:color w:val="000000"/>
-          <w:sz w:val="44"/>
-          <w:szCs w:val="44"/>
-        </w:rPr>
-      </w:pPr>
-      <w:sdt>
-        <w:sdtPr>
-          <w:rPr>
-            <w:rFonts w:ascii="Microsoft YaHei UI" w:eastAsia="Microsoft YaHei UI" w:hAnsi="Microsoft YaHei UI"/>
-          </w:rPr>
-          <w:tag w:val="goog_rdk_0"/>
-          <w:id w:val="1358973782"/>
-        </w:sdtPr>
-        <w:sdtContent>
-          <w:r>
-            <w:rPr>
-              <w:rFonts w:ascii="Microsoft YaHei UI" w:eastAsia="Microsoft YaHei UI" w:hAnsi="Microsoft YaHei UI" w:cs="Gungsuh"/>
-              <w:color w:val="000000"/>
-              <w:sz w:val="44"/>
-              <w:szCs w:val="44"/>
-            </w:rPr>
-            <w:t>USPACE服務契約書</w:t>
-          </w:r>
-        </w:sdtContent>
-      </w:sdt>
-    </w:p>
-    <w:p>
-      <w:pPr>
-        <w:spacing w:line="420" w:lineRule="auto"/>
-        <w:jc w:val="both"/>
-        <w:rPr>
-          <w:rFonts w:ascii="Microsoft YaHei UI" w:eastAsia="Microsoft YaHei UI" w:hAnsi="Microsoft YaHei UI" w:cs="Times New Roman"/>
-          <w:color w:val="000000"/>
-        </w:rPr>
-      </w:pPr>
-    </w:p>
-    <w:p>
-      <w:pPr>
-        <w:spacing w:line="420" w:lineRule="auto"/>
-        <w:jc w:val="both"/>
-        <w:rPr>
-          <w:rFonts w:ascii="Microsoft YaHei UI" w:eastAsia="Microsoft YaHei UI" w:hAnsi="Microsoft YaHei UI" w:cs="Times New Roman"/>
-          <w:color w:val="000000"/>
-        </w:rPr>
-      </w:pPr>
-      <w:sdt>
-        <w:sdtPr>
-          <w:rPr>
-            <w:rFonts w:ascii="Microsoft YaHei UI" w:eastAsia="Microsoft YaHei UI" w:hAnsi="Microsoft YaHei UI"/>
-          </w:rPr>
-          <w:tag w:val="goog_rdk_1"/>
-          <w:id w:val="1560849819"/>
-        </w:sdtPr>
-        <w:sdtContent>
-          <w:r>
-            <w:rPr>
-              <w:rFonts w:ascii="Microsoft YaHei UI" w:eastAsia="Microsoft YaHei UI" w:hAnsi="Microsoft YaHei UI" w:cs="Gungsuh"/>
-              <w:color w:val="000000"/>
-            </w:rPr>
-            <w:t>出租人：</w:t>
-          </w:r>
-          <w:r>
-            <w:rPr>
-              <w:rFonts w:asciiTheme="minorEastAsia" w:hAnsiTheme="minorEastAsia" w:cs="冬青黑體簡體中文 W3"/>
-              <w:color w:val="000000"/>
-            </w:rPr>
-            <w:t>{{ party_a }}</w:t>
-          </w:r>
-          <w:r>
-            <w:rPr>
-              <w:rFonts w:ascii="Microsoft YaHei UI" w:eastAsia="Microsoft YaHei UI" w:hAnsi="Microsoft YaHei UI" w:cs="Gungsuh"/>
-              <w:color w:val="000000"/>
-            </w:rPr>
-            <w:t>（下稱「甲方」）</w:t>
-          </w:r>
-        </w:sdtContent>
-      </w:sdt>
-    </w:p>
-    <w:p>
-      <w:pPr>
-        <w:spacing w:line="420" w:lineRule="auto"/>
-        <w:jc w:val="both"/>
-        <w:rPr>
-          <w:rFonts w:ascii="Microsoft YaHei UI" w:eastAsia="Microsoft YaHei UI" w:hAnsi="Microsoft YaHei UI" w:cs="Times New Roman"/>
-          <w:color w:val="000000"/>
-        </w:rPr>
-      </w:pPr>
-      <w:sdt>
-        <w:sdtPr>
-          <w:rPr>
-            <w:rFonts w:ascii="Microsoft YaHei UI" w:eastAsia="Microsoft YaHei UI" w:hAnsi="Microsoft YaHei UI"/>
-          </w:rPr>
-          <w:tag w:val="goog_rdk_2"/>
-          <w:id w:val="345871758"/>
-        </w:sdtPr>
-        <w:sdtContent>
-          <w:r>
-            <w:rPr>
-              <w:rFonts w:ascii="Microsoft YaHei UI" w:eastAsia="Microsoft YaHei UI" w:hAnsi="Microsoft YaHei UI" w:cs="Gungsuh"/>
-              <w:color w:val="000000"/>
-            </w:rPr>
-            <w:t>承租人：悠勢科技股份有限公司 （下稱「乙方」）</w:t>
-          </w:r>
-        </w:sdtContent>
-      </w:sdt>
-    </w:p>
-    <w:p>
-      <w:pPr>
-        <w:spacing w:line="420" w:lineRule="auto"/>
-        <w:jc w:val="both"/>
-        <w:rPr>
-          <w:rFonts w:ascii="Microsoft YaHei UI" w:eastAsia="Microsoft YaHei UI" w:hAnsi="Microsoft YaHei UI" w:cs="Times New Roman"/>
-          <w:color w:val="000000"/>
-        </w:rPr>
-      </w:pPr>
-    </w:p>
-    <w:p>
-      <w:pPr>
-        <w:spacing w:line="420" w:lineRule="auto"/>
-        <w:jc w:val="both"/>
-        <w:rPr>
-          <w:rFonts w:ascii="Microsoft YaHei UI" w:eastAsia="Microsoft YaHei UI" w:hAnsi="Microsoft YaHei UI" w:cs="Times New Roman"/>
-          <w:color w:val="000000"/>
-        </w:rPr>
-      </w:pPr>
-      <w:sdt>
-        <w:sdtPr>
-          <w:rPr>
-            <w:rFonts w:ascii="Microsoft YaHei UI" w:eastAsia="Microsoft YaHei UI" w:hAnsi="Microsoft YaHei UI"/>
-          </w:rPr>
-          <w:tag w:val="goog_rdk_3"/>
-          <w:id w:val="-255977436"/>
-        </w:sdtPr>
-        <w:sdtContent>
-          <w:r>
-            <w:rPr>
-              <w:rFonts w:ascii="Microsoft YaHei UI" w:eastAsia="Microsoft YaHei UI" w:hAnsi="Microsoft YaHei UI" w:cs="Gungsuh"/>
-              <w:color w:val="000000"/>
-            </w:rPr>
-            <w:t>茲因甲方擬將其所有之停車場出租並委由乙方進行設備整建、管理系統規劃以經營收費停車場，雙方爰訂定本USPACE停車位租賃契約書（以下簡稱「本契約」），並議定條款如後，以茲共同遵守：</w:t>
-          </w:r>
-        </w:sdtContent>
-      </w:sdt>
-    </w:p>
-    <w:p>
-      <w:pPr>
-        <w:spacing w:line="420" w:lineRule="auto"/>
-        <w:jc w:val="both"/>
-        <w:rPr>
-          <w:rFonts w:ascii="Microsoft YaHei UI" w:eastAsia="Microsoft YaHei UI" w:hAnsi="Microsoft YaHei UI" w:cs="Times New Roman"/>
-          <w:color w:val="000000"/>
-        </w:rPr>
-      </w:pPr>
-    </w:p>
-    <w:p>
-      <w:pPr>
-        <w:numPr>
-          <w:ilvl w:val="0"/>
-          <w:numId w:val="10"/>
-        </w:numPr>
-        <w:pBdr>
-          <w:top w:val="nil"/>
-          <w:left w:val="nil"/>
-          <w:bottom w:val="nil"/>
-          <w:right w:val="nil"/>
-          <w:between w:val="nil"/>
-        </w:pBdr>
-        <w:spacing w:line="420" w:lineRule="auto"/>
-        <w:ind w:left="992" w:hanging="992"/>
-        <w:jc w:val="both"/>
-        <w:rPr>
-          <w:rFonts w:ascii="Microsoft YaHei UI" w:eastAsia="Microsoft YaHei UI" w:hAnsi="Microsoft YaHei UI" w:cs="Times New Roman"/>
-          <w:color w:val="000000"/>
-        </w:rPr>
-      </w:pPr>
-      <w:sdt>
-        <w:sdtPr>
-          <w:rPr>
-            <w:rFonts w:ascii="Microsoft YaHei UI" w:eastAsia="Microsoft YaHei UI" w:hAnsi="Microsoft YaHei UI"/>
-          </w:rPr>
-          <w:tag w:val="goog_rdk_4"/>
-          <w:id w:val="288438782"/>
-        </w:sdtPr>
-        <w:sdtContent>
-          <w:r>
-            <w:rPr>
-              <w:rFonts w:ascii="Microsoft YaHei UI" w:eastAsia="Microsoft YaHei UI" w:hAnsi="Microsoft YaHei UI" w:cs="Gungsuh"/>
-              <w:color w:val="000000"/>
-            </w:rPr>
-            <w:t>租賃標的</w:t>
-          </w:r>
-        </w:sdtContent>
-      </w:sdt>
-    </w:p>
-    <w:p>
-      <w:pPr>
-        <w:numPr>
-          <w:ilvl w:val="0"/>
-          <w:numId w:val="11"/>
-        </w:numPr>
-        <w:pBdr>
-          <w:top w:val="nil"/>
-          <w:left w:val="nil"/>
-          <w:bottom w:val="nil"/>
-          <w:right w:val="nil"/>
-          <w:between w:val="nil"/>
-        </w:pBdr>
-        <w:spacing w:line="420" w:lineRule="auto"/>
-        <w:ind w:left="993" w:hanging="480"/>
-        <w:jc w:val="both"/>
-        <w:rPr>
-          <w:rFonts w:ascii="Microsoft YaHei UI" w:eastAsia="Microsoft YaHei UI" w:hAnsi="Microsoft YaHei UI" w:cs="Times New Roman"/>
-          <w:color w:val="000000"/>
-        </w:rPr>
-      </w:pPr>
-      <w:sdt>
-        <w:sdtPr>
-          <w:rPr>
-            <w:rFonts w:ascii="Microsoft YaHei UI" w:eastAsia="Microsoft YaHei UI" w:hAnsi="Microsoft YaHei UI"/>
-          </w:rPr>
-          <w:tag w:val="goog_rdk_5"/>
-          <w:id w:val="2033079338"/>
-        </w:sdtPr>
-        <w:sdtEndPr>
-          <w:rPr>
-            <w:rFonts w:cs="Gungsuh"/>
-            <w:color w:val="000000"/>
-          </w:rPr>
-        </w:sdtEndPr>
-        <w:sdtContent>
-          <w:r>
-            <w:rPr>
-              <w:rFonts w:ascii="Microsoft YaHei UI" w:eastAsia="Microsoft YaHei UI" w:hAnsi="Microsoft YaHei UI" w:cs="Gungsuh"/>
-              <w:color w:val="000000"/>
-            </w:rPr>
-            <w:t>甲方同意將其所有，坐落於</w:t>
-          </w:r>
-          <w:r>
-            <w:rPr>
-              <w:rFonts w:asciiTheme="minorEastAsia" w:hAnsiTheme="minorEastAsia" w:cs="冬青黑體簡體中文 W3"/>
-              <w:u w:val="single"/>
-              <w:lang w:val="en-US"/>
-            </w:rPr>
-            <w:t>{{ address }}</w:t>
-          </w:r>
-        </w:sdtContent>
-      </w:sdt>
-      <w:sdt>
-        <w:sdtPr>
-          <w:rPr>
-            <w:rFonts w:ascii="Microsoft YaHei UI" w:eastAsia="Microsoft YaHei UI" w:hAnsi="Microsoft YaHei UI" w:cs="Gungsuh"/>
-            <w:color w:val="000000"/>
-          </w:rPr>
-          <w:tag w:val="goog_rdk_6"/>
-          <w:id w:val="793546173"/>
-        </w:sdtPr>
-        <w:sdtEndPr>
-          <w:rPr>
-            <w:rFonts w:cs="Cambria"/>
-            <w:color w:val="auto"/>
-          </w:rPr>
-        </w:sdtEndPr>
-        <w:sdtContent>
-          <w:r>
-            <w:rPr>
-              <w:rFonts w:ascii="Microsoft YaHei UI" w:eastAsia="Microsoft YaHei UI" w:hAnsi="Microsoft YaHei UI" w:cs="Gungsuh"/>
-              <w:color w:val="000000"/>
-            </w:rPr>
-            <w:t>之停車位/土地/建物，共</w:t>
-          </w:r>
-          <w:r>
-            <w:rPr>
-              <w:rFonts w:asciiTheme="minorEastAsia" w:hAnsiTheme="minorEastAsia" w:cs="冬青黑體簡體中文 W3"/>
-              <w:u w:val="single"/>
-            </w:rPr>
-            <w:t>{{ spots }}</w:t>
-          </w:r>
-          <w:r>
-            <w:rPr>
-              <w:rFonts w:ascii="Microsoft YaHei UI" w:eastAsia="Microsoft YaHei UI" w:hAnsi="Microsoft YaHei UI" w:cs="Gungsuh"/>
-              <w:color w:val="000000"/>
-            </w:rPr>
-            <w:t>格（車位與規劃平面圖如附件一，下稱「合作標的物」），出租並委由乙方進行設備整建、管理系統規劃以經營收費停車場（下稱「合作停車場」）。</w:t>
-          </w:r>
-        </w:sdtContent>
-      </w:sdt>
-    </w:p>
-    <w:p>
-      <w:pPr>
-        <w:numPr>
-          <w:ilvl w:val="0"/>
-          <w:numId w:val="11"/>
-        </w:numPr>
-        <w:pBdr>
-          <w:top w:val="nil"/>
-          <w:left w:val="nil"/>
-          <w:bottom w:val="nil"/>
-          <w:right w:val="nil"/>
-          <w:between w:val="nil"/>
-        </w:pBdr>
-        <w:spacing w:line="420" w:lineRule="auto"/>
-        <w:ind w:left="993" w:hanging="480"/>
-        <w:jc w:val="both"/>
-        <w:rPr>
-          <w:rFonts w:ascii="Microsoft YaHei UI" w:eastAsia="Microsoft YaHei UI" w:hAnsi="Microsoft YaHei UI" w:cs="Times New Roman"/>
-          <w:color w:val="000000"/>
-        </w:rPr>
-      </w:pPr>
-      <w:sdt>
-        <w:sdtPr>
-          <w:rPr>
-            <w:rFonts w:ascii="Microsoft YaHei UI" w:eastAsia="Microsoft YaHei UI" w:hAnsi="Microsoft YaHei UI"/>
-          </w:rPr>
-          <w:tag w:val="goog_rdk_7"/>
-          <w:id w:val="71203291"/>
-        </w:sdtPr>
-        <w:sdtContent>
-          <w:r>
-            <w:rPr>
-              <w:rFonts w:ascii="Microsoft YaHei UI" w:eastAsia="Microsoft YaHei UI" w:hAnsi="Microsoft YaHei UI" w:cs="Gungsuh"/>
-              <w:color w:val="000000"/>
-            </w:rPr>
-            <w:t>乙方在本契約期間內，得於合作標的物上建置停車管理系統與相關設備（含充電樁等，下稱「停管設備」），以供經營收費停車場之用。</w:t>
-          </w:r>
-        </w:sdtContent>
-      </w:sdt>
-    </w:p>
-    <w:p>
-      <w:pPr>
-        <w:numPr>
-          <w:ilvl w:val="0"/>
-          <w:numId w:val="11"/>
-        </w:numPr>
-        <w:pBdr>
-          <w:top w:val="nil"/>
-          <w:left w:val="nil"/>
-          <w:bottom w:val="nil"/>
-          <w:right w:val="nil"/>
-          <w:between w:val="nil"/>
-        </w:pBdr>
-        <w:spacing w:line="420" w:lineRule="auto"/>
-        <w:ind w:left="993" w:hanging="480"/>
-        <w:jc w:val="both"/>
-        <w:rPr>
-          <w:rFonts w:ascii="Microsoft YaHei UI" w:eastAsia="Microsoft YaHei UI" w:hAnsi="Microsoft YaHei UI" w:cs="Times New Roman"/>
-          <w:color w:val="000000"/>
-        </w:rPr>
-      </w:pPr>
-      <w:sdt>
-        <w:sdtPr>
-          <w:rPr>
-            <w:rFonts w:ascii="Microsoft YaHei UI" w:eastAsia="Microsoft YaHei UI" w:hAnsi="Microsoft YaHei UI"/>
-          </w:rPr>
-          <w:tag w:val="goog_rdk_8"/>
-          <w:id w:val="1471296502"/>
-        </w:sdtPr>
-        <w:sdtContent>
-          <w:r>
-            <w:rPr>
-              <w:rFonts w:ascii="Microsoft YaHei UI" w:eastAsia="Microsoft YaHei UI" w:hAnsi="Microsoft YaHei UI" w:cs="Gungsuh"/>
-              <w:color w:val="000000"/>
-            </w:rPr>
-            <w:t>汽車駕駛人於乙方管理之網站或手機應用程式（APP）上註冊成為乙方會員，或通過合作停車場入口之車輛辨識後，得於合作停車場停車消費並完成付款，乙方應以乙方之名義開立統一發票予乙方會員，不得有漏開或購買統一發票等違法情事，如有違反乙方應自負一切法令責任。</w:t>
-          </w:r>
-        </w:sdtContent>
-      </w:sdt>
-    </w:p>
-    <w:p>
-      <w:pPr>
-        <w:pBdr>
-          <w:top w:val="nil"/>
-          <w:left w:val="nil"/>
-          <w:bottom w:val="nil"/>
-          <w:right w:val="nil"/>
-          <w:between w:val="nil"/>
-        </w:pBdr>
-        <w:spacing w:line="420" w:lineRule="auto"/>
-        <w:ind w:left="1276"/>
-        <w:jc w:val="both"/>
-        <w:rPr>
-          <w:rFonts w:ascii="Microsoft YaHei UI" w:eastAsia="Microsoft YaHei UI" w:hAnsi="Microsoft YaHei UI" w:cs="Times New Roman"/>
-          <w:color w:val="000000"/>
-        </w:rPr>
-      </w:pPr>
-    </w:p>
-    <w:p>
-      <w:pPr>
-        <w:numPr>
-          <w:ilvl w:val="0"/>
-          <w:numId w:val="10"/>
-        </w:numPr>
-        <w:pBdr>
-          <w:top w:val="nil"/>
-          <w:left w:val="nil"/>
-          <w:bottom w:val="nil"/>
-          <w:right w:val="nil"/>
-          <w:between w:val="nil"/>
-        </w:pBdr>
-        <w:spacing w:line="420" w:lineRule="auto"/>
-        <w:ind w:left="992" w:hanging="992"/>
-        <w:jc w:val="both"/>
-        <w:rPr>
-          <w:rFonts w:ascii="Microsoft YaHei UI" w:eastAsia="Microsoft YaHei UI" w:hAnsi="Microsoft YaHei UI" w:cs="Times New Roman"/>
-          <w:color w:val="000000"/>
-        </w:rPr>
-      </w:pPr>
-      <w:sdt>
-        <w:sdtPr>
-          <w:rPr>
-            <w:rFonts w:ascii="Microsoft YaHei UI" w:eastAsia="Microsoft YaHei UI" w:hAnsi="Microsoft YaHei UI"/>
-          </w:rPr>
-          <w:tag w:val="goog_rdk_9"/>
-          <w:id w:val="-859064948"/>
-        </w:sdtPr>
-        <w:sdtContent>
-          <w:r>
-            <w:rPr>
-              <w:rFonts w:ascii="Microsoft YaHei UI" w:eastAsia="Microsoft YaHei UI" w:hAnsi="Microsoft YaHei UI" w:cs="Gungsuh"/>
-              <w:color w:val="000000"/>
-            </w:rPr>
-            <w:t>租金</w:t>
-          </w:r>
-        </w:sdtContent>
-      </w:sdt>
-    </w:p>
-    <w:p>
-      <w:pPr>
-        <w:numPr>
-          <w:ilvl w:val="0"/>
-          <w:numId w:val="2"/>
-        </w:numPr>
-        <w:pBdr>
-          <w:top w:val="nil"/>
-          <w:left w:val="nil"/>
-          <w:bottom w:val="nil"/>
-          <w:right w:val="nil"/>
-          <w:between w:val="nil"/>
-        </w:pBdr>
-        <w:spacing w:line="420" w:lineRule="auto"/>
-        <w:ind w:left="992" w:hanging="482"/>
-        <w:jc w:val="both"/>
-        <w:rPr>
-          <w:rFonts w:ascii="Microsoft YaHei UI" w:eastAsia="Microsoft YaHei UI" w:hAnsi="Microsoft YaHei UI" w:cs="Times New Roman"/>
-          <w:color w:val="000000"/>
-        </w:rPr>
-      </w:pPr>
-      <w:sdt>
-        <w:sdtPr>
-          <w:rPr>
-            <w:rFonts w:ascii="Microsoft YaHei UI" w:eastAsia="Microsoft YaHei UI" w:hAnsi="Microsoft YaHei UI"/>
-          </w:rPr>
-          <w:tag w:val="goog_rdk_10"/>
-          <w:id w:val="-1271978497"/>
-        </w:sdtPr>
-        <w:sdtContent>
-          <w:r>
-            <w:rPr>
-              <w:rFonts w:ascii="Microsoft YaHei UI" w:eastAsia="Microsoft YaHei UI" w:hAnsi="Microsoft YaHei UI"/>
-            </w:rPr>
-            <w:t>租金採</w:t>
-          </w:r>
-          <w:r>
-            <w:rPr>
-              <w:rFonts w:ascii="標楷體" w:eastAsia="標楷體" w:hAnsi="標楷體" w:cs="Times New Roman"/>
-              <w:color w:val="000000" w:themeColor="text1"/>
-            </w:rPr>
-            <w:t>{{ pay_freq }}</w:t>
-          </w:r>
-          <w:r>
-            <w:rPr>
-              <w:rFonts w:ascii="Microsoft YaHei UI" w:eastAsia="Microsoft YaHei UI" w:hAnsi="Microsoft YaHei UI"/>
-            </w:rPr>
-            <w:t>制，即以每</w:t>
-          </w:r>
-          <w:r>
-            <w:rPr>
-              <w:rFonts w:ascii="標楷體" w:eastAsia="標楷體" w:hAnsi="標楷體" w:cs="Times New Roman"/>
-              <w:color w:val="000000" w:themeColor="text1"/>
-            </w:rPr>
-            <w:t>{{ pay_period }}</w:t>
-          </w:r>
-          <w:r>
-            <w:rPr>
-              <w:rFonts w:ascii="Microsoft YaHei UI" w:eastAsia="Microsoft YaHei UI" w:hAnsi="Microsoft YaHei UI"/>
-            </w:rPr>
-            <w:t>個月為一期</w:t>
-          </w:r>
-          <w:r>
-            <w:rPr>
-              <w:rFonts w:ascii="Microsoft YaHei UI" w:eastAsia="Microsoft YaHei UI" w:hAnsi="Microsoft YaHei UI" w:hint="eastAsia"/>
-            </w:rPr>
-            <w:t>，</w:t>
-          </w:r>
-          <w:r>
-            <w:rPr>
-              <w:rFonts w:ascii="Microsoft YaHei UI" w:eastAsia="Microsoft YaHei UI" w:hAnsi="Microsoft YaHei UI" w:cs="Gungsuh"/>
-              <w:color w:val="000000"/>
-            </w:rPr>
-            <w:t>乙方應於每月</w:t>
-          </w:r>
-          <w:r>
-            <w:rPr>
-              <w:rFonts w:ascii="標楷體" w:eastAsia="標楷體" w:hAnsi="標楷體" w:cs="Times New Roman"/>
-              <w:color w:val="000000" w:themeColor="text1"/>
-            </w:rPr>
-            <w:t>{{ pay_day }}</w:t>
-          </w:r>
-          <w:r>
-            <w:rPr>
-              <w:rFonts w:ascii="Microsoft YaHei UI" w:eastAsia="Microsoft YaHei UI" w:hAnsi="Microsoft YaHei UI" w:cs="Gungsuh"/>
-              <w:color w:val="000000"/>
-            </w:rPr>
-            <w:t>日前，將以</w:t>
-          </w:r>
-          <w:r>
-            <w:rPr>
-              <w:rFonts w:ascii="標楷體" w:eastAsia="標楷體" w:hAnsi="標楷體" w:cs="Times New Roman"/>
-              <w:color w:val="000000" w:themeColor="text1"/>
-            </w:rPr>
-            <w:t>{{ pay_method }}</w:t>
-          </w:r>
-          <w:r>
-            <w:rPr>
-              <w:rFonts w:ascii="Microsoft YaHei UI" w:eastAsia="Microsoft YaHei UI" w:hAnsi="Microsoft YaHei UI" w:cs="Gungsuh"/>
-              <w:color w:val="000000"/>
-            </w:rPr>
-            <w:t>方式支付新台幣（下同）</w:t>
-          </w:r>
-          <w:r>
-            <w:rPr>
-              <w:rFonts w:ascii="標楷體" w:eastAsia="標楷體" w:hAnsi="標楷體" w:cs="Times New Roman"/>
-              <w:color w:val="000000" w:themeColor="text1"/>
-            </w:rPr>
-            <w:t>{{ amount }}</w:t>
-          </w:r>
-          <w:r>
-            <w:rPr>
-              <w:rFonts w:ascii="Microsoft YaHei UI" w:eastAsia="Microsoft YaHei UI" w:hAnsi="Microsoft YaHei UI" w:cs="Gungsuh"/>
-              <w:color w:val="000000"/>
-            </w:rPr>
-            <w:t>元</w:t>
-          </w:r>
-          <w:r>
-            <w:rPr>
-              <w:rFonts w:ascii="Microsoft YaHei UI" w:eastAsia="Microsoft YaHei UI" w:hAnsi="Microsoft YaHei UI" w:cs="Gungsuh" w:hint="eastAsia"/>
-              <w:color w:val="000000"/>
-            </w:rPr>
-            <w:t>整</w:t>
-          </w:r>
-          <w:r>
-            <w:rPr>
-              <w:rFonts w:ascii="標楷體" w:eastAsia="標楷體" w:hAnsi="標楷體" w:cs="Times New Roman" w:hint="eastAsia"/>
-              <w:color w:val="000000" w:themeColor="text1"/>
-            </w:rPr>
-            <w:t>(</w:t>
-          </w:r>
-          <w:r>
-            <w:rPr>
-              <w:rFonts w:ascii="標楷體" w:eastAsia="標楷體" w:hAnsi="標楷體" w:cs="Times New Roman"/>
-              <w:color w:val="000000" w:themeColor="text1"/>
-            </w:rPr>
-            <w:t>{{ tax_type }}</w:t>
-          </w:r>
-          <w:r>
-            <w:rPr>
-              <w:rFonts w:ascii="標楷體" w:eastAsia="標楷體" w:hAnsi="標楷體" w:cs="Times New Roman" w:hint="eastAsia"/>
-              <w:color w:val="000000" w:themeColor="text1"/>
-            </w:rPr>
-            <w:t>)</w:t>
-          </w:r>
-          <w:r>
-            <w:rPr>
-              <w:rFonts w:ascii="Microsoft YaHei UI" w:eastAsia="Microsoft YaHei UI" w:hAnsi="Microsoft YaHei UI" w:cs="Gungsuh"/>
-              <w:color w:val="000000"/>
-            </w:rPr>
-            <w:t>至甲方指定之銀行帳戶（參附件二甲方存摺影本），做為乙方向甲方承租合作標的物之租金，支付日期如遇節假日或非乙方之上班日者，則乙方得延至下一個工作日付款。</w:t>
-          </w:r>
-        </w:sdtContent>
-      </w:sdt>
-    </w:p>
-    <w:p>
-      <w:pPr>
-        <w:numPr>
-          <w:ilvl w:val="0"/>
-          <w:numId w:val="2"/>
-        </w:numPr>
-        <w:pBdr>
-          <w:top w:val="nil"/>
-          <w:left w:val="nil"/>
-          <w:bottom w:val="nil"/>
-          <w:right w:val="nil"/>
-          <w:between w:val="nil"/>
-        </w:pBdr>
-        <w:spacing w:line="420" w:lineRule="auto"/>
-        <w:ind w:left="992" w:hanging="482"/>
-        <w:jc w:val="both"/>
-        <w:rPr>
-          <w:rFonts w:ascii="Microsoft YaHei UI" w:eastAsia="Microsoft YaHei UI" w:hAnsi="Microsoft YaHei UI" w:cs="Times New Roman"/>
-          <w:color w:val="000000"/>
-        </w:rPr>
-      </w:pPr>
-      <w:sdt>
-        <w:sdtPr>
-          <w:rPr>
-            <w:rFonts w:ascii="Microsoft YaHei UI" w:eastAsia="Microsoft YaHei UI" w:hAnsi="Microsoft YaHei UI"/>
-          </w:rPr>
-          <w:tag w:val="goog_rdk_11"/>
-          <w:id w:val="1368135542"/>
-        </w:sdtPr>
-        <w:sdtContent>
-          <w:r>
-            <w:rPr>
-              <w:rFonts w:ascii="Microsoft YaHei UI" w:eastAsia="Microsoft YaHei UI" w:hAnsi="Microsoft YaHei UI" w:cs="Gungsuh"/>
-              <w:color w:val="000000"/>
-            </w:rPr>
-            <w:t>押金（如有）：乙方應自本契約簽訂之日起五（5）日內，以匯款方式支付押金__________元至甲方指定之銀行帳戶，甲方得以此押金抵扣乙方因本契約所負而未履行之債務。除依本契約而得扣除之費用外，本契約期滿或終止時，甲方應於本契約到期日或終止日前將押金無息退還予乙方，不得藉故拖延或任意扣除。</w:t>
-          </w:r>
-        </w:sdtContent>
-      </w:sdt>
-    </w:p>
-    <w:p>
-      <w:pPr>
-        <w:numPr>
-          <w:ilvl w:val="0"/>
-          <w:numId w:val="2"/>
-        </w:numPr>
-        <w:pBdr>
-          <w:top w:val="nil"/>
-          <w:left w:val="nil"/>
-          <w:bottom w:val="nil"/>
-          <w:right w:val="nil"/>
-          <w:between w:val="nil"/>
-        </w:pBdr>
-        <w:spacing w:line="420" w:lineRule="auto"/>
-        <w:ind w:left="992" w:hanging="482"/>
-        <w:jc w:val="both"/>
-        <w:rPr>
-          <w:rFonts w:ascii="Microsoft YaHei UI" w:eastAsia="Microsoft YaHei UI" w:hAnsi="Microsoft YaHei UI" w:cs="Times New Roman"/>
-          <w:color w:val="000000"/>
-        </w:rPr>
-      </w:pPr>
-      <w:sdt>
-        <w:sdtPr>
-          <w:rPr>
-            <w:rFonts w:ascii="Microsoft YaHei UI" w:eastAsia="Microsoft YaHei UI" w:hAnsi="Microsoft YaHei UI"/>
-          </w:rPr>
-          <w:tag w:val="goog_rdk_12"/>
-          <w:id w:val="1230937311"/>
-        </w:sdtPr>
-        <w:sdtContent>
-          <w:r>
-            <w:rPr>
-              <w:rFonts w:ascii="Microsoft YaHei UI" w:eastAsia="Microsoft YaHei UI" w:hAnsi="Microsoft YaHei UI" w:cs="Gungsuh"/>
-              <w:color w:val="000000"/>
-            </w:rPr>
-            <w:t>免租期（如有）：甲方同意，自____年___月___日至____年___月___日間（下稱「免租期」），乙方得派員進入合作標的物以設置、安裝停管設備及建置合作停車場，免租期內，乙方得免支付任何租金或分潤款項予甲方。</w:t>
-          </w:r>
-        </w:sdtContent>
-      </w:sdt>
-    </w:p>
-    <w:p>
-      <w:pPr>
-        <w:numPr>
-          <w:ilvl w:val="0"/>
-          <w:numId w:val="2"/>
-        </w:numPr>
-        <w:pBdr>
-          <w:top w:val="nil"/>
-          <w:left w:val="nil"/>
-          <w:bottom w:val="nil"/>
-          <w:right w:val="nil"/>
-          <w:between w:val="nil"/>
-        </w:pBdr>
-        <w:spacing w:line="420" w:lineRule="auto"/>
-        <w:ind w:left="992" w:hanging="482"/>
-        <w:jc w:val="both"/>
-        <w:rPr>
-          <w:rFonts w:ascii="Microsoft YaHei UI" w:eastAsia="Microsoft YaHei UI" w:hAnsi="Microsoft YaHei UI" w:cs="Times New Roman"/>
-          <w:color w:val="000000"/>
-        </w:rPr>
-      </w:pPr>
-      <w:sdt>
-        <w:sdtPr>
-          <w:rPr>
-            <w:rFonts w:ascii="Microsoft YaHei UI" w:eastAsia="Microsoft YaHei UI" w:hAnsi="Microsoft YaHei UI"/>
-          </w:rPr>
-          <w:tag w:val="goog_rdk_13"/>
-          <w:id w:val="-922914347"/>
-        </w:sdtPr>
-        <w:sdtContent>
-          <w:r>
-            <w:rPr>
-              <w:rFonts w:ascii="Microsoft YaHei UI" w:eastAsia="Microsoft YaHei UI" w:hAnsi="Microsoft YaHei UI" w:cs="Gungsuh"/>
-              <w:color w:val="000000"/>
-            </w:rPr>
-            <w:t>乙方如有延遲給付租金達兩（2）個月以上，並經甲方以書面限期繳納後逾期仍未繳付時，甲方得終止本契約。</w:t>
-          </w:r>
-        </w:sdtContent>
-      </w:sdt>
-    </w:p>
-    <w:p>
-      <w:pPr>
-        <w:pBdr>
-          <w:top w:val="nil"/>
-          <w:left w:val="nil"/>
-          <w:bottom w:val="nil"/>
-          <w:right w:val="nil"/>
-          <w:between w:val="nil"/>
-        </w:pBdr>
-        <w:spacing w:line="420" w:lineRule="auto"/>
-        <w:ind w:left="1843"/>
-        <w:jc w:val="both"/>
-        <w:rPr>
-          <w:rFonts w:ascii="Microsoft YaHei UI" w:eastAsia="Microsoft YaHei UI" w:hAnsi="Microsoft YaHei UI" w:cs="Times New Roman"/>
-          <w:color w:val="000000"/>
-        </w:rPr>
-      </w:pPr>
-    </w:p>
-    <w:p>
-      <w:pPr>
-        <w:numPr>
-          <w:ilvl w:val="0"/>
-          <w:numId w:val="10"/>
-        </w:numPr>
-        <w:pBdr>
-          <w:top w:val="nil"/>
-          <w:left w:val="nil"/>
-          <w:bottom w:val="nil"/>
-          <w:right w:val="nil"/>
-          <w:between w:val="nil"/>
-        </w:pBdr>
-        <w:spacing w:line="420" w:lineRule="auto"/>
-        <w:ind w:left="992" w:hanging="992"/>
-        <w:jc w:val="both"/>
-        <w:rPr>
-          <w:rFonts w:ascii="Microsoft YaHei UI" w:eastAsia="Microsoft YaHei UI" w:hAnsi="Microsoft YaHei UI" w:cs="Times New Roman"/>
-          <w:color w:val="000000"/>
-        </w:rPr>
-      </w:pPr>
-      <w:sdt>
-        <w:sdtPr>
-          <w:rPr>
-            <w:rFonts w:ascii="Microsoft YaHei UI" w:eastAsia="Microsoft YaHei UI" w:hAnsi="Microsoft YaHei UI"/>
-          </w:rPr>
-          <w:tag w:val="goog_rdk_14"/>
-          <w:id w:val="-1075868642"/>
-        </w:sdtPr>
-        <w:sdtContent>
-          <w:r>
-            <w:rPr>
-              <w:rFonts w:ascii="Microsoft YaHei UI" w:eastAsia="Microsoft YaHei UI" w:hAnsi="Microsoft YaHei UI" w:cs="Gungsuh"/>
-              <w:color w:val="000000"/>
-            </w:rPr>
-            <w:t>匯款帳戶及所得稅</w:t>
-          </w:r>
-        </w:sdtContent>
-      </w:sdt>
-    </w:p>
-    <w:p>
-      <w:pPr>
-        <w:numPr>
-          <w:ilvl w:val="0"/>
-          <w:numId w:val="3"/>
-        </w:numPr>
-        <w:pBdr>
-          <w:top w:val="nil"/>
-          <w:left w:val="nil"/>
-          <w:bottom w:val="nil"/>
-          <w:right w:val="nil"/>
-          <w:between w:val="nil"/>
-        </w:pBdr>
-        <w:spacing w:line="420" w:lineRule="auto"/>
-        <w:ind w:left="992" w:hanging="482"/>
-        <w:jc w:val="both"/>
-        <w:rPr>
-          <w:rFonts w:ascii="Microsoft YaHei UI" w:eastAsia="Microsoft YaHei UI" w:hAnsi="Microsoft YaHei UI" w:cs="Times New Roman"/>
-          <w:color w:val="000000"/>
-        </w:rPr>
-      </w:pPr>
-      <w:sdt>
-        <w:sdtPr>
-          <w:rPr>
-            <w:rFonts w:ascii="Microsoft YaHei UI" w:eastAsia="Microsoft YaHei UI" w:hAnsi="Microsoft YaHei UI"/>
-          </w:rPr>
-          <w:tag w:val="goog_rdk_15"/>
-          <w:id w:val="-1297473642"/>
-        </w:sdtPr>
-        <w:sdtContent>
-          <w:r>
-            <w:rPr>
-              <w:rFonts w:ascii="Microsoft YaHei UI" w:eastAsia="Microsoft YaHei UI" w:hAnsi="Microsoft YaHei UI" w:cs="Gungsuh"/>
-              <w:color w:val="000000"/>
-            </w:rPr>
-            <w:t>甲方就其因本契約所得之租金，同意乙方依所得稅法及各類所得扣繳率標準就所得列單申</w:t>
-          </w:r>
-          <w:r>
-            <w:rPr>
-              <w:rFonts w:ascii="Microsoft YaHei UI" w:eastAsia="Microsoft YaHei UI" w:hAnsi="Microsoft YaHei UI" w:cs="Gungsuh"/>
-              <w:color w:val="000000"/>
-            </w:rPr>
-            <w:lastRenderedPageBreak/>
-            <w:t>報主管稽徵機關。依甲方之身分，申報所得代號/類別如下（請勾選）：</w:t>
-          </w:r>
-        </w:sdtContent>
-      </w:sdt>
-    </w:p>
-    <w:p>
-      <w:pPr>
-        <w:numPr>
-          <w:ilvl w:val="0"/>
-          <w:numId w:val="12"/>
-        </w:numPr>
-        <w:pBdr>
-          <w:top w:val="nil"/>
-          <w:left w:val="nil"/>
-          <w:bottom w:val="nil"/>
-          <w:right w:val="nil"/>
-          <w:between w:val="nil"/>
-        </w:pBdr>
-        <w:spacing w:line="420" w:lineRule="auto"/>
-        <w:ind w:left="993"/>
-        <w:jc w:val="both"/>
-        <w:rPr>
-          <w:rFonts w:ascii="Microsoft YaHei UI" w:eastAsia="Microsoft YaHei UI" w:hAnsi="Microsoft YaHei UI" w:cs="Times New Roman"/>
-          <w:color w:val="000000"/>
-        </w:rPr>
-      </w:pPr>
-      <w:sdt>
-        <w:sdtPr>
-          <w:rPr>
-            <w:rFonts w:ascii="Microsoft YaHei UI" w:eastAsia="Microsoft YaHei UI" w:hAnsi="Microsoft YaHei UI"/>
-          </w:rPr>
-          <w:tag w:val="goog_rdk_16"/>
-          <w:id w:val="-2001099379"/>
-        </w:sdtPr>
-        <w:sdtContent>
-          <w:r>
-            <w:rPr>
-              <w:rFonts w:ascii="Microsoft YaHei UI" w:eastAsia="Microsoft YaHei UI" w:hAnsi="Microsoft YaHei UI" w:cs="Gungsuh"/>
-              <w:color w:val="000000"/>
-            </w:rPr>
-            <w:t xml:space="preserve">甲方為個人： </w:t>
-          </w:r>
-        </w:sdtContent>
-      </w:sdt>
-      <w:sdt>
-        <w:sdtPr>
-          <w:rPr>
-            <w:rFonts w:ascii="Microsoft YaHei UI" w:eastAsia="Microsoft YaHei UI" w:hAnsi="Microsoft YaHei UI"/>
-          </w:rPr>
-          <w:tag w:val="goog_rdk_17"/>
-          <w:id w:val="1647624505"/>
-        </w:sdtPr>
-        <w:sdtContent>
-          <w:r>
-            <w:rPr>
-              <w:rFonts w:ascii="Segoe UI Symbol" w:eastAsia="Microsoft YaHei UI" w:hAnsi="Segoe UI Symbol" w:cs="Segoe UI Symbol"/>
-              <w:color w:val="000000"/>
-            </w:rPr>
-            <w:t>{{ '☑' if ic_personal_51L else '☐' }}</w:t>
-          </w:r>
-        </w:sdtContent>
-      </w:sdt>
-      <w:sdt>
-        <w:sdtPr>
-          <w:rPr>
-            <w:rFonts w:ascii="Microsoft YaHei UI" w:eastAsia="Microsoft YaHei UI" w:hAnsi="Microsoft YaHei UI"/>
-          </w:rPr>
-          <w:tag w:val="goog_rdk_18"/>
-          <w:id w:val="-1306847555"/>
-        </w:sdtPr>
-        <w:sdtContent>
-          <w:r>
-            <w:rPr>
-              <w:rFonts w:ascii="Microsoft YaHei UI" w:eastAsia="Microsoft YaHei UI" w:hAnsi="Microsoft YaHei UI" w:cs="Gungsuh"/>
-              <w:color w:val="000000"/>
-            </w:rPr>
-            <w:t>空地租賃(51L)、</w:t>
-          </w:r>
-        </w:sdtContent>
-      </w:sdt>
-      <w:sdt>
-        <w:sdtPr>
-          <w:rPr>
-            <w:rFonts w:ascii="Microsoft YaHei UI" w:eastAsia="Microsoft YaHei UI" w:hAnsi="Microsoft YaHei UI"/>
-          </w:rPr>
-          <w:tag w:val="goog_rdk_19"/>
-          <w:id w:val="-1910945936"/>
-        </w:sdtPr>
-        <w:sdtContent>
-          <w:r>
-            <w:rPr>
-              <w:rFonts w:ascii="Segoe UI Symbol" w:eastAsia="Microsoft YaHei UI" w:hAnsi="Segoe UI Symbol" w:cs="Segoe UI Symbol"/>
-              <w:color w:val="000000"/>
-            </w:rPr>
-            <w:t>{{ '☑' if ic_personal_51J else '☐' }}</w:t>
-          </w:r>
-        </w:sdtContent>
-      </w:sdt>
-      <w:sdt>
-        <w:sdtPr>
-          <w:rPr>
-            <w:rFonts w:ascii="Microsoft YaHei UI" w:eastAsia="Microsoft YaHei UI" w:hAnsi="Microsoft YaHei UI"/>
-          </w:rPr>
-          <w:tag w:val="goog_rdk_20"/>
-          <w:id w:val="1316451898"/>
-        </w:sdtPr>
-        <w:sdtContent>
-          <w:r>
-            <w:rPr>
-              <w:rFonts w:ascii="Microsoft YaHei UI" w:eastAsia="Microsoft YaHei UI" w:hAnsi="Microsoft YaHei UI" w:cs="Gungsuh"/>
-              <w:color w:val="000000"/>
-            </w:rPr>
-            <w:t>建物租賃(51J)</w:t>
-          </w:r>
-        </w:sdtContent>
-      </w:sdt>
-    </w:p>
-    <w:p>
-      <w:pPr>
-        <w:numPr>
-          <w:ilvl w:val="0"/>
-          <w:numId w:val="12"/>
-        </w:numPr>
-        <w:pBdr>
-          <w:top w:val="nil"/>
-          <w:left w:val="nil"/>
-          <w:bottom w:val="nil"/>
-          <w:right w:val="nil"/>
-          <w:between w:val="nil"/>
-        </w:pBdr>
-        <w:spacing w:line="420" w:lineRule="auto"/>
-        <w:ind w:left="993"/>
-        <w:jc w:val="both"/>
-        <w:rPr>
-          <w:rFonts w:ascii="Microsoft YaHei UI" w:eastAsia="Microsoft YaHei UI" w:hAnsi="Microsoft YaHei UI" w:cs="Times New Roman"/>
-          <w:color w:val="000000"/>
-        </w:rPr>
-      </w:pPr>
-      <w:sdt>
-        <w:sdtPr>
-          <w:rPr>
-            <w:rFonts w:ascii="Microsoft YaHei UI" w:eastAsia="Microsoft YaHei UI" w:hAnsi="Microsoft YaHei UI"/>
-          </w:rPr>
-          <w:tag w:val="goog_rdk_21"/>
-          <w:id w:val="1814225393"/>
-        </w:sdtPr>
-        <w:sdtContent>
-          <w:r>
-            <w:rPr>
-              <w:rFonts w:ascii="Microsoft YaHei UI" w:eastAsia="Microsoft YaHei UI" w:hAnsi="Microsoft YaHei UI" w:cs="Gungsuh"/>
-              <w:color w:val="000000"/>
-            </w:rPr>
-            <w:t>一般法人</w:t>
-          </w:r>
-        </w:sdtContent>
-      </w:sdt>
-      <w:bookmarkStart w:id="0" w:name="bookmark=kix.t1r3b5xixzx7" w:colFirst="0" w:colLast="0"/>
-      <w:bookmarkEnd w:id="0"/>
-      <w:sdt>
-        <w:sdtPr>
-          <w:rPr>
-            <w:rFonts w:ascii="Microsoft YaHei UI" w:eastAsia="Microsoft YaHei UI" w:hAnsi="Microsoft YaHei UI"/>
-          </w:rPr>
-          <w:tag w:val="goog_rdk_22"/>
-          <w:id w:val="-2086431337"/>
-        </w:sdtPr>
-        <w:sdtContent>
-          <w:r>
-            <w:rPr>
-              <w:rFonts w:ascii="Microsoft YaHei UI" w:eastAsia="Microsoft YaHei UI" w:hAnsi="Microsoft YaHei UI" w:cs="Gungsuh"/>
-              <w:color w:val="000000"/>
-            </w:rPr>
-            <w:t>：</w:t>
-          </w:r>
-          <w:sdt>
-            <w:sdtPr>
-              <w:rPr>
-                <w:rFonts w:ascii="Microsoft YaHei UI" w:eastAsia="Microsoft YaHei UI" w:hAnsi="Microsoft YaHei UI"/>
-              </w:rPr>
-              <w:tag w:val="goog_rdk_17"/>
-              <w:id w:val="-772088329"/>
-            </w:sdtPr>
-            <w:sdtContent>
-              <w:r>
-                <w:rPr>
-                  <w:rFonts w:ascii="Segoe UI Symbol" w:eastAsia="Microsoft YaHei UI" w:hAnsi="Segoe UI Symbol" w:cs="Segoe UI Symbol"/>
-                  <w:color w:val="000000"/>
-                </w:rPr>
-                <w:t>{{ '☑' if ic_corp_00 else '☐' }}</w:t>
-              </w:r>
-            </w:sdtContent>
-          </w:sdt>
-          <w:r>
-            <w:rPr>
-              <w:rFonts w:ascii="Microsoft YaHei UI" w:eastAsia="Microsoft YaHei UI" w:hAnsi="Microsoft YaHei UI" w:cs="Gungsuh"/>
-              <w:color w:val="000000"/>
-            </w:rPr>
-            <w:t xml:space="preserve"> </w:t>
-          </w:r>
-          <w:r>
-            <w:rPr>
-              <w:rFonts w:ascii="Microsoft YaHei UI" w:eastAsia="Microsoft YaHei UI" w:hAnsi="Microsoft YaHei UI" w:cs="Gungsuh"/>
-              <w:color w:val="000000"/>
-            </w:rPr>
-            <w:t>00發票</w:t>
-          </w:r>
-        </w:sdtContent>
-      </w:sdt>
-    </w:p>
-    <w:p>
-      <w:pPr>
-        <w:numPr>
-          <w:ilvl w:val="0"/>
-          <w:numId w:val="12"/>
-        </w:numPr>
-        <w:pBdr>
-          <w:top w:val="nil"/>
-          <w:left w:val="nil"/>
-          <w:bottom w:val="nil"/>
-          <w:right w:val="nil"/>
-          <w:between w:val="nil"/>
-        </w:pBdr>
-        <w:spacing w:line="420" w:lineRule="auto"/>
-        <w:ind w:left="993"/>
-        <w:jc w:val="both"/>
-        <w:rPr>
-          <w:rFonts w:ascii="Microsoft YaHei UI" w:eastAsia="Microsoft YaHei UI" w:hAnsi="Microsoft YaHei UI" w:cs="Times New Roman"/>
-          <w:color w:val="000000"/>
-        </w:rPr>
-      </w:pPr>
-      <w:sdt>
-        <w:sdtPr>
-          <w:rPr>
-            <w:rFonts w:ascii="Microsoft YaHei UI" w:eastAsia="Microsoft YaHei UI" w:hAnsi="Microsoft YaHei UI"/>
-          </w:rPr>
-          <w:tag w:val="goog_rdk_23"/>
-          <w:id w:val="-847536369"/>
-        </w:sdtPr>
-        <w:sdtContent>
-          <w:r>
-            <w:rPr>
-              <w:rFonts w:ascii="Microsoft YaHei UI" w:eastAsia="Microsoft YaHei UI" w:hAnsi="Microsoft YaHei UI" w:cs="Gungsuh"/>
-              <w:color w:val="000000"/>
-            </w:rPr>
-            <w:t>管委會：</w:t>
-          </w:r>
-        </w:sdtContent>
-      </w:sdt>
-      <w:sdt>
-        <w:sdtPr>
-          <w:rPr>
-            <w:rFonts w:ascii="Microsoft YaHei UI" w:eastAsia="Microsoft YaHei UI" w:hAnsi="Microsoft YaHei UI"/>
-          </w:rPr>
-          <w:tag w:val="goog_rdk_24"/>
-          <w:id w:val="1762732159"/>
-        </w:sdtPr>
-        <w:sdtContent>
-          <w:r>
-            <w:rPr>
-              <w:rFonts w:ascii="Segoe UI Symbol" w:eastAsia="Microsoft YaHei UI" w:hAnsi="Segoe UI Symbol" w:cs="Segoe UI Symbol"/>
-              <w:color w:val="000000"/>
-            </w:rPr>
-            <w:t>{{ '☑' if ic_committee_51L else '☐' }}</w:t>
-          </w:r>
-        </w:sdtContent>
-      </w:sdt>
-      <w:sdt>
-        <w:sdtPr>
-          <w:rPr>
-            <w:rFonts w:ascii="Microsoft YaHei UI" w:eastAsia="Microsoft YaHei UI" w:hAnsi="Microsoft YaHei UI"/>
-          </w:rPr>
-          <w:tag w:val="goog_rdk_25"/>
-          <w:id w:val="624154688"/>
-        </w:sdtPr>
-        <w:sdtContent>
-          <w:r>
-            <w:rPr>
-              <w:rFonts w:ascii="Microsoft YaHei UI" w:eastAsia="Microsoft YaHei UI" w:hAnsi="Microsoft YaHei UI" w:cs="Gungsuh"/>
-              <w:color w:val="000000"/>
-            </w:rPr>
-            <w:t>空地租賃(51L) 、</w:t>
-          </w:r>
-        </w:sdtContent>
-      </w:sdt>
-      <w:sdt>
-        <w:sdtPr>
-          <w:rPr>
-            <w:rFonts w:ascii="Microsoft YaHei UI" w:eastAsia="Microsoft YaHei UI" w:hAnsi="Microsoft YaHei UI"/>
-          </w:rPr>
-          <w:tag w:val="goog_rdk_26"/>
-          <w:id w:val="923301792"/>
-        </w:sdtPr>
-        <w:sdtContent>
-          <w:r>
-            <w:rPr>
-              <w:rFonts w:ascii="Segoe UI Symbol" w:eastAsia="Microsoft YaHei UI" w:hAnsi="Segoe UI Symbol" w:cs="Segoe UI Symbol"/>
-              <w:color w:val="000000"/>
-            </w:rPr>
-            <w:t>{{ '☑' if ic_committee_51J else '☐' }}</w:t>
-          </w:r>
-        </w:sdtContent>
-      </w:sdt>
-      <w:sdt>
-        <w:sdtPr>
-          <w:rPr>
-            <w:rFonts w:ascii="Microsoft YaHei UI" w:eastAsia="Microsoft YaHei UI" w:hAnsi="Microsoft YaHei UI"/>
-          </w:rPr>
-          <w:tag w:val="goog_rdk_27"/>
-          <w:id w:val="-345196107"/>
-        </w:sdtPr>
-        <w:sdtContent>
-          <w:r>
-            <w:rPr>
-              <w:rFonts w:ascii="Microsoft YaHei UI" w:eastAsia="Microsoft YaHei UI" w:hAnsi="Microsoft YaHei UI" w:cs="Gungsuh"/>
-              <w:color w:val="000000"/>
-            </w:rPr>
-            <w:t xml:space="preserve">建物租賃(51J) 、 </w:t>
-          </w:r>
-        </w:sdtContent>
-      </w:sdt>
-      <w:sdt>
-        <w:sdtPr>
-          <w:rPr>
-            <w:rFonts w:ascii="Microsoft YaHei UI" w:eastAsia="Microsoft YaHei UI" w:hAnsi="Microsoft YaHei UI"/>
-          </w:rPr>
-          <w:tag w:val="goog_rdk_28"/>
-          <w:id w:val="-873622695"/>
-        </w:sdtPr>
-        <w:sdtContent>
-          <w:r>
-            <w:rPr>
-              <w:rFonts w:ascii="Segoe UI Symbol" w:eastAsia="Microsoft YaHei UI" w:hAnsi="Segoe UI Symbol" w:cs="Segoe UI Symbol"/>
-              <w:color w:val="000000"/>
-            </w:rPr>
-            <w:t>{{ '☑' if ic_committee_00 else '☐' }}</w:t>
-          </w:r>
-        </w:sdtContent>
-      </w:sdt>
-      <w:bookmarkStart w:id="1" w:name="bookmark=kix.wnch1yv26k0w" w:colFirst="0" w:colLast="0"/>
-      <w:bookmarkEnd w:id="1"/>
-      <w:sdt>
-        <w:sdtPr>
-          <w:rPr>
-            <w:rFonts w:ascii="Microsoft YaHei UI" w:eastAsia="Microsoft YaHei UI" w:hAnsi="Microsoft YaHei UI"/>
-          </w:rPr>
-          <w:tag w:val="goog_rdk_29"/>
-          <w:id w:val="1983019955"/>
-        </w:sdtPr>
-        <w:sdtContent>
-          <w:r>
-            <w:rPr>
-              <w:rFonts w:ascii="Microsoft YaHei UI" w:eastAsia="Microsoft YaHei UI" w:hAnsi="Microsoft YaHei UI" w:cs="Gungsuh"/>
-              <w:color w:val="000000"/>
-            </w:rPr>
-            <w:t>(00發票)</w:t>
-          </w:r>
-        </w:sdtContent>
-      </w:sdt>
-    </w:p>
-    <w:p>
-      <w:pPr>
-        <w:numPr>
-          <w:ilvl w:val="0"/>
-          <w:numId w:val="3"/>
-        </w:numPr>
-        <w:pBdr>
-          <w:top w:val="nil"/>
-          <w:left w:val="nil"/>
-          <w:bottom w:val="nil"/>
-          <w:right w:val="nil"/>
-          <w:between w:val="nil"/>
-        </w:pBdr>
-        <w:spacing w:line="420" w:lineRule="auto"/>
-        <w:ind w:left="992" w:hanging="482"/>
-        <w:jc w:val="both"/>
-        <w:rPr>
-          <w:rFonts w:ascii="Microsoft YaHei UI" w:eastAsia="Microsoft YaHei UI" w:hAnsi="Microsoft YaHei UI" w:cs="Times New Roman"/>
-          <w:color w:val="000000"/>
-        </w:rPr>
-      </w:pPr>
-      <w:sdt>
-        <w:sdtPr>
-          <w:rPr>
-            <w:rFonts w:ascii="Microsoft YaHei UI" w:eastAsia="Microsoft YaHei UI" w:hAnsi="Microsoft YaHei UI"/>
-          </w:rPr>
-          <w:tag w:val="goog_rdk_31"/>
-          <w:id w:val="214442608"/>
-        </w:sdtPr>
-        <w:sdtContent>
-          <w:r>
-            <w:rPr>
-              <w:rFonts w:ascii="Microsoft YaHei UI" w:eastAsia="Microsoft YaHei UI" w:hAnsi="Microsoft YaHei UI" w:cs="Gungsuh"/>
-              <w:color w:val="000000"/>
-            </w:rPr>
-            <w:t>甲方不得以任何理由要求乙方規避各類所得與健保補充保費之扣繳，或要求乙方吸收甲方應負擔之扣繳稅款或健保補充保費。甲方為法人者，</w:t>
-          </w:r>
-        </w:sdtContent>
-      </w:sdt>
-      <w:sdt>
-        <w:sdtPr>
-          <w:rPr>
-            <w:rFonts w:ascii="Microsoft YaHei UI" w:eastAsia="Microsoft YaHei UI" w:hAnsi="Microsoft YaHei UI"/>
-          </w:rPr>
-          <w:tag w:val="goog_rdk_30"/>
-          <w:id w:val="-880690696"/>
-        </w:sdtPr>
-        <w:sdtContent>
-          <w:commentRangeStart w:id="2"/>
-        </w:sdtContent>
-      </w:sdt>
-      <w:sdt>
-        <w:sdtPr>
-          <w:rPr>
-            <w:rFonts w:ascii="Microsoft YaHei UI" w:eastAsia="Microsoft YaHei UI" w:hAnsi="Microsoft YaHei UI"/>
-          </w:rPr>
-          <w:tag w:val="goog_rdk_32"/>
-          <w:id w:val="501801895"/>
-        </w:sdtPr>
-        <w:sdtContent>
-          <w:r>
-            <w:rPr>
-              <w:rFonts w:ascii="Microsoft YaHei UI" w:eastAsia="Microsoft YaHei UI" w:hAnsi="Microsoft YaHei UI" w:cs="Gungsuh"/>
-              <w:color w:val="000000"/>
-            </w:rPr>
-            <w:t>應於每月＿號前</w:t>
-          </w:r>
-        </w:sdtContent>
-      </w:sdt>
-      <w:commentRangeEnd w:id="2"/>
-      <w:r>
-        <w:rPr>
-          <w:rStyle w:val="a9"/>
-          <w:rFonts w:ascii="Microsoft YaHei UI" w:eastAsia="Microsoft YaHei UI" w:hAnsi="Microsoft YaHei UI"/>
-          <w:sz w:val="24"/>
-          <w:szCs w:val="24"/>
-        </w:rPr>
-        <w:commentReference w:id="2"/>
-      </w:r>
       <w:sdt>
         <w:sdtPr>
           <w:rPr>
@@ -4044,65 +2701,6 @@
 </w:document>
 </file>
 
-<file path=word/comments.xml><?xml version="1.0" encoding="utf-8"?>
-<w:comments xmlns:wpc="http://schemas.microsoft.com/office/word/2010/wordprocessingCanvas" xmlns:cx="http://schemas.microsoft.com/office/drawing/2014/chartex" xmlns:cx1="http://schemas.microsoft.com/office/drawing/2015/9/8/chartex" xmlns:cx2="http://schemas.microsoft.com/office/drawing/2015/10/21/chartex" xmlns:cx3="http://schemas.microsoft.com/office/drawing/2016/5/9/chartex" xmlns:cx4="http://schemas.microsoft.com/office/drawing/2016/5/10/chartex" xmlns:cx5="http://schemas.microsoft.com/office/drawing/2016/5/11/chartex" xmlns:cx6="http://schemas.microsoft.com/office/drawing/2016/5/12/chartex" xmlns:cx7="http://schemas.microsoft.com/office/drawing/2016/5/13/chartex" xmlns:cx8="http://schemas.microsoft.com/office/drawing/2016/5/14/chartex" xmlns:mc="http://schemas.openxmlformats.org/markup-compatibility/2006" xmlns:aink="http://schemas.microsoft.com/office/drawing/2016/ink" xmlns:am3d="http://schemas.microsoft.com/office/drawing/2017/model3d" xmlns:o="urn:schemas-microsoft-com:office:office" xmlns:oel="http://schemas.microsoft.com/office/2019/extlst" xmlns:r="http://schemas.openxmlformats.org/officeDocument/2006/relationships" xmlns:m="http://schemas.openxmlformats.org/officeDocument/2006/math" xmlns:v="urn:schemas-microsoft-com:vml" xmlns:wp14="http://schemas.microsoft.com/office/word/2010/wordprocessingDrawing" xmlns:wp="http://schemas.openxmlformats.org/drawingml/2006/wordprocessingDrawing" xmlns:w10="urn:schemas-microsoft-com:office:word" xmlns:w="http://schemas.openxmlformats.org/wordprocessingml/2006/main" xmlns:w14="http://schemas.microsoft.com/office/word/2010/wordml" xmlns:w15="http://schemas.microsoft.com/office/word/2012/wordml" xmlns:w16cex="http://schemas.microsoft.com/office/word/2018/wordml/cex" xmlns:w16cid="http://schemas.microsoft.com/office/word/2016/wordml/cid" xmlns:w16="http://schemas.microsoft.com/office/word/2018/wordml" xmlns:w16du="http://schemas.microsoft.com/office/word/2023/wordml/word16du" xmlns:w16sdtdh="http://schemas.microsoft.com/office/word/2020/wordml/sdtdatahash" xmlns:w16sdtfl="http://schemas.microsoft.com/office/word/2024/wordml/sdtformatlock" xmlns:w16se="http://schemas.microsoft.com/office/word/2015/wordml/symex" xmlns:wpg="http://schemas.microsoft.com/office/word/2010/wordprocessingGroup" xmlns:wpi="http://schemas.microsoft.com/office/word/2010/wordprocessingInk" xmlns:wne="http://schemas.microsoft.com/office/word/2006/wordml" xmlns:wps="http://schemas.microsoft.com/office/word/2010/wordprocessingShape" mc:Ignorable="w14 w15 w16se w16cid w16 w16cex w16sdtdh w16sdtfl w16du wp14">
-  <w:comment w:id="2" w:author="guanen chen" w:date="2025-05-12T14:00:00Z" w:initials="">
-    <w:p>
-      <w:pPr>
-        <w:pBdr>
-          <w:top w:val="nil"/>
-          <w:left w:val="nil"/>
-          <w:bottom w:val="nil"/>
-          <w:right w:val="nil"/>
-          <w:between w:val="nil"/>
-        </w:pBdr>
-        <w:rPr>
-          <w:rFonts w:ascii="Arial" w:eastAsia="Arial" w:hAnsi="Arial" w:cs="Arial"/>
-          <w:color w:val="000000"/>
-          <w:sz w:val="22"/>
-          <w:szCs w:val="22"/>
-        </w:rPr>
-      </w:pPr>
-      <w:r>
-        <w:rPr>
-          <w:rStyle w:val="a9"/>
-        </w:rPr>
-        <w:annotationRef/>
-      </w:r>
-      <w:sdt>
-        <w:sdtPr>
-          <w:tag w:val="goog_rdk_105"/>
-          <w:id w:val="2001247922"/>
-        </w:sdtPr>
-        <w:sdtContent>
-          <w:r>
-            <w:rPr>
-              <w:rFonts w:ascii="Arial Unicode MS" w:eastAsia="Arial Unicode MS" w:hAnsi="Arial Unicode MS" w:cs="Arial Unicode MS"/>
-              <w:color w:val="000000"/>
-              <w:sz w:val="22"/>
-              <w:szCs w:val="22"/>
-            </w:rPr>
-            <w:t>確認一下，收到款項前開還是收到款項後開比較好。</w:t>
-          </w:r>
-        </w:sdtContent>
-      </w:sdt>
-    </w:p>
-  </w:comment>
-</w:comments>
-</file>
-
-<file path=word/commentsExtended.xml><?xml version="1.0" encoding="utf-8"?>
-<w15:commentsEx xmlns:wpc="http://schemas.microsoft.com/office/word/2010/wordprocessingCanvas" xmlns:cx="http://schemas.microsoft.com/office/drawing/2014/chartex" xmlns:cx1="http://schemas.microsoft.com/office/drawing/2015/9/8/chartex" xmlns:cx2="http://schemas.microsoft.com/office/drawing/2015/10/21/chartex" xmlns:cx3="http://schemas.microsoft.com/office/drawing/2016/5/9/chartex" xmlns:cx4="http://schemas.microsoft.com/office/drawing/2016/5/10/chartex" xmlns:cx5="http://schemas.microsoft.com/office/drawing/2016/5/11/chartex" xmlns:cx6="http://schemas.microsoft.com/office/drawing/2016/5/12/chartex" xmlns:cx7="http://schemas.microsoft.com/office/drawing/2016/5/13/chartex" xmlns:cx8="http://schemas.microsoft.com/office/drawing/2016/5/14/chartex" xmlns:mc="http://schemas.openxmlformats.org/markup-compatibility/2006" xmlns:aink="http://schemas.microsoft.com/office/drawing/2016/ink" xmlns:am3d="http://schemas.microsoft.com/office/drawing/2017/model3d" xmlns:o="urn:schemas-microsoft-com:office:office" xmlns:oel="http://schemas.microsoft.com/office/2019/extlst" xmlns:r="http://schemas.openxmlformats.org/officeDocument/2006/relationships" xmlns:m="http://schemas.openxmlformats.org/officeDocument/2006/math" xmlns:v="urn:schemas-microsoft-com:vml" xmlns:wp14="http://schemas.microsoft.com/office/word/2010/wordprocessingDrawing" xmlns:wp="http://schemas.openxmlformats.org/drawingml/2006/wordprocessingDrawing" xmlns:w10="urn:schemas-microsoft-com:office:word" xmlns:w="http://schemas.openxmlformats.org/wordprocessingml/2006/main" xmlns:w14="http://schemas.microsoft.com/office/word/2010/wordml" xmlns:w15="http://schemas.microsoft.com/office/word/2012/wordml" xmlns:w16cex="http://schemas.microsoft.com/office/word/2018/wordml/cex" xmlns:w16cid="http://schemas.microsoft.com/office/word/2016/wordml/cid" xmlns:w16="http://schemas.microsoft.com/office/word/2018/wordml" xmlns:w16du="http://schemas.microsoft.com/office/word/2023/wordml/word16du" xmlns:w16sdtdh="http://schemas.microsoft.com/office/word/2020/wordml/sdtdatahash" xmlns:w16sdtfl="http://schemas.microsoft.com/office/word/2024/wordml/sdtformatlock" xmlns:w16se="http://schemas.microsoft.com/office/word/2015/wordml/symex" xmlns:wpg="http://schemas.microsoft.com/office/word/2010/wordprocessingGroup" xmlns:wpi="http://schemas.microsoft.com/office/word/2010/wordprocessingInk" xmlns:wne="http://schemas.microsoft.com/office/word/2006/wordml" xmlns:wps="http://schemas.microsoft.com/office/word/2010/wordprocessingShape" mc:Ignorable="w14 w15 w16se w16cid w16 w16cex w16sdtdh w16sdtfl w16du wp14">
-  <w15:commentEx w15:paraId="00000071" w15:done="0"/>
-</w15:commentsEx>
-</file>
-
-<file path=word/commentsIds.xml><?xml version="1.0" encoding="utf-8"?>
-<w16cid:commentsIds xmlns:wpc="http://schemas.microsoft.com/office/word/2010/wordprocessingCanvas" xmlns:cx="http://schemas.microsoft.com/office/drawing/2014/chartex" xmlns:cx1="http://schemas.microsoft.com/office/drawing/2015/9/8/chartex" xmlns:cx2="http://schemas.microsoft.com/office/drawing/2015/10/21/chartex" xmlns:cx3="http://schemas.microsoft.com/office/drawing/2016/5/9/chartex" xmlns:cx4="http://schemas.microsoft.com/office/drawing/2016/5/10/chartex" xmlns:cx5="http://schemas.microsoft.com/office/drawing/2016/5/11/chartex" xmlns:cx6="http://schemas.microsoft.com/office/drawing/2016/5/12/chartex" xmlns:cx7="http://schemas.microsoft.com/office/drawing/2016/5/13/chartex" xmlns:cx8="http://schemas.microsoft.com/office/drawing/2016/5/14/chartex" xmlns:mc="http://schemas.openxmlformats.org/markup-compatibility/2006" xmlns:aink="http://schemas.microsoft.com/office/drawing/2016/ink" xmlns:am3d="http://schemas.microsoft.com/office/drawing/2017/model3d" xmlns:o="urn:schemas-microsoft-com:office:office" xmlns:oel="http://schemas.microsoft.com/office/2019/extlst" xmlns:r="http://schemas.openxmlformats.org/officeDocument/2006/relationships" xmlns:m="http://schemas.openxmlformats.org/officeDocument/2006/math" xmlns:v="urn:schemas-microsoft-com:vml" xmlns:wp14="http://schemas.microsoft.com/office/word/2010/wordprocessingDrawing" xmlns:wp="http://schemas.openxmlformats.org/drawingml/2006/wordprocessingDrawing" xmlns:w10="urn:schemas-microsoft-com:office:word" xmlns:w="http://schemas.openxmlformats.org/wordprocessingml/2006/main" xmlns:w14="http://schemas.microsoft.com/office/word/2010/wordml" xmlns:w15="http://schemas.microsoft.com/office/word/2012/wordml" xmlns:w16cex="http://schemas.microsoft.com/office/word/2018/wordml/cex" xmlns:w16cid="http://schemas.microsoft.com/office/word/2016/wordml/cid" xmlns:w16="http://schemas.microsoft.com/office/word/2018/wordml" xmlns:w16du="http://schemas.microsoft.com/office/word/2023/wordml/word16du" xmlns:w16sdtdh="http://schemas.microsoft.com/office/word/2020/wordml/sdtdatahash" xmlns:w16sdtfl="http://schemas.microsoft.com/office/word/2024/wordml/sdtformatlock" xmlns:w16se="http://schemas.microsoft.com/office/word/2015/wordml/symex" xmlns:wpg="http://schemas.microsoft.com/office/word/2010/wordprocessingGroup" xmlns:wpi="http://schemas.microsoft.com/office/word/2010/wordprocessingInk" xmlns:wne="http://schemas.microsoft.com/office/word/2006/wordml" xmlns:wps="http://schemas.microsoft.com/office/word/2010/wordprocessingShape" mc:Ignorable="w14 w15 w16se w16cid w16 w16cex w16sdtdh w16sdtfl w16du wp14">
-  <w16cid:commentId w16cid:paraId="00000071" w16cid:durableId="00000071"/>
-</w16cid:commentsIds>
-</file>
-
 <file path=word/endnotes.xml><?xml version="1.0" encoding="utf-8"?>
 <w:endnotes xmlns:wpc="http://schemas.microsoft.com/office/word/2010/wordprocessingCanvas" xmlns:cx="http://schemas.microsoft.com/office/drawing/2014/chartex" xmlns:cx1="http://schemas.microsoft.com/office/drawing/2015/9/8/chartex" xmlns:cx2="http://schemas.microsoft.com/office/drawing/2015/10/21/chartex" xmlns:cx3="http://schemas.microsoft.com/office/drawing/2016/5/9/chartex" xmlns:cx4="http://schemas.microsoft.com/office/drawing/2016/5/10/chartex" xmlns:cx5="http://schemas.microsoft.com/office/drawing/2016/5/11/chartex" xmlns:cx6="http://schemas.microsoft.com/office/drawing/2016/5/12/chartex" xmlns:cx7="http://schemas.microsoft.com/office/drawing/2016/5/13/chartex" xmlns:cx8="http://schemas.microsoft.com/office/drawing/2016/5/14/chartex" xmlns:mc="http://schemas.openxmlformats.org/markup-compatibility/2006" xmlns:aink="http://schemas.microsoft.com/office/drawing/2016/ink" xmlns:am3d="http://schemas.microsoft.com/office/drawing/2017/model3d" xmlns:o="urn:schemas-microsoft-com:office:office" xmlns:oel="http://schemas.microsoft.com/office/2019/extlst" xmlns:r="http://schemas.openxmlformats.org/officeDocument/2006/relationships" xmlns:m="http://schemas.openxmlformats.org/officeDocument/2006/math" xmlns:v="urn:schemas-microsoft-com:vml" xmlns:wp14="http://schemas.microsoft.com/office/word/2010/wordprocessingDrawing" xmlns:wp="http://schemas.openxmlformats.org/drawingml/2006/wordprocessingDrawing" xmlns:w10="urn:schemas-microsoft-com:office:word" xmlns:w="http://schemas.openxmlformats.org/wordprocessingml/2006/main" xmlns:w14="http://schemas.microsoft.com/office/word/2010/wordml" xmlns:w15="http://schemas.microsoft.com/office/word/2012/wordml" xmlns:w16cex="http://schemas.microsoft.com/office/word/2018/wordml/cex" xmlns:w16cid="http://schemas.microsoft.com/office/word/2016/wordml/cid" xmlns:w16="http://schemas.microsoft.com/office/word/2018/wordml" xmlns:w16du="http://schemas.microsoft.com/office/word/2023/wordml/word16du" xmlns:w16sdtdh="http://schemas.microsoft.com/office/word/2020/wordml/sdtdatahash" xmlns:w16sdtfl="http://schemas.microsoft.com/office/word/2024/wordml/sdtformatlock" xmlns:w16se="http://schemas.microsoft.com/office/word/2015/wordml/symex" xmlns:wpg="http://schemas.microsoft.com/office/word/2010/wordprocessingGroup" xmlns:wpi="http://schemas.microsoft.com/office/word/2010/wordprocessingInk" xmlns:wne="http://schemas.microsoft.com/office/word/2006/wordml" xmlns:wps="http://schemas.microsoft.com/office/word/2010/wordprocessingShape" mc:Ignorable="w14 w15 w16se w16cid w16 w16cex w16sdtdh w16sdtfl w16du wp14">
   <w:endnote w:type="separator" w:id="-1">
@@ -5676,14 +4274,6 @@
     <w:abstractNumId w:val="8"/>
   </w:num>
 </w:numbering>
-</file>
-
-<file path=word/people.xml><?xml version="1.0" encoding="utf-8"?>
-<w15:people xmlns:wpc="http://schemas.microsoft.com/office/word/2010/wordprocessingCanvas" xmlns:cx="http://schemas.microsoft.com/office/drawing/2014/chartex" xmlns:cx1="http://schemas.microsoft.com/office/drawing/2015/9/8/chartex" xmlns:cx2="http://schemas.microsoft.com/office/drawing/2015/10/21/chartex" xmlns:cx3="http://schemas.microsoft.com/office/drawing/2016/5/9/chartex" xmlns:cx4="http://schemas.microsoft.com/office/drawing/2016/5/10/chartex" xmlns:cx5="http://schemas.microsoft.com/office/drawing/2016/5/11/chartex" xmlns:cx6="http://schemas.microsoft.com/office/drawing/2016/5/12/chartex" xmlns:cx7="http://schemas.microsoft.com/office/drawing/2016/5/13/chartex" xmlns:cx8="http://schemas.microsoft.com/office/drawing/2016/5/14/chartex" xmlns:mc="http://schemas.openxmlformats.org/markup-compatibility/2006" xmlns:aink="http://schemas.microsoft.com/office/drawing/2016/ink" xmlns:am3d="http://schemas.microsoft.com/office/drawing/2017/model3d" xmlns:o="urn:schemas-microsoft-com:office:office" xmlns:oel="http://schemas.microsoft.com/office/2019/extlst" xmlns:r="http://schemas.openxmlformats.org/officeDocument/2006/relationships" xmlns:m="http://schemas.openxmlformats.org/officeDocument/2006/math" xmlns:v="urn:schemas-microsoft-com:vml" xmlns:wp14="http://schemas.microsoft.com/office/word/2010/wordprocessingDrawing" xmlns:wp="http://schemas.openxmlformats.org/drawingml/2006/wordprocessingDrawing" xmlns:w10="urn:schemas-microsoft-com:office:word" xmlns:w="http://schemas.openxmlformats.org/wordprocessingml/2006/main" xmlns:w14="http://schemas.microsoft.com/office/word/2010/wordml" xmlns:w15="http://schemas.microsoft.com/office/word/2012/wordml" xmlns:w16cex="http://schemas.microsoft.com/office/word/2018/wordml/cex" xmlns:w16cid="http://schemas.microsoft.com/office/word/2016/wordml/cid" xmlns:w16="http://schemas.microsoft.com/office/word/2018/wordml" xmlns:w16du="http://schemas.microsoft.com/office/word/2023/wordml/word16du" xmlns:w16sdtdh="http://schemas.microsoft.com/office/word/2020/wordml/sdtdatahash" xmlns:w16sdtfl="http://schemas.microsoft.com/office/word/2024/wordml/sdtformatlock" xmlns:w16se="http://schemas.microsoft.com/office/word/2015/wordml/symex" xmlns:wpg="http://schemas.microsoft.com/office/word/2010/wordprocessingGroup" xmlns:wpi="http://schemas.microsoft.com/office/word/2010/wordprocessingInk" xmlns:wne="http://schemas.microsoft.com/office/word/2006/wordml" xmlns:wps="http://schemas.microsoft.com/office/word/2010/wordprocessingShape" mc:Ignorable="w14 w15 w16se w16cid w16 w16cex w16sdtdh w16sdtfl w16du wp14">
-  <w15:person w15:author="guanen chen">
-    <w15:presenceInfo w15:providerId="Windows Live" w15:userId="8914a09859a65e61"/>
-  </w15:person>
-</w15:people>
 </file>
 
 <file path=word/styles.xml><?xml version="1.0" encoding="utf-8"?>

--- a/自動產生合約範本/template_rent_uspace.docx
+++ b/自動產生合約範本/template_rent_uspace.docx
@@ -16,6 +16,1349 @@
           <w:szCs w:val="20"/>
         </w:rPr>
       </w:pPr>
+      <w:r>
+        <w:rPr>
+          <w:rFonts w:ascii="Microsoft YaHei UI" w:eastAsia="Microsoft YaHei UI" w:hAnsi="Microsoft YaHei UI"/>
+          <w:noProof/>
+        </w:rPr>
+        <mc:AlternateContent>
+          <mc:Choice Requires="wps">
+            <w:drawing>
+              <wp:anchor distT="0" distB="0" distL="114300" distR="114300" simplePos="0" relativeHeight="251658240" behindDoc="0" locked="0" layoutInCell="1" hidden="0" allowOverlap="1" wp14:anchorId="51DF8F57" wp14:editId="088AE9B4">
+                <wp:simplePos x="0" y="0"/>
+                <wp:positionH relativeFrom="column">
+                  <wp:posOffset>4585778</wp:posOffset>
+                </wp:positionH>
+                <wp:positionV relativeFrom="paragraph">
+                  <wp:posOffset>-85985</wp:posOffset>
+                </wp:positionV>
+                <wp:extent cx="2127038" cy="289984"/>
+                <wp:effectExtent l="0" t="0" r="0" b="0"/>
+                <wp:wrapNone/>
+                <wp:docPr id="1" name="矩形 1"/>
+                <wp:cNvGraphicFramePr/>
+                <a:graphic xmlns:a="http://schemas.openxmlformats.org/drawingml/2006/main">
+                  <a:graphicData uri="http://schemas.microsoft.com/office/word/2010/wordprocessingShape">
+                    <wps:wsp>
+                      <wps:cNvSpPr/>
+                      <wps:spPr>
+                        <a:xfrm>
+                          <a:off x="4287244" y="3639771"/>
+                          <a:ext cx="2117513" cy="280459"/>
+                        </a:xfrm>
+                        <a:prstGeom prst="rect">
+                          <a:avLst/>
+                        </a:prstGeom>
+                        <a:solidFill>
+                          <a:schemeClr val="lt1"/>
+                        </a:solidFill>
+                        <a:ln w="9525" cap="flat" cmpd="sng">
+                          <a:solidFill>
+                            <a:srgbClr val="000000"/>
+                          </a:solidFill>
+                          <a:prstDash val="solid"/>
+                          <a:round/>
+                          <a:headEnd type="none" w="sm" len="sm"/>
+                          <a:tailEnd type="none" w="sm" len="sm"/>
+                        </a:ln>
+                      </wps:spPr>
+                      <wps:txbx>
+                        <w:txbxContent>
+                          <w:p>
+                            <w:pPr>
+                              <w:textDirection w:val="btLr"/>
+                            </w:pPr>
+                            <w:r>
+                              <w:rPr>
+                                <w:rFonts w:eastAsia="Cambria"/>
+                                <w:color w:val="000000"/>
+                              </w:rPr>
+                              <w:t>合約編號：</w:t>
+                            </w:r>
+                          </w:p>
+                        </w:txbxContent>
+                      </wps:txbx>
+                      <wps:bodyPr spcFirstLastPara="1" wrap="square" lIns="91425" tIns="45700" rIns="91425" bIns="45700" anchor="t" anchorCtr="0">
+                        <a:noAutofit/>
+                      </wps:bodyPr>
+                    </wps:wsp>
+                  </a:graphicData>
+                </a:graphic>
+              </wp:anchor>
+            </w:drawing>
+          </mc:Choice>
+          <mc:Fallback>
+            <w:pict>
+              <v:rect w14:anchorId="51DF8F57" id="矩形 1" o:spid="_x0000_s1026" style="position:absolute;left:0;text-align:left;margin-left:361.1pt;margin-top:-6.75pt;width:167.5pt;height:22.85pt;z-index:251658240;visibility:visible;mso-wrap-style:square;mso-wrap-distance-left:9pt;mso-wrap-distance-top:0;mso-wrap-distance-right:9pt;mso-wrap-distance-bottom:0;mso-position-horizontal:absolute;mso-position-horizontal-relative:text;mso-position-vertical:absolute;mso-position-vertical-relative:text;v-text-anchor:top" o:gfxdata="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" fillcolor="white [3201]">
+                <v:stroke startarrowwidth="narrow" startarrowlength="short" endarrowwidth="narrow" endarrowlength="short" joinstyle="round"/>
+                <v:textbox inset="2.53958mm,1.2694mm,2.53958mm,1.2694mm">
+                  <w:txbxContent>
+                    <w:p>
+                      <w:pPr>
+                        <w:textDirection w:val="btLr"/>
+                      </w:pPr>
+                      <w:r>
+                        <w:rPr>
+                          <w:rFonts w:eastAsia="Cambria"/>
+                          <w:color w:val="000000"/>
+                        </w:rPr>
+                        <w:t>合約編號：</w:t>
+                      </w:r>
+                    </w:p>
+                  </w:txbxContent>
+                </v:textbox>
+              </v:rect>
+            </w:pict>
+          </mc:Fallback>
+        </mc:AlternateContent>
+      </w:r>
+    </w:p>
+    <w:p>
+      <w:pPr>
+        <w:widowControl/>
+        <w:spacing w:line="420" w:lineRule="auto"/>
+        <w:jc w:val="center"/>
+        <w:rPr>
+          <w:rFonts w:ascii="Microsoft YaHei UI" w:eastAsia="Microsoft YaHei UI" w:hAnsi="Microsoft YaHei UI" w:cs="Times New Roman"/>
+          <w:color w:val="000000"/>
+          <w:sz w:val="44"/>
+          <w:szCs w:val="44"/>
+        </w:rPr>
+      </w:pPr>
+      <w:sdt>
+        <w:sdtPr>
+          <w:rPr>
+            <w:rFonts w:ascii="Microsoft YaHei UI" w:eastAsia="Microsoft YaHei UI" w:hAnsi="Microsoft YaHei UI"/>
+          </w:rPr>
+          <w:tag w:val="goog_rdk_0"/>
+          <w:id w:val="1358973782"/>
+        </w:sdtPr>
+        <w:sdtContent>
+          <w:r>
+            <w:rPr>
+              <w:rFonts w:ascii="Microsoft YaHei UI" w:eastAsia="Microsoft YaHei UI" w:hAnsi="Microsoft YaHei UI" w:cs="Gungsuh"/>
+              <w:color w:val="000000"/>
+              <w:sz w:val="44"/>
+              <w:szCs w:val="44"/>
+            </w:rPr>
+            <w:t>USPACE服務契約書</w:t>
+          </w:r>
+        </w:sdtContent>
+      </w:sdt>
+    </w:p>
+    <w:p>
+      <w:pPr>
+        <w:spacing w:line="420" w:lineRule="auto"/>
+        <w:jc w:val="both"/>
+        <w:rPr>
+          <w:rFonts w:ascii="Microsoft YaHei UI" w:eastAsia="Microsoft YaHei UI" w:hAnsi="Microsoft YaHei UI" w:cs="Times New Roman"/>
+          <w:color w:val="000000"/>
+        </w:rPr>
+      </w:pPr>
+    </w:p>
+    <w:p>
+      <w:pPr>
+        <w:spacing w:line="420" w:lineRule="auto"/>
+        <w:jc w:val="both"/>
+        <w:rPr>
+          <w:rFonts w:ascii="Microsoft YaHei UI" w:eastAsia="Microsoft YaHei UI" w:hAnsi="Microsoft YaHei UI" w:cs="Times New Roman"/>
+          <w:color w:val="000000"/>
+        </w:rPr>
+      </w:pPr>
+      <w:sdt>
+        <w:sdtPr>
+          <w:rPr>
+            <w:rFonts w:ascii="Microsoft YaHei UI" w:eastAsia="Microsoft YaHei UI" w:hAnsi="Microsoft YaHei UI"/>
+          </w:rPr>
+          <w:tag w:val="goog_rdk_1"/>
+          <w:id w:val="1560849819"/>
+        </w:sdtPr>
+        <w:sdtContent>
+          <w:r>
+            <w:rPr>
+              <w:rFonts w:ascii="Microsoft YaHei UI" w:eastAsia="Microsoft YaHei UI" w:hAnsi="Microsoft YaHei UI" w:cs="Gungsuh"/>
+              <w:color w:val="000000"/>
+            </w:rPr>
+            <w:t>出租人：</w:t>
+          </w:r>
+          <w:r>
+            <w:rPr>
+              <w:rFonts w:asciiTheme="minorEastAsia" w:hAnsiTheme="minorEastAsia" w:cs="冬青黑體簡體中文 W3"/>
+              <w:color w:val="000000"/>
+            </w:rPr>
+            <w:t>{{ party_a }}</w:t>
+          </w:r>
+          <w:r>
+            <w:rPr>
+              <w:rFonts w:ascii="Microsoft YaHei UI" w:eastAsia="Microsoft YaHei UI" w:hAnsi="Microsoft YaHei UI" w:cs="Gungsuh"/>
+              <w:color w:val="000000"/>
+            </w:rPr>
+            <w:t>（下稱「甲方」）</w:t>
+          </w:r>
+        </w:sdtContent>
+      </w:sdt>
+    </w:p>
+    <w:p>
+      <w:pPr>
+        <w:spacing w:line="420" w:lineRule="auto"/>
+        <w:jc w:val="both"/>
+        <w:rPr>
+          <w:rFonts w:ascii="Microsoft YaHei UI" w:eastAsia="Microsoft YaHei UI" w:hAnsi="Microsoft YaHei UI" w:cs="Times New Roman"/>
+          <w:color w:val="000000"/>
+        </w:rPr>
+      </w:pPr>
+      <w:sdt>
+        <w:sdtPr>
+          <w:rPr>
+            <w:rFonts w:ascii="Microsoft YaHei UI" w:eastAsia="Microsoft YaHei UI" w:hAnsi="Microsoft YaHei UI"/>
+          </w:rPr>
+          <w:tag w:val="goog_rdk_2"/>
+          <w:id w:val="345871758"/>
+        </w:sdtPr>
+        <w:sdtContent>
+          <w:r>
+            <w:rPr>
+              <w:rFonts w:ascii="Microsoft YaHei UI" w:eastAsia="Microsoft YaHei UI" w:hAnsi="Microsoft YaHei UI" w:cs="Gungsuh"/>
+              <w:color w:val="000000"/>
+            </w:rPr>
+            <w:t>承租人：悠勢科技股份有限公司 （下稱「乙方」）</w:t>
+          </w:r>
+        </w:sdtContent>
+      </w:sdt>
+    </w:p>
+    <w:p>
+      <w:pPr>
+        <w:spacing w:line="420" w:lineRule="auto"/>
+        <w:jc w:val="both"/>
+        <w:rPr>
+          <w:rFonts w:ascii="Microsoft YaHei UI" w:eastAsia="Microsoft YaHei UI" w:hAnsi="Microsoft YaHei UI" w:cs="Times New Roman"/>
+          <w:color w:val="000000"/>
+        </w:rPr>
+      </w:pPr>
+    </w:p>
+    <w:p>
+      <w:pPr>
+        <w:spacing w:line="420" w:lineRule="auto"/>
+        <w:jc w:val="both"/>
+        <w:rPr>
+          <w:rFonts w:ascii="Microsoft YaHei UI" w:eastAsia="Microsoft YaHei UI" w:hAnsi="Microsoft YaHei UI" w:cs="Times New Roman"/>
+          <w:color w:val="000000"/>
+        </w:rPr>
+      </w:pPr>
+      <w:sdt>
+        <w:sdtPr>
+          <w:rPr>
+            <w:rFonts w:ascii="Microsoft YaHei UI" w:eastAsia="Microsoft YaHei UI" w:hAnsi="Microsoft YaHei UI"/>
+          </w:rPr>
+          <w:tag w:val="goog_rdk_3"/>
+          <w:id w:val="-255977436"/>
+        </w:sdtPr>
+        <w:sdtContent>
+          <w:r>
+            <w:rPr>
+              <w:rFonts w:ascii="Microsoft YaHei UI" w:eastAsia="Microsoft YaHei UI" w:hAnsi="Microsoft YaHei UI" w:cs="Gungsuh"/>
+              <w:color w:val="000000"/>
+            </w:rPr>
+            <w:t>茲因甲方擬將其所有之停車場出租並委由乙方進行設備整建、管理系統規劃以經營收費停車場，雙方爰訂定本USPACE停車位租賃契約書（以下簡稱「本契約」），並議定條款如後，以茲共同遵守：</w:t>
+          </w:r>
+        </w:sdtContent>
+      </w:sdt>
+    </w:p>
+    <w:p>
+      <w:pPr>
+        <w:spacing w:line="420" w:lineRule="auto"/>
+        <w:jc w:val="both"/>
+        <w:rPr>
+          <w:rFonts w:ascii="Microsoft YaHei UI" w:eastAsia="Microsoft YaHei UI" w:hAnsi="Microsoft YaHei UI" w:cs="Times New Roman"/>
+          <w:color w:val="000000"/>
+        </w:rPr>
+      </w:pPr>
+    </w:p>
+    <w:p>
+      <w:pPr>
+        <w:numPr>
+          <w:ilvl w:val="0"/>
+          <w:numId w:val="10"/>
+        </w:numPr>
+        <w:pBdr>
+          <w:top w:val="nil"/>
+          <w:left w:val="nil"/>
+          <w:bottom w:val="nil"/>
+          <w:right w:val="nil"/>
+          <w:between w:val="nil"/>
+        </w:pBdr>
+        <w:spacing w:line="420" w:lineRule="auto"/>
+        <w:ind w:left="992" w:hanging="992"/>
+        <w:jc w:val="both"/>
+        <w:rPr>
+          <w:rFonts w:ascii="Microsoft YaHei UI" w:eastAsia="Microsoft YaHei UI" w:hAnsi="Microsoft YaHei UI" w:cs="Times New Roman"/>
+          <w:color w:val="000000"/>
+        </w:rPr>
+      </w:pPr>
+      <w:sdt>
+        <w:sdtPr>
+          <w:rPr>
+            <w:rFonts w:ascii="Microsoft YaHei UI" w:eastAsia="Microsoft YaHei UI" w:hAnsi="Microsoft YaHei UI"/>
+          </w:rPr>
+          <w:tag w:val="goog_rdk_4"/>
+          <w:id w:val="288438782"/>
+        </w:sdtPr>
+        <w:sdtContent>
+          <w:r>
+            <w:rPr>
+              <w:rFonts w:ascii="Microsoft YaHei UI" w:eastAsia="Microsoft YaHei UI" w:hAnsi="Microsoft YaHei UI" w:cs="Gungsuh"/>
+              <w:color w:val="000000"/>
+            </w:rPr>
+            <w:t>租賃標的</w:t>
+          </w:r>
+        </w:sdtContent>
+      </w:sdt>
+    </w:p>
+    <w:p>
+      <w:pPr>
+        <w:numPr>
+          <w:ilvl w:val="0"/>
+          <w:numId w:val="11"/>
+        </w:numPr>
+        <w:pBdr>
+          <w:top w:val="nil"/>
+          <w:left w:val="nil"/>
+          <w:bottom w:val="nil"/>
+          <w:right w:val="nil"/>
+          <w:between w:val="nil"/>
+        </w:pBdr>
+        <w:spacing w:line="420" w:lineRule="auto"/>
+        <w:ind w:left="993" w:hanging="480"/>
+        <w:jc w:val="both"/>
+        <w:rPr>
+          <w:rFonts w:ascii="Microsoft YaHei UI" w:eastAsia="Microsoft YaHei UI" w:hAnsi="Microsoft YaHei UI" w:cs="Times New Roman"/>
+          <w:color w:val="000000"/>
+        </w:rPr>
+      </w:pPr>
+      <w:sdt>
+        <w:sdtPr>
+          <w:rPr>
+            <w:rFonts w:ascii="Microsoft YaHei UI" w:eastAsia="Microsoft YaHei UI" w:hAnsi="Microsoft YaHei UI"/>
+          </w:rPr>
+          <w:tag w:val="goog_rdk_5"/>
+          <w:id w:val="2033079338"/>
+        </w:sdtPr>
+        <w:sdtEndPr>
+          <w:rPr>
+            <w:rFonts w:cs="Gungsuh"/>
+            <w:color w:val="000000"/>
+          </w:rPr>
+        </w:sdtEndPr>
+        <w:sdtContent>
+          <w:r>
+            <w:rPr>
+              <w:rFonts w:ascii="Microsoft YaHei UI" w:eastAsia="Microsoft YaHei UI" w:hAnsi="Microsoft YaHei UI" w:cs="Gungsuh"/>
+              <w:color w:val="000000"/>
+            </w:rPr>
+            <w:t>甲方同意將其所有，坐落於</w:t>
+          </w:r>
+          <w:r>
+            <w:rPr>
+              <w:rFonts w:asciiTheme="minorEastAsia" w:hAnsiTheme="minorEastAsia" w:cs="冬青黑體簡體中文 W3"/>
+              <w:u w:val="single"/>
+              <w:lang w:val="en-US"/>
+            </w:rPr>
+            <w:t>{{ address }}</w:t>
+          </w:r>
+        </w:sdtContent>
+      </w:sdt>
+      <w:sdt>
+        <w:sdtPr>
+          <w:rPr>
+            <w:rFonts w:ascii="Microsoft YaHei UI" w:eastAsia="Microsoft YaHei UI" w:hAnsi="Microsoft YaHei UI" w:cs="Gungsuh"/>
+            <w:color w:val="000000"/>
+          </w:rPr>
+          <w:tag w:val="goog_rdk_6"/>
+          <w:id w:val="793546173"/>
+        </w:sdtPr>
+        <w:sdtEndPr>
+          <w:rPr>
+            <w:rFonts w:cs="Cambria"/>
+            <w:color w:val="auto"/>
+          </w:rPr>
+        </w:sdtEndPr>
+        <w:sdtContent>
+          <w:r>
+            <w:rPr>
+              <w:rFonts w:ascii="Microsoft YaHei UI" w:eastAsia="Microsoft YaHei UI" w:hAnsi="Microsoft YaHei UI" w:cs="Gungsuh"/>
+              <w:color w:val="000000"/>
+            </w:rPr>
+            <w:t>之停車位/土地/建物，共</w:t>
+          </w:r>
+          <w:r>
+            <w:rPr>
+              <w:rFonts w:asciiTheme="minorEastAsia" w:hAnsiTheme="minorEastAsia" w:cs="冬青黑體簡體中文 W3"/>
+              <w:u w:val="single"/>
+            </w:rPr>
+            <w:t>{{ spots }}</w:t>
+          </w:r>
+          <w:r>
+            <w:rPr>
+              <w:rFonts w:ascii="Microsoft YaHei UI" w:eastAsia="Microsoft YaHei UI" w:hAnsi="Microsoft YaHei UI" w:cs="Gungsuh"/>
+              <w:color w:val="000000"/>
+            </w:rPr>
+            <w:t>格（車位與規劃平面圖如附件一，下稱「合作標的物」），出租並委由乙方進行設備整建、管理系統規劃以經營收費停車場（下稱「合作停車場」）。</w:t>
+          </w:r>
+        </w:sdtContent>
+      </w:sdt>
+    </w:p>
+    <w:p>
+      <w:pPr>
+        <w:numPr>
+          <w:ilvl w:val="0"/>
+          <w:numId w:val="11"/>
+        </w:numPr>
+        <w:pBdr>
+          <w:top w:val="nil"/>
+          <w:left w:val="nil"/>
+          <w:bottom w:val="nil"/>
+          <w:right w:val="nil"/>
+          <w:between w:val="nil"/>
+        </w:pBdr>
+        <w:spacing w:line="420" w:lineRule="auto"/>
+        <w:ind w:left="993" w:hanging="480"/>
+        <w:jc w:val="both"/>
+        <w:rPr>
+          <w:rFonts w:ascii="Microsoft YaHei UI" w:eastAsia="Microsoft YaHei UI" w:hAnsi="Microsoft YaHei UI" w:cs="Times New Roman"/>
+          <w:color w:val="000000"/>
+        </w:rPr>
+      </w:pPr>
+      <w:sdt>
+        <w:sdtPr>
+          <w:rPr>
+            <w:rFonts w:ascii="Microsoft YaHei UI" w:eastAsia="Microsoft YaHei UI" w:hAnsi="Microsoft YaHei UI"/>
+          </w:rPr>
+          <w:tag w:val="goog_rdk_7"/>
+          <w:id w:val="71203291"/>
+        </w:sdtPr>
+        <w:sdtContent>
+          <w:r>
+            <w:rPr>
+              <w:rFonts w:ascii="Microsoft YaHei UI" w:eastAsia="Microsoft YaHei UI" w:hAnsi="Microsoft YaHei UI" w:cs="Gungsuh"/>
+              <w:color w:val="000000"/>
+            </w:rPr>
+            <w:t>乙方在本契約期間內，得於合作標的物上建置停車管理系統與相關設備（含充電樁等，下稱「停管設備」），以供經營收費停車場之用。</w:t>
+          </w:r>
+        </w:sdtContent>
+      </w:sdt>
+    </w:p>
+    <w:p>
+      <w:pPr>
+        <w:numPr>
+          <w:ilvl w:val="0"/>
+          <w:numId w:val="11"/>
+        </w:numPr>
+        <w:pBdr>
+          <w:top w:val="nil"/>
+          <w:left w:val="nil"/>
+          <w:bottom w:val="nil"/>
+          <w:right w:val="nil"/>
+          <w:between w:val="nil"/>
+        </w:pBdr>
+        <w:spacing w:line="420" w:lineRule="auto"/>
+        <w:ind w:left="993" w:hanging="480"/>
+        <w:jc w:val="both"/>
+        <w:rPr>
+          <w:rFonts w:ascii="Microsoft YaHei UI" w:eastAsia="Microsoft YaHei UI" w:hAnsi="Microsoft YaHei UI" w:cs="Times New Roman"/>
+          <w:color w:val="000000"/>
+        </w:rPr>
+      </w:pPr>
+      <w:sdt>
+        <w:sdtPr>
+          <w:rPr>
+            <w:rFonts w:ascii="Microsoft YaHei UI" w:eastAsia="Microsoft YaHei UI" w:hAnsi="Microsoft YaHei UI"/>
+          </w:rPr>
+          <w:tag w:val="goog_rdk_8"/>
+          <w:id w:val="1471296502"/>
+        </w:sdtPr>
+        <w:sdtContent>
+          <w:r>
+            <w:rPr>
+              <w:rFonts w:ascii="Microsoft YaHei UI" w:eastAsia="Microsoft YaHei UI" w:hAnsi="Microsoft YaHei UI" w:cs="Gungsuh"/>
+              <w:color w:val="000000"/>
+            </w:rPr>
+            <w:t>汽車駕駛人於乙方管理之網站或手機應用程式（APP）上註冊成為乙方會員，或通過合作停車場入口之車輛辨識後，得於合作停車場停車消費並完成付款，乙方應以乙方之名義開立統一發票予乙方會員，不得有漏開或購買統一發票等違法情事，如有違反乙方應自負一切法令責任。</w:t>
+          </w:r>
+        </w:sdtContent>
+      </w:sdt>
+    </w:p>
+    <w:p>
+      <w:pPr>
+        <w:pBdr>
+          <w:top w:val="nil"/>
+          <w:left w:val="nil"/>
+          <w:bottom w:val="nil"/>
+          <w:right w:val="nil"/>
+          <w:between w:val="nil"/>
+        </w:pBdr>
+        <w:spacing w:line="420" w:lineRule="auto"/>
+        <w:ind w:left="1276"/>
+        <w:jc w:val="both"/>
+        <w:rPr>
+          <w:rFonts w:ascii="Microsoft YaHei UI" w:eastAsia="Microsoft YaHei UI" w:hAnsi="Microsoft YaHei UI" w:cs="Times New Roman"/>
+          <w:color w:val="000000"/>
+        </w:rPr>
+      </w:pPr>
+    </w:p>
+    <w:p>
+      <w:pPr>
+        <w:numPr>
+          <w:ilvl w:val="0"/>
+          <w:numId w:val="10"/>
+        </w:numPr>
+        <w:pBdr>
+          <w:top w:val="nil"/>
+          <w:left w:val="nil"/>
+          <w:bottom w:val="nil"/>
+          <w:right w:val="nil"/>
+          <w:between w:val="nil"/>
+        </w:pBdr>
+        <w:spacing w:line="420" w:lineRule="auto"/>
+        <w:ind w:left="992" w:hanging="992"/>
+        <w:jc w:val="both"/>
+        <w:rPr>
+          <w:rFonts w:ascii="Microsoft YaHei UI" w:eastAsia="Microsoft YaHei UI" w:hAnsi="Microsoft YaHei UI" w:cs="Times New Roman"/>
+          <w:color w:val="000000"/>
+        </w:rPr>
+      </w:pPr>
+      <w:sdt>
+        <w:sdtPr>
+          <w:rPr>
+            <w:rFonts w:ascii="Microsoft YaHei UI" w:eastAsia="Microsoft YaHei UI" w:hAnsi="Microsoft YaHei UI"/>
+          </w:rPr>
+          <w:tag w:val="goog_rdk_9"/>
+          <w:id w:val="-859064948"/>
+        </w:sdtPr>
+        <w:sdtContent>
+          <w:r>
+            <w:rPr>
+              <w:rFonts w:ascii="Microsoft YaHei UI" w:eastAsia="Microsoft YaHei UI" w:hAnsi="Microsoft YaHei UI" w:cs="Gungsuh"/>
+              <w:color w:val="000000"/>
+            </w:rPr>
+            <w:t>租金</w:t>
+          </w:r>
+        </w:sdtContent>
+      </w:sdt>
+    </w:p>
+    <w:p>
+      <w:pPr>
+        <w:numPr>
+          <w:ilvl w:val="0"/>
+          <w:numId w:val="2"/>
+        </w:numPr>
+        <w:pBdr>
+          <w:top w:val="nil"/>
+          <w:left w:val="nil"/>
+          <w:bottom w:val="nil"/>
+          <w:right w:val="nil"/>
+          <w:between w:val="nil"/>
+        </w:pBdr>
+        <w:spacing w:line="420" w:lineRule="auto"/>
+        <w:ind w:left="992" w:hanging="482"/>
+        <w:jc w:val="both"/>
+        <w:rPr>
+          <w:rFonts w:ascii="Microsoft YaHei UI" w:eastAsia="Microsoft YaHei UI" w:hAnsi="Microsoft YaHei UI" w:cs="Times New Roman"/>
+          <w:color w:val="000000"/>
+        </w:rPr>
+      </w:pPr>
+      <w:sdt>
+        <w:sdtPr>
+          <w:rPr>
+            <w:rFonts w:ascii="Microsoft YaHei UI" w:eastAsia="Microsoft YaHei UI" w:hAnsi="Microsoft YaHei UI"/>
+          </w:rPr>
+          <w:tag w:val="goog_rdk_10"/>
+          <w:id w:val="-1271978497"/>
+        </w:sdtPr>
+        <w:sdtContent>
+          <w:r>
+            <w:rPr>
+              <w:rFonts w:ascii="Microsoft YaHei UI" w:eastAsia="Microsoft YaHei UI" w:hAnsi="Microsoft YaHei UI"/>
+            </w:rPr>
+            <w:t>租金採</w:t>
+          </w:r>
+          <w:r>
+            <w:rPr>
+              <w:rFonts w:ascii="標楷體" w:eastAsia="標楷體" w:hAnsi="標楷體" w:cs="Times New Roman"/>
+              <w:color w:val="000000" w:themeColor="text1"/>
+            </w:rPr>
+            <w:t>{{ pay_freq }}</w:t>
+          </w:r>
+          <w:r>
+            <w:rPr>
+              <w:rFonts w:ascii="Microsoft YaHei UI" w:eastAsia="Microsoft YaHei UI" w:hAnsi="Microsoft YaHei UI"/>
+            </w:rPr>
+            <w:t>制，即以每</w:t>
+          </w:r>
+          <w:r>
+            <w:rPr>
+              <w:rFonts w:ascii="標楷體" w:eastAsia="標楷體" w:hAnsi="標楷體" w:cs="Times New Roman"/>
+              <w:color w:val="000000" w:themeColor="text1"/>
+            </w:rPr>
+            <w:t>{{ pay_period }}</w:t>
+          </w:r>
+          <w:r>
+            <w:rPr>
+              <w:rFonts w:ascii="Microsoft YaHei UI" w:eastAsia="Microsoft YaHei UI" w:hAnsi="Microsoft YaHei UI"/>
+            </w:rPr>
+            <w:t>個月為一期</w:t>
+          </w:r>
+          <w:r>
+            <w:rPr>
+              <w:rFonts w:ascii="Microsoft YaHei UI" w:eastAsia="Microsoft YaHei UI" w:hAnsi="Microsoft YaHei UI" w:hint="eastAsia"/>
+            </w:rPr>
+            <w:t>，</w:t>
+          </w:r>
+          <w:r>
+            <w:rPr>
+              <w:rFonts w:ascii="Microsoft YaHei UI" w:eastAsia="Microsoft YaHei UI" w:hAnsi="Microsoft YaHei UI" w:cs="Gungsuh"/>
+              <w:color w:val="000000"/>
+            </w:rPr>
+            <w:t>乙方應於每月</w:t>
+          </w:r>
+          <w:r>
+            <w:rPr>
+              <w:rFonts w:ascii="標楷體" w:eastAsia="標楷體" w:hAnsi="標楷體" w:cs="Times New Roman"/>
+              <w:color w:val="000000" w:themeColor="text1"/>
+            </w:rPr>
+            <w:t>{{ pay_day }}</w:t>
+          </w:r>
+          <w:r>
+            <w:rPr>
+              <w:rFonts w:ascii="Microsoft YaHei UI" w:eastAsia="Microsoft YaHei UI" w:hAnsi="Microsoft YaHei UI" w:cs="Gungsuh"/>
+              <w:color w:val="000000"/>
+            </w:rPr>
+            <w:t>日前，將以</w:t>
+          </w:r>
+          <w:r>
+            <w:rPr>
+              <w:rFonts w:ascii="標楷體" w:eastAsia="標楷體" w:hAnsi="標楷體" w:cs="Times New Roman"/>
+              <w:color w:val="000000" w:themeColor="text1"/>
+            </w:rPr>
+            <w:t>{{ pay_method }}</w:t>
+          </w:r>
+          <w:r>
+            <w:rPr>
+              <w:rFonts w:ascii="Microsoft YaHei UI" w:eastAsia="Microsoft YaHei UI" w:hAnsi="Microsoft YaHei UI" w:cs="Gungsuh"/>
+              <w:color w:val="000000"/>
+            </w:rPr>
+            <w:t>方式支付新台幣（下同）</w:t>
+          </w:r>
+          <w:r>
+            <w:rPr>
+              <w:rFonts w:ascii="標楷體" w:eastAsia="標楷體" w:hAnsi="標楷體" w:cs="Times New Roman"/>
+              <w:color w:val="000000" w:themeColor="text1"/>
+            </w:rPr>
+            <w:t>{{ amount }}</w:t>
+          </w:r>
+          <w:r>
+            <w:rPr>
+              <w:rFonts w:ascii="Microsoft YaHei UI" w:eastAsia="Microsoft YaHei UI" w:hAnsi="Microsoft YaHei UI" w:cs="Gungsuh"/>
+              <w:color w:val="000000"/>
+            </w:rPr>
+            <w:t>元</w:t>
+          </w:r>
+          <w:r>
+            <w:rPr>
+              <w:rFonts w:ascii="Microsoft YaHei UI" w:eastAsia="Microsoft YaHei UI" w:hAnsi="Microsoft YaHei UI" w:cs="Gungsuh" w:hint="eastAsia"/>
+              <w:color w:val="000000"/>
+            </w:rPr>
+            <w:t>整</w:t>
+          </w:r>
+          <w:r>
+            <w:rPr>
+              <w:rFonts w:ascii="標楷體" w:eastAsia="標楷體" w:hAnsi="標楷體" w:cs="Times New Roman" w:hint="eastAsia"/>
+              <w:color w:val="000000" w:themeColor="text1"/>
+            </w:rPr>
+            <w:t>(</w:t>
+          </w:r>
+          <w:r>
+            <w:rPr>
+              <w:rFonts w:ascii="標楷體" w:eastAsia="標楷體" w:hAnsi="標楷體" w:cs="Times New Roman"/>
+              <w:color w:val="000000" w:themeColor="text1"/>
+            </w:rPr>
+            <w:t>{{ tax_type }}</w:t>
+          </w:r>
+          <w:r>
+            <w:rPr>
+              <w:rFonts w:ascii="標楷體" w:eastAsia="標楷體" w:hAnsi="標楷體" w:cs="Times New Roman" w:hint="eastAsia"/>
+              <w:color w:val="000000" w:themeColor="text1"/>
+            </w:rPr>
+            <w:t>)</w:t>
+          </w:r>
+          <w:r>
+            <w:rPr>
+              <w:rFonts w:ascii="Microsoft YaHei UI" w:eastAsia="Microsoft YaHei UI" w:hAnsi="Microsoft YaHei UI" w:cs="Gungsuh"/>
+              <w:color w:val="000000"/>
+            </w:rPr>
+            <w:t>至甲方指定之銀行帳戶（參附件二甲方存摺影本），做為乙方向甲方承租合作標的物之租金，支付日期如遇節假日或非乙方之上班日者，則乙方得延至下一個工作日付款。</w:t>
+          </w:r>
+        </w:sdtContent>
+      </w:sdt>
+    </w:p>
+    <w:p>
+      <w:pPr>
+        <w:numPr>
+          <w:ilvl w:val="0"/>
+          <w:numId w:val="2"/>
+        </w:numPr>
+        <w:pBdr>
+          <w:top w:val="nil"/>
+          <w:left w:val="nil"/>
+          <w:bottom w:val="nil"/>
+          <w:right w:val="nil"/>
+          <w:between w:val="nil"/>
+        </w:pBdr>
+        <w:spacing w:line="420" w:lineRule="auto"/>
+        <w:ind w:left="992" w:hanging="482"/>
+        <w:jc w:val="both"/>
+        <w:rPr>
+          <w:rFonts w:ascii="Microsoft YaHei UI" w:eastAsia="Microsoft YaHei UI" w:hAnsi="Microsoft YaHei UI" w:cs="Times New Roman"/>
+          <w:color w:val="000000"/>
+        </w:rPr>
+      </w:pPr>
+      <w:sdt>
+        <w:sdtPr>
+          <w:rPr>
+            <w:rFonts w:ascii="Microsoft YaHei UI" w:eastAsia="Microsoft YaHei UI" w:hAnsi="Microsoft YaHei UI"/>
+          </w:rPr>
+          <w:tag w:val="goog_rdk_11"/>
+          <w:id w:val="1368135542"/>
+        </w:sdtPr>
+        <w:sdtContent>
+          <w:r>
+            <w:rPr>
+              <w:rFonts w:ascii="Microsoft YaHei UI" w:eastAsia="Microsoft YaHei UI" w:hAnsi="Microsoft YaHei UI" w:cs="Gungsuh"/>
+              <w:color w:val="000000"/>
+            </w:rPr>
+            <w:t>押金（如有）：乙方應自本契約簽訂之日起五（5）日內，以匯款方式支付押金__________元至甲方指定之銀行帳戶，甲方得以此押金抵扣乙方因本契約所負而未履行之債務。除依本契約而得扣除之費用外，本契約期滿或終止時，甲方應於本契約到期日或終止日前將押金無息退還予乙方，不得藉故拖延或任意扣除。</w:t>
+          </w:r>
+        </w:sdtContent>
+      </w:sdt>
+    </w:p>
+    <w:p>
+      <w:pPr>
+        <w:numPr>
+          <w:ilvl w:val="0"/>
+          <w:numId w:val="2"/>
+        </w:numPr>
+        <w:pBdr>
+          <w:top w:val="nil"/>
+          <w:left w:val="nil"/>
+          <w:bottom w:val="nil"/>
+          <w:right w:val="nil"/>
+          <w:between w:val="nil"/>
+        </w:pBdr>
+        <w:spacing w:line="420" w:lineRule="auto"/>
+        <w:ind w:left="992" w:hanging="482"/>
+        <w:jc w:val="both"/>
+        <w:rPr>
+          <w:rFonts w:ascii="Microsoft YaHei UI" w:eastAsia="Microsoft YaHei UI" w:hAnsi="Microsoft YaHei UI" w:cs="Times New Roman"/>
+          <w:color w:val="000000"/>
+        </w:rPr>
+      </w:pPr>
+      <w:sdt>
+        <w:sdtPr>
+          <w:rPr>
+            <w:rFonts w:ascii="Microsoft YaHei UI" w:eastAsia="Microsoft YaHei UI" w:hAnsi="Microsoft YaHei UI"/>
+          </w:rPr>
+          <w:tag w:val="goog_rdk_12"/>
+          <w:id w:val="1230937311"/>
+        </w:sdtPr>
+        <w:sdtContent>
+          <w:r>
+            <w:rPr>
+              <w:rFonts w:ascii="Microsoft YaHei UI" w:eastAsia="Microsoft YaHei UI" w:hAnsi="Microsoft YaHei UI" w:cs="Gungsuh"/>
+              <w:color w:val="000000"/>
+            </w:rPr>
+            <w:t>免租期（如有）：甲方同意，自____年___月___日至____年___月___日間（下稱「免租期」），乙方得派員進入合作標的物以設置、安裝停管設備及建置合作停車場，免租期內，乙方得免支付任何租金或分潤款項予甲方。</w:t>
+          </w:r>
+        </w:sdtContent>
+      </w:sdt>
+    </w:p>
+    <w:p>
+      <w:pPr>
+        <w:numPr>
+          <w:ilvl w:val="0"/>
+          <w:numId w:val="2"/>
+        </w:numPr>
+        <w:pBdr>
+          <w:top w:val="nil"/>
+          <w:left w:val="nil"/>
+          <w:bottom w:val="nil"/>
+          <w:right w:val="nil"/>
+          <w:between w:val="nil"/>
+        </w:pBdr>
+        <w:spacing w:line="420" w:lineRule="auto"/>
+        <w:ind w:left="992" w:hanging="482"/>
+        <w:jc w:val="both"/>
+        <w:rPr>
+          <w:rFonts w:ascii="Microsoft YaHei UI" w:eastAsia="Microsoft YaHei UI" w:hAnsi="Microsoft YaHei UI" w:cs="Times New Roman"/>
+          <w:color w:val="000000"/>
+        </w:rPr>
+      </w:pPr>
+      <w:sdt>
+        <w:sdtPr>
+          <w:rPr>
+            <w:rFonts w:ascii="Microsoft YaHei UI" w:eastAsia="Microsoft YaHei UI" w:hAnsi="Microsoft YaHei UI"/>
+          </w:rPr>
+          <w:tag w:val="goog_rdk_13"/>
+          <w:id w:val="-922914347"/>
+        </w:sdtPr>
+        <w:sdtContent>
+          <w:r>
+            <w:rPr>
+              <w:rFonts w:ascii="Microsoft YaHei UI" w:eastAsia="Microsoft YaHei UI" w:hAnsi="Microsoft YaHei UI" w:cs="Gungsuh"/>
+              <w:color w:val="000000"/>
+            </w:rPr>
+            <w:t>乙方如有延遲給付租金達兩（2）個月以上，並經甲方以書面限期繳納後逾期仍未繳付時，甲方得終止本契約。</w:t>
+          </w:r>
+        </w:sdtContent>
+      </w:sdt>
+    </w:p>
+    <w:p>
+      <w:pPr>
+        <w:pBdr>
+          <w:top w:val="nil"/>
+          <w:left w:val="nil"/>
+          <w:bottom w:val="nil"/>
+          <w:right w:val="nil"/>
+          <w:between w:val="nil"/>
+        </w:pBdr>
+        <w:spacing w:line="420" w:lineRule="auto"/>
+        <w:ind w:left="1843"/>
+        <w:jc w:val="both"/>
+        <w:rPr>
+          <w:rFonts w:ascii="Microsoft YaHei UI" w:eastAsia="Microsoft YaHei UI" w:hAnsi="Microsoft YaHei UI" w:cs="Times New Roman"/>
+          <w:color w:val="000000"/>
+        </w:rPr>
+      </w:pPr>
+    </w:p>
+    <w:p>
+      <w:pPr>
+        <w:numPr>
+          <w:ilvl w:val="0"/>
+          <w:numId w:val="10"/>
+        </w:numPr>
+        <w:pBdr>
+          <w:top w:val="nil"/>
+          <w:left w:val="nil"/>
+          <w:bottom w:val="nil"/>
+          <w:right w:val="nil"/>
+          <w:between w:val="nil"/>
+        </w:pBdr>
+        <w:spacing w:line="420" w:lineRule="auto"/>
+        <w:ind w:left="992" w:hanging="992"/>
+        <w:jc w:val="both"/>
+        <w:rPr>
+          <w:rFonts w:ascii="Microsoft YaHei UI" w:eastAsia="Microsoft YaHei UI" w:hAnsi="Microsoft YaHei UI" w:cs="Times New Roman"/>
+          <w:color w:val="000000"/>
+        </w:rPr>
+      </w:pPr>
+      <w:sdt>
+        <w:sdtPr>
+          <w:rPr>
+            <w:rFonts w:ascii="Microsoft YaHei UI" w:eastAsia="Microsoft YaHei UI" w:hAnsi="Microsoft YaHei UI"/>
+          </w:rPr>
+          <w:tag w:val="goog_rdk_14"/>
+          <w:id w:val="-1075868642"/>
+        </w:sdtPr>
+        <w:sdtContent>
+          <w:r>
+            <w:rPr>
+              <w:rFonts w:ascii="Microsoft YaHei UI" w:eastAsia="Microsoft YaHei UI" w:hAnsi="Microsoft YaHei UI" w:cs="Gungsuh"/>
+              <w:color w:val="000000"/>
+            </w:rPr>
+            <w:t>匯款帳戶及所得稅</w:t>
+          </w:r>
+        </w:sdtContent>
+      </w:sdt>
+    </w:p>
+    <w:p>
+      <w:pPr>
+        <w:numPr>
+          <w:ilvl w:val="0"/>
+          <w:numId w:val="3"/>
+        </w:numPr>
+        <w:pBdr>
+          <w:top w:val="nil"/>
+          <w:left w:val="nil"/>
+          <w:bottom w:val="nil"/>
+          <w:right w:val="nil"/>
+          <w:between w:val="nil"/>
+        </w:pBdr>
+        <w:spacing w:line="420" w:lineRule="auto"/>
+        <w:ind w:left="992" w:hanging="482"/>
+        <w:jc w:val="both"/>
+        <w:rPr>
+          <w:rFonts w:ascii="Microsoft YaHei UI" w:eastAsia="Microsoft YaHei UI" w:hAnsi="Microsoft YaHei UI" w:cs="Times New Roman"/>
+          <w:color w:val="000000"/>
+        </w:rPr>
+      </w:pPr>
+      <w:sdt>
+        <w:sdtPr>
+          <w:rPr>
+            <w:rFonts w:ascii="Microsoft YaHei UI" w:eastAsia="Microsoft YaHei UI" w:hAnsi="Microsoft YaHei UI"/>
+          </w:rPr>
+          <w:tag w:val="goog_rdk_15"/>
+          <w:id w:val="-1297473642"/>
+        </w:sdtPr>
+        <w:sdtContent>
+          <w:r>
+            <w:rPr>
+              <w:rFonts w:ascii="Microsoft YaHei UI" w:eastAsia="Microsoft YaHei UI" w:hAnsi="Microsoft YaHei UI" w:cs="Gungsuh"/>
+              <w:color w:val="000000"/>
+            </w:rPr>
+            <w:t>甲方就其因本契約所得之租金，同意乙方依所得稅法及各類所得扣繳率標準就所得列單申</w:t>
+          </w:r>
+          <w:r>
+            <w:rPr>
+              <w:rFonts w:ascii="Microsoft YaHei UI" w:eastAsia="Microsoft YaHei UI" w:hAnsi="Microsoft YaHei UI" w:cs="Gungsuh"/>
+              <w:color w:val="000000"/>
+            </w:rPr>
+            <w:lastRenderedPageBreak/>
+            <w:t>報主管稽徵機關。依甲方之身分，申報所得代號/類別如下（請勾選）：</w:t>
+          </w:r>
+        </w:sdtContent>
+      </w:sdt>
+    </w:p>
+    <w:p>
+      <w:pPr>
+        <w:numPr>
+          <w:ilvl w:val="0"/>
+          <w:numId w:val="12"/>
+        </w:numPr>
+        <w:pBdr>
+          <w:top w:val="nil"/>
+          <w:left w:val="nil"/>
+          <w:bottom w:val="nil"/>
+          <w:right w:val="nil"/>
+          <w:between w:val="nil"/>
+        </w:pBdr>
+        <w:spacing w:line="420" w:lineRule="auto"/>
+        <w:ind w:left="993"/>
+        <w:jc w:val="both"/>
+        <w:rPr>
+          <w:rFonts w:ascii="Microsoft YaHei UI" w:eastAsia="Microsoft YaHei UI" w:hAnsi="Microsoft YaHei UI" w:cs="Times New Roman"/>
+          <w:color w:val="000000"/>
+        </w:rPr>
+      </w:pPr>
+      <w:sdt>
+        <w:sdtPr>
+          <w:rPr>
+            <w:rFonts w:ascii="Microsoft YaHei UI" w:eastAsia="Microsoft YaHei UI" w:hAnsi="Microsoft YaHei UI"/>
+          </w:rPr>
+          <w:tag w:val="goog_rdk_16"/>
+          <w:id w:val="-2001099379"/>
+        </w:sdtPr>
+        <w:sdtContent>
+          <w:r>
+            <w:rPr>
+              <w:rFonts w:ascii="Microsoft YaHei UI" w:eastAsia="Microsoft YaHei UI" w:hAnsi="Microsoft YaHei UI" w:cs="Gungsuh"/>
+              <w:color w:val="000000"/>
+            </w:rPr>
+            <w:t xml:space="preserve">甲方為個人： </w:t>
+          </w:r>
+        </w:sdtContent>
+      </w:sdt>
+      <w:sdt>
+        <w:sdtPr>
+          <w:rPr>
+            <w:rFonts w:ascii="Microsoft YaHei UI" w:eastAsia="Microsoft YaHei UI" w:hAnsi="Microsoft YaHei UI"/>
+          </w:rPr>
+          <w:tag w:val="goog_rdk_17"/>
+          <w:id w:val="1647624505"/>
+        </w:sdtPr>
+        <w:sdtContent>
+          <w:r>
+            <w:rPr>
+              <w:rFonts w:ascii="Segoe UI Symbol" w:eastAsia="Microsoft YaHei UI" w:hAnsi="Segoe UI Symbol" w:cs="Segoe UI Symbol"/>
+              <w:color w:val="000000"/>
+            </w:rPr>
+            <w:t>{{ '☑' if ic_personal_51L else '☐' }}</w:t>
+          </w:r>
+        </w:sdtContent>
+      </w:sdt>
+      <w:sdt>
+        <w:sdtPr>
+          <w:rPr>
+            <w:rFonts w:ascii="Microsoft YaHei UI" w:eastAsia="Microsoft YaHei UI" w:hAnsi="Microsoft YaHei UI"/>
+          </w:rPr>
+          <w:tag w:val="goog_rdk_18"/>
+          <w:id w:val="-1306847555"/>
+        </w:sdtPr>
+        <w:sdtContent>
+          <w:r>
+            <w:rPr>
+              <w:rFonts w:ascii="Microsoft YaHei UI" w:eastAsia="Microsoft YaHei UI" w:hAnsi="Microsoft YaHei UI" w:cs="Gungsuh"/>
+              <w:color w:val="000000"/>
+            </w:rPr>
+            <w:t>空地租賃(51L)、</w:t>
+          </w:r>
+        </w:sdtContent>
+      </w:sdt>
+      <w:sdt>
+        <w:sdtPr>
+          <w:rPr>
+            <w:rFonts w:ascii="Microsoft YaHei UI" w:eastAsia="Microsoft YaHei UI" w:hAnsi="Microsoft YaHei UI"/>
+          </w:rPr>
+          <w:tag w:val="goog_rdk_19"/>
+          <w:id w:val="-1910945936"/>
+        </w:sdtPr>
+        <w:sdtContent>
+          <w:r>
+            <w:rPr>
+              <w:rFonts w:ascii="Segoe UI Symbol" w:eastAsia="Microsoft YaHei UI" w:hAnsi="Segoe UI Symbol" w:cs="Segoe UI Symbol"/>
+              <w:color w:val="000000"/>
+            </w:rPr>
+            <w:t>{{ '☑' if ic_personal_51J else '☐' }}</w:t>
+          </w:r>
+        </w:sdtContent>
+      </w:sdt>
+      <w:sdt>
+        <w:sdtPr>
+          <w:rPr>
+            <w:rFonts w:ascii="Microsoft YaHei UI" w:eastAsia="Microsoft YaHei UI" w:hAnsi="Microsoft YaHei UI"/>
+          </w:rPr>
+          <w:tag w:val="goog_rdk_20"/>
+          <w:id w:val="1316451898"/>
+        </w:sdtPr>
+        <w:sdtContent>
+          <w:r>
+            <w:rPr>
+              <w:rFonts w:ascii="Microsoft YaHei UI" w:eastAsia="Microsoft YaHei UI" w:hAnsi="Microsoft YaHei UI" w:cs="Gungsuh"/>
+              <w:color w:val="000000"/>
+            </w:rPr>
+            <w:t>建物租賃(51J)</w:t>
+          </w:r>
+        </w:sdtContent>
+      </w:sdt>
+    </w:p>
+    <w:p>
+      <w:pPr>
+        <w:numPr>
+          <w:ilvl w:val="0"/>
+          <w:numId w:val="12"/>
+        </w:numPr>
+        <w:pBdr>
+          <w:top w:val="nil"/>
+          <w:left w:val="nil"/>
+          <w:bottom w:val="nil"/>
+          <w:right w:val="nil"/>
+          <w:between w:val="nil"/>
+        </w:pBdr>
+        <w:spacing w:line="420" w:lineRule="auto"/>
+        <w:ind w:left="993"/>
+        <w:jc w:val="both"/>
+        <w:rPr>
+          <w:rFonts w:ascii="Microsoft YaHei UI" w:eastAsia="Microsoft YaHei UI" w:hAnsi="Microsoft YaHei UI" w:cs="Times New Roman"/>
+          <w:color w:val="000000"/>
+        </w:rPr>
+      </w:pPr>
+      <w:sdt>
+        <w:sdtPr>
+          <w:rPr>
+            <w:rFonts w:ascii="Microsoft YaHei UI" w:eastAsia="Microsoft YaHei UI" w:hAnsi="Microsoft YaHei UI"/>
+          </w:rPr>
+          <w:tag w:val="goog_rdk_21"/>
+          <w:id w:val="1814225393"/>
+        </w:sdtPr>
+        <w:sdtContent>
+          <w:r>
+            <w:rPr>
+              <w:rFonts w:ascii="Microsoft YaHei UI" w:eastAsia="Microsoft YaHei UI" w:hAnsi="Microsoft YaHei UI" w:cs="Gungsuh"/>
+              <w:color w:val="000000"/>
+            </w:rPr>
+            <w:t>一般法人</w:t>
+          </w:r>
+        </w:sdtContent>
+      </w:sdt>
+      <w:bookmarkStart w:id="0" w:name="bookmark=kix.t1r3b5xixzx7" w:colFirst="0" w:colLast="0"/>
+      <w:bookmarkEnd w:id="0"/>
+      <w:sdt>
+        <w:sdtPr>
+          <w:rPr>
+            <w:rFonts w:ascii="Microsoft YaHei UI" w:eastAsia="Microsoft YaHei UI" w:hAnsi="Microsoft YaHei UI"/>
+          </w:rPr>
+          <w:tag w:val="goog_rdk_22"/>
+          <w:id w:val="-2086431337"/>
+        </w:sdtPr>
+        <w:sdtContent>
+          <w:r>
+            <w:rPr>
+              <w:rFonts w:ascii="Microsoft YaHei UI" w:eastAsia="Microsoft YaHei UI" w:hAnsi="Microsoft YaHei UI" w:cs="Gungsuh"/>
+              <w:color w:val="000000"/>
+            </w:rPr>
+            <w:t>：</w:t>
+          </w:r>
+          <w:sdt>
+            <w:sdtPr>
+              <w:rPr>
+                <w:rFonts w:ascii="Microsoft YaHei UI" w:eastAsia="Microsoft YaHei UI" w:hAnsi="Microsoft YaHei UI"/>
+              </w:rPr>
+              <w:tag w:val="goog_rdk_17"/>
+              <w:id w:val="-772088329"/>
+            </w:sdtPr>
+            <w:sdtContent>
+              <w:r>
+                <w:rPr>
+                  <w:rFonts w:ascii="Segoe UI Symbol" w:eastAsia="Microsoft YaHei UI" w:hAnsi="Segoe UI Symbol" w:cs="Segoe UI Symbol"/>
+                  <w:color w:val="000000"/>
+                </w:rPr>
+                <w:t>{{ '☑' if ic_corp_00 else '☐' }}</w:t>
+              </w:r>
+            </w:sdtContent>
+          </w:sdt>
+          <w:r>
+            <w:rPr>
+              <w:rFonts w:ascii="Microsoft YaHei UI" w:eastAsia="Microsoft YaHei UI" w:hAnsi="Microsoft YaHei UI" w:cs="Gungsuh"/>
+              <w:color w:val="000000"/>
+            </w:rPr>
+            <w:t xml:space="preserve"> </w:t>
+          </w:r>
+          <w:r>
+            <w:rPr>
+              <w:rFonts w:ascii="Microsoft YaHei UI" w:eastAsia="Microsoft YaHei UI" w:hAnsi="Microsoft YaHei UI" w:cs="Gungsuh"/>
+              <w:color w:val="000000"/>
+            </w:rPr>
+            <w:t>00發票</w:t>
+          </w:r>
+        </w:sdtContent>
+      </w:sdt>
+    </w:p>
+    <w:p>
+      <w:pPr>
+        <w:numPr>
+          <w:ilvl w:val="0"/>
+          <w:numId w:val="12"/>
+        </w:numPr>
+        <w:pBdr>
+          <w:top w:val="nil"/>
+          <w:left w:val="nil"/>
+          <w:bottom w:val="nil"/>
+          <w:right w:val="nil"/>
+          <w:between w:val="nil"/>
+        </w:pBdr>
+        <w:spacing w:line="420" w:lineRule="auto"/>
+        <w:ind w:left="993"/>
+        <w:jc w:val="both"/>
+        <w:rPr>
+          <w:rFonts w:ascii="Microsoft YaHei UI" w:eastAsia="Microsoft YaHei UI" w:hAnsi="Microsoft YaHei UI" w:cs="Times New Roman"/>
+          <w:color w:val="000000"/>
+        </w:rPr>
+      </w:pPr>
+      <w:sdt>
+        <w:sdtPr>
+          <w:rPr>
+            <w:rFonts w:ascii="Microsoft YaHei UI" w:eastAsia="Microsoft YaHei UI" w:hAnsi="Microsoft YaHei UI"/>
+          </w:rPr>
+          <w:tag w:val="goog_rdk_23"/>
+          <w:id w:val="-847536369"/>
+        </w:sdtPr>
+        <w:sdtContent>
+          <w:r>
+            <w:rPr>
+              <w:rFonts w:ascii="Microsoft YaHei UI" w:eastAsia="Microsoft YaHei UI" w:hAnsi="Microsoft YaHei UI" w:cs="Gungsuh"/>
+              <w:color w:val="000000"/>
+            </w:rPr>
+            <w:t>管委會：</w:t>
+          </w:r>
+        </w:sdtContent>
+      </w:sdt>
+      <w:sdt>
+        <w:sdtPr>
+          <w:rPr>
+            <w:rFonts w:ascii="Microsoft YaHei UI" w:eastAsia="Microsoft YaHei UI" w:hAnsi="Microsoft YaHei UI"/>
+          </w:rPr>
+          <w:tag w:val="goog_rdk_24"/>
+          <w:id w:val="1762732159"/>
+        </w:sdtPr>
+        <w:sdtContent>
+          <w:r>
+            <w:rPr>
+              <w:rFonts w:ascii="Segoe UI Symbol" w:eastAsia="Microsoft YaHei UI" w:hAnsi="Segoe UI Symbol" w:cs="Segoe UI Symbol"/>
+              <w:color w:val="000000"/>
+            </w:rPr>
+            <w:t>{{ '☑' if ic_committee_51L else '☐' }}</w:t>
+          </w:r>
+        </w:sdtContent>
+      </w:sdt>
+      <w:sdt>
+        <w:sdtPr>
+          <w:rPr>
+            <w:rFonts w:ascii="Microsoft YaHei UI" w:eastAsia="Microsoft YaHei UI" w:hAnsi="Microsoft YaHei UI"/>
+          </w:rPr>
+          <w:tag w:val="goog_rdk_25"/>
+          <w:id w:val="624154688"/>
+        </w:sdtPr>
+        <w:sdtContent>
+          <w:r>
+            <w:rPr>
+              <w:rFonts w:ascii="Microsoft YaHei UI" w:eastAsia="Microsoft YaHei UI" w:hAnsi="Microsoft YaHei UI" w:cs="Gungsuh"/>
+              <w:color w:val="000000"/>
+            </w:rPr>
+            <w:t>空地租賃(51L) 、</w:t>
+          </w:r>
+        </w:sdtContent>
+      </w:sdt>
+      <w:sdt>
+        <w:sdtPr>
+          <w:rPr>
+            <w:rFonts w:ascii="Microsoft YaHei UI" w:eastAsia="Microsoft YaHei UI" w:hAnsi="Microsoft YaHei UI"/>
+          </w:rPr>
+          <w:tag w:val="goog_rdk_26"/>
+          <w:id w:val="923301792"/>
+        </w:sdtPr>
+        <w:sdtContent>
+          <w:r>
+            <w:rPr>
+              <w:rFonts w:ascii="Segoe UI Symbol" w:eastAsia="Microsoft YaHei UI" w:hAnsi="Segoe UI Symbol" w:cs="Segoe UI Symbol"/>
+              <w:color w:val="000000"/>
+            </w:rPr>
+            <w:t>{{ '☑' if ic_committee_51J else '☐' }}</w:t>
+          </w:r>
+        </w:sdtContent>
+      </w:sdt>
+      <w:sdt>
+        <w:sdtPr>
+          <w:rPr>
+            <w:rFonts w:ascii="Microsoft YaHei UI" w:eastAsia="Microsoft YaHei UI" w:hAnsi="Microsoft YaHei UI"/>
+          </w:rPr>
+          <w:tag w:val="goog_rdk_27"/>
+          <w:id w:val="-345196107"/>
+        </w:sdtPr>
+        <w:sdtContent>
+          <w:r>
+            <w:rPr>
+              <w:rFonts w:ascii="Microsoft YaHei UI" w:eastAsia="Microsoft YaHei UI" w:hAnsi="Microsoft YaHei UI" w:cs="Gungsuh"/>
+              <w:color w:val="000000"/>
+            </w:rPr>
+            <w:t xml:space="preserve">建物租賃(51J) 、 </w:t>
+          </w:r>
+        </w:sdtContent>
+      </w:sdt>
+      <w:sdt>
+        <w:sdtPr>
+          <w:rPr>
+            <w:rFonts w:ascii="Microsoft YaHei UI" w:eastAsia="Microsoft YaHei UI" w:hAnsi="Microsoft YaHei UI"/>
+          </w:rPr>
+          <w:tag w:val="goog_rdk_28"/>
+          <w:id w:val="-873622695"/>
+        </w:sdtPr>
+        <w:sdtContent>
+          <w:r>
+            <w:rPr>
+              <w:rFonts w:ascii="Segoe UI Symbol" w:eastAsia="Microsoft YaHei UI" w:hAnsi="Segoe UI Symbol" w:cs="Segoe UI Symbol"/>
+              <w:color w:val="000000"/>
+            </w:rPr>
+            <w:t>{{ '☑' if ic_committee_00 else '☐' }}</w:t>
+          </w:r>
+        </w:sdtContent>
+      </w:sdt>
+      <w:bookmarkStart w:id="1" w:name="bookmark=kix.wnch1yv26k0w" w:colFirst="0" w:colLast="0"/>
+      <w:bookmarkEnd w:id="1"/>
+      <w:sdt>
+        <w:sdtPr>
+          <w:rPr>
+            <w:rFonts w:ascii="Microsoft YaHei UI" w:eastAsia="Microsoft YaHei UI" w:hAnsi="Microsoft YaHei UI"/>
+          </w:rPr>
+          <w:tag w:val="goog_rdk_29"/>
+          <w:id w:val="1983019955"/>
+        </w:sdtPr>
+        <w:sdtContent>
+          <w:r>
+            <w:rPr>
+              <w:rFonts w:ascii="Microsoft YaHei UI" w:eastAsia="Microsoft YaHei UI" w:hAnsi="Microsoft YaHei UI" w:cs="Gungsuh"/>
+              <w:color w:val="000000"/>
+            </w:rPr>
+            <w:t>(00發票)</w:t>
+          </w:r>
+        </w:sdtContent>
+      </w:sdt>
+    </w:p>
+    <w:p>
+      <w:pPr>
+        <w:numPr>
+          <w:ilvl w:val="0"/>
+          <w:numId w:val="3"/>
+        </w:numPr>
+        <w:pBdr>
+          <w:top w:val="nil"/>
+          <w:left w:val="nil"/>
+          <w:bottom w:val="nil"/>
+          <w:right w:val="nil"/>
+          <w:between w:val="nil"/>
+        </w:pBdr>
+        <w:spacing w:line="420" w:lineRule="auto"/>
+        <w:ind w:left="992" w:hanging="482"/>
+        <w:jc w:val="both"/>
+        <w:rPr>
+          <w:rFonts w:ascii="Microsoft YaHei UI" w:eastAsia="Microsoft YaHei UI" w:hAnsi="Microsoft YaHei UI" w:cs="Times New Roman"/>
+          <w:color w:val="000000"/>
+        </w:rPr>
+      </w:pPr>
+      <w:sdt>
+        <w:sdtPr>
+          <w:rPr>
+            <w:rFonts w:ascii="Microsoft YaHei UI" w:eastAsia="Microsoft YaHei UI" w:hAnsi="Microsoft YaHei UI"/>
+          </w:rPr>
+          <w:tag w:val="goog_rdk_31"/>
+          <w:id w:val="214442608"/>
+        </w:sdtPr>
+        <w:sdtContent>
+          <w:r>
+            <w:rPr>
+              <w:rFonts w:ascii="Microsoft YaHei UI" w:eastAsia="Microsoft YaHei UI" w:hAnsi="Microsoft YaHei UI" w:cs="Gungsuh"/>
+              <w:color w:val="000000"/>
+            </w:rPr>
+            <w:t>甲方不得以任何理由要求乙方規避各類所得與健保補充保費之扣繳，或要求乙方吸收甲方應負擔之扣繳稅款或健保補充保費。甲方為法人者，</w:t>
+          </w:r>
+        </w:sdtContent>
+      </w:sdt>
+      <w:sdt>
+        <w:sdtPr>
+          <w:rPr>
+            <w:rFonts w:ascii="Microsoft YaHei UI" w:eastAsia="Microsoft YaHei UI" w:hAnsi="Microsoft YaHei UI"/>
+          </w:rPr>
+          <w:tag w:val="goog_rdk_30"/>
+          <w:id w:val="-880690696"/>
+        </w:sdtPr>
+        <w:sdtContent>
+          <w:commentRangeStart w:id="2"/>
+        </w:sdtContent>
+      </w:sdt>
+      <w:sdt>
+        <w:sdtPr>
+          <w:rPr>
+            <w:rFonts w:ascii="Microsoft YaHei UI" w:eastAsia="Microsoft YaHei UI" w:hAnsi="Microsoft YaHei UI"/>
+          </w:rPr>
+          <w:tag w:val="goog_rdk_32"/>
+          <w:id w:val="501801895"/>
+        </w:sdtPr>
+        <w:sdtContent>
+          <w:r>
+            <w:rPr>
+              <w:rFonts w:ascii="Microsoft YaHei UI" w:eastAsia="Microsoft YaHei UI" w:hAnsi="Microsoft YaHei UI" w:cs="Gungsuh"/>
+              <w:color w:val="000000"/>
+            </w:rPr>
+            <w:t>應於每月＿號前</w:t>
+          </w:r>
+        </w:sdtContent>
+      </w:sdt>
+      <w:commentRangeEnd w:id="2"/>
+      <w:r>
+        <w:rPr>
+          <w:rStyle w:val="a9"/>
+          <w:rFonts w:ascii="Microsoft YaHei UI" w:eastAsia="Microsoft YaHei UI" w:hAnsi="Microsoft YaHei UI"/>
+          <w:sz w:val="24"/>
+          <w:szCs w:val="24"/>
+        </w:rPr>
+        <w:commentReference w:id="2"/>
+      </w:r>
       <w:sdt>
         <w:sdtPr>
           <w:rPr>

--- a/自動產生合約範本/template_rent_uspace.docx
+++ b/自動產生合約範本/template_rent_uspace.docx
@@ -186,7 +186,23 @@
               <w:rFonts w:asciiTheme="minorEastAsia" w:hAnsiTheme="minorEastAsia" w:cs="冬青黑體簡體中文 W3"/>
               <w:color w:val="000000"/>
             </w:rPr>
-            <w:t>{{ party_a }}</w:t>
+            <w:t xml:space="preserve">{{ </w:t>
+          </w:r>
+          <w:proofErr w:type="spellStart"/>
+          <w:r>
+            <w:rPr>
+              <w:rFonts w:asciiTheme="minorEastAsia" w:hAnsiTheme="minorEastAsia" w:cs="冬青黑體簡體中文 W3"/>
+              <w:color w:val="000000"/>
+            </w:rPr>
+            <w:t>party_a</w:t>
+          </w:r>
+          <w:proofErr w:type="spellEnd"/>
+          <w:r>
+            <w:rPr>
+              <w:rFonts w:asciiTheme="minorEastAsia" w:hAnsiTheme="minorEastAsia" w:cs="冬青黑體簡體中文 W3"/>
+              <w:color w:val="000000"/>
+            </w:rPr>
+            <w:t xml:space="preserve"> }}</w:t>
           </w:r>
           <w:r>
             <w:rPr>
@@ -221,7 +237,23 @@
               <w:rFonts w:ascii="Microsoft YaHei UI" w:eastAsia="Microsoft YaHei UI" w:hAnsi="Microsoft YaHei UI" w:cs="Gungsuh"/>
               <w:color w:val="000000"/>
             </w:rPr>
-            <w:t>承租人：悠勢科技股份有限公司 （下稱「乙方」）</w:t>
+            <w:t>承租人：</w:t>
+          </w:r>
+          <w:proofErr w:type="gramStart"/>
+          <w:r>
+            <w:rPr>
+              <w:rFonts w:ascii="Microsoft YaHei UI" w:eastAsia="Microsoft YaHei UI" w:hAnsi="Microsoft YaHei UI" w:cs="Gungsuh"/>
+              <w:color w:val="000000"/>
+            </w:rPr>
+            <w:t>悠勢科技</w:t>
+          </w:r>
+          <w:proofErr w:type="gramEnd"/>
+          <w:r>
+            <w:rPr>
+              <w:rFonts w:ascii="Microsoft YaHei UI" w:eastAsia="Microsoft YaHei UI" w:hAnsi="Microsoft YaHei UI" w:cs="Gungsuh"/>
+              <w:color w:val="000000"/>
+            </w:rPr>
+            <w:t>股份有限公司 （下稱「乙方」）</w:t>
           </w:r>
         </w:sdtContent>
       </w:sdt>
@@ -259,7 +291,23 @@
               <w:rFonts w:ascii="Microsoft YaHei UI" w:eastAsia="Microsoft YaHei UI" w:hAnsi="Microsoft YaHei UI" w:cs="Gungsuh"/>
               <w:color w:val="000000"/>
             </w:rPr>
-            <w:t>茲因甲方擬將其所有之停車場出租並委由乙方進行設備整建、管理系統規劃以經營收費停車場，雙方爰訂定本USPACE停車位租賃契約書（以下簡稱「本契約」），並議定條款如後，以茲共同遵守：</w:t>
+            <w:t>茲因甲方擬將其所有之停車場出租並委由乙方進行設備整建、管理系統規劃以經營收費停車場，雙方</w:t>
+          </w:r>
+          <w:proofErr w:type="gramStart"/>
+          <w:r>
+            <w:rPr>
+              <w:rFonts w:ascii="Microsoft YaHei UI" w:eastAsia="Microsoft YaHei UI" w:hAnsi="Microsoft YaHei UI" w:cs="Gungsuh"/>
+              <w:color w:val="000000"/>
+            </w:rPr>
+            <w:t>爰</w:t>
+          </w:r>
+          <w:proofErr w:type="gramEnd"/>
+          <w:r>
+            <w:rPr>
+              <w:rFonts w:ascii="Microsoft YaHei UI" w:eastAsia="Microsoft YaHei UI" w:hAnsi="Microsoft YaHei UI" w:cs="Gungsuh"/>
+              <w:color w:val="000000"/>
+            </w:rPr>
+            <w:t>訂定本USPACE停車位租賃契約書（以下簡稱「本契約」），並議定條款如後，以茲共同遵守：</w:t>
           </w:r>
         </w:sdtContent>
       </w:sdt>
@@ -482,7 +530,23 @@
               <w:rFonts w:ascii="Microsoft YaHei UI" w:eastAsia="Microsoft YaHei UI" w:hAnsi="Microsoft YaHei UI" w:cs="Gungsuh"/>
               <w:color w:val="000000"/>
             </w:rPr>
-            <w:t>汽車駕駛人於乙方管理之網站或手機應用程式（APP）上註冊成為乙方會員，或通過合作停車場入口之車輛辨識後，得於合作停車場停車消費並完成付款，乙方應以乙方之名義開立統一發票予乙方會員，不得有漏開或購買統一發票等違法情事，如有違反乙方應自負一切法令責任。</w:t>
+            <w:t>汽車駕駛人於乙方管理之網站或手機應用程式（APP）上註冊成為乙方會員，或通過合作停車場入口之車輛辨識後，得於合作停車場停車消費並完成付款，乙方應以乙方之名義開立</w:t>
+          </w:r>
+          <w:proofErr w:type="gramStart"/>
+          <w:r>
+            <w:rPr>
+              <w:rFonts w:ascii="Microsoft YaHei UI" w:eastAsia="Microsoft YaHei UI" w:hAnsi="Microsoft YaHei UI" w:cs="Gungsuh"/>
+              <w:color w:val="000000"/>
+            </w:rPr>
+            <w:t>統一發票予乙方</w:t>
+          </w:r>
+          <w:proofErr w:type="gramEnd"/>
+          <w:r>
+            <w:rPr>
+              <w:rFonts w:ascii="Microsoft YaHei UI" w:eastAsia="Microsoft YaHei UI" w:hAnsi="Microsoft YaHei UI" w:cs="Gungsuh"/>
+              <w:color w:val="000000"/>
+            </w:rPr>
+            <w:t>會員，不得有漏開或購買統一發票等違法情事，如有違反乙方應自負一切法令責任。</w:t>
           </w:r>
         </w:sdtContent>
       </w:sdt>
@@ -579,80 +643,160 @@
             <w:rPr>
               <w:rFonts w:ascii="Microsoft YaHei UI" w:eastAsia="Microsoft YaHei UI" w:hAnsi="Microsoft YaHei UI"/>
             </w:rPr>
-            <w:t>租金採</w:t>
-          </w:r>
+            <w:t>租金</w:t>
+          </w:r>
+          <w:proofErr w:type="gramStart"/>
+          <w:r>
+            <w:rPr>
+              <w:rFonts w:ascii="Microsoft YaHei UI" w:eastAsia="Microsoft YaHei UI" w:hAnsi="Microsoft YaHei UI"/>
+            </w:rPr>
+            <w:t>採</w:t>
+          </w:r>
+          <w:proofErr w:type="gramEnd"/>
           <w:r>
             <w:rPr>
               <w:rFonts w:ascii="標楷體" w:eastAsia="標楷體" w:hAnsi="標楷體" w:cs="Times New Roman"/>
               <w:color w:val="000000" w:themeColor="text1"/>
             </w:rPr>
-            <w:t>{{ pay_freq }}</w:t>
-          </w:r>
-          <w:r>
-            <w:rPr>
-              <w:rFonts w:ascii="Microsoft YaHei UI" w:eastAsia="Microsoft YaHei UI" w:hAnsi="Microsoft YaHei UI"/>
-            </w:rPr>
-            <w:t>制，即以每</w:t>
-          </w:r>
+            <w:t xml:space="preserve">{{ </w:t>
+          </w:r>
+          <w:proofErr w:type="spellStart"/>
           <w:r>
             <w:rPr>
               <w:rFonts w:ascii="標楷體" w:eastAsia="標楷體" w:hAnsi="標楷體" w:cs="Times New Roman"/>
               <w:color w:val="000000" w:themeColor="text1"/>
             </w:rPr>
-            <w:t>{{ pay_period }}</w:t>
-          </w:r>
-          <w:r>
-            <w:rPr>
-              <w:rFonts w:ascii="Microsoft YaHei UI" w:eastAsia="Microsoft YaHei UI" w:hAnsi="Microsoft YaHei UI"/>
-            </w:rPr>
-            <w:t>個月為一期</w:t>
-          </w:r>
-          <w:r>
-            <w:rPr>
-              <w:rFonts w:ascii="Microsoft YaHei UI" w:eastAsia="Microsoft YaHei UI" w:hAnsi="Microsoft YaHei UI" w:hint="eastAsia"/>
-            </w:rPr>
-            <w:t>，</w:t>
-          </w:r>
-          <w:r>
-            <w:rPr>
-              <w:rFonts w:ascii="Microsoft YaHei UI" w:eastAsia="Microsoft YaHei UI" w:hAnsi="Microsoft YaHei UI" w:cs="Gungsuh"/>
-              <w:color w:val="000000"/>
-            </w:rPr>
-            <w:t>乙方應於每月</w:t>
-          </w:r>
+            <w:t>pay_freq</w:t>
+          </w:r>
+          <w:proofErr w:type="spellEnd"/>
           <w:r>
             <w:rPr>
               <w:rFonts w:ascii="標楷體" w:eastAsia="標楷體" w:hAnsi="標楷體" w:cs="Times New Roman"/>
               <w:color w:val="000000" w:themeColor="text1"/>
             </w:rPr>
-            <w:t>{{ pay_day }}</w:t>
-          </w:r>
-          <w:r>
-            <w:rPr>
-              <w:rFonts w:ascii="Microsoft YaHei UI" w:eastAsia="Microsoft YaHei UI" w:hAnsi="Microsoft YaHei UI" w:cs="Gungsuh"/>
-              <w:color w:val="000000"/>
-            </w:rPr>
-            <w:t>日前，將以</w:t>
+            <w:t xml:space="preserve"> }}</w:t>
+          </w:r>
+          <w:r>
+            <w:rPr>
+              <w:rFonts w:ascii="Microsoft YaHei UI" w:eastAsia="Microsoft YaHei UI" w:hAnsi="Microsoft YaHei UI"/>
+            </w:rPr>
+            <w:t>制，即以每</w:t>
           </w:r>
           <w:r>
             <w:rPr>
               <w:rFonts w:ascii="標楷體" w:eastAsia="標楷體" w:hAnsi="標楷體" w:cs="Times New Roman"/>
               <w:color w:val="000000" w:themeColor="text1"/>
             </w:rPr>
-            <w:t>{{ pay_method }}</w:t>
-          </w:r>
-          <w:r>
-            <w:rPr>
-              <w:rFonts w:ascii="Microsoft YaHei UI" w:eastAsia="Microsoft YaHei UI" w:hAnsi="Microsoft YaHei UI" w:cs="Gungsuh"/>
-              <w:color w:val="000000"/>
-            </w:rPr>
-            <w:t>方式支付新台幣（下同）</w:t>
-          </w:r>
+            <w:t xml:space="preserve">{{ </w:t>
+          </w:r>
+          <w:proofErr w:type="spellStart"/>
           <w:r>
             <w:rPr>
               <w:rFonts w:ascii="標楷體" w:eastAsia="標楷體" w:hAnsi="標楷體" w:cs="Times New Roman"/>
               <w:color w:val="000000" w:themeColor="text1"/>
             </w:rPr>
+            <w:t>pay_period</w:t>
+          </w:r>
+          <w:proofErr w:type="spellEnd"/>
+          <w:r>
+            <w:rPr>
+              <w:rFonts w:ascii="標楷體" w:eastAsia="標楷體" w:hAnsi="標楷體" w:cs="Times New Roman"/>
+              <w:color w:val="000000" w:themeColor="text1"/>
+            </w:rPr>
+            <w:t xml:space="preserve"> }}</w:t>
+          </w:r>
+          <w:proofErr w:type="gramStart"/>
+          <w:r>
+            <w:rPr>
+              <w:rFonts w:ascii="Microsoft YaHei UI" w:eastAsia="Microsoft YaHei UI" w:hAnsi="Microsoft YaHei UI"/>
+            </w:rPr>
+            <w:t>個</w:t>
+          </w:r>
+          <w:proofErr w:type="gramEnd"/>
+          <w:r>
+            <w:rPr>
+              <w:rFonts w:ascii="Microsoft YaHei UI" w:eastAsia="Microsoft YaHei UI" w:hAnsi="Microsoft YaHei UI"/>
+            </w:rPr>
+            <w:t>月為一期</w:t>
+          </w:r>
+          <w:r>
+            <w:rPr>
+              <w:rFonts w:ascii="Microsoft YaHei UI" w:eastAsia="Microsoft YaHei UI" w:hAnsi="Microsoft YaHei UI" w:hint="eastAsia"/>
+            </w:rPr>
+            <w:t>，</w:t>
+          </w:r>
+          <w:r>
+            <w:rPr>
+              <w:rFonts w:ascii="Microsoft YaHei UI" w:eastAsia="Microsoft YaHei UI" w:hAnsi="Microsoft YaHei UI" w:cs="Gungsuh"/>
+              <w:color w:val="000000"/>
+            </w:rPr>
+            <w:t>乙方應於每月</w:t>
+          </w:r>
+          <w:r>
+            <w:rPr>
+              <w:rFonts w:ascii="標楷體" w:eastAsia="標楷體" w:hAnsi="標楷體" w:cs="Times New Roman"/>
+              <w:color w:val="000000" w:themeColor="text1"/>
+            </w:rPr>
+            <w:t xml:space="preserve">{{ </w:t>
+          </w:r>
+          <w:proofErr w:type="spellStart"/>
+          <w:r>
+            <w:rPr>
+              <w:rFonts w:ascii="標楷體" w:eastAsia="標楷體" w:hAnsi="標楷體" w:cs="Times New Roman"/>
+              <w:color w:val="000000" w:themeColor="text1"/>
+            </w:rPr>
+            <w:t>pay_day</w:t>
+          </w:r>
+          <w:proofErr w:type="spellEnd"/>
+          <w:r>
+            <w:rPr>
+              <w:rFonts w:ascii="標楷體" w:eastAsia="標楷體" w:hAnsi="標楷體" w:cs="Times New Roman"/>
+              <w:color w:val="000000" w:themeColor="text1"/>
+            </w:rPr>
+            <w:t xml:space="preserve"> }}</w:t>
+          </w:r>
+          <w:r>
+            <w:rPr>
+              <w:rFonts w:ascii="Microsoft YaHei UI" w:eastAsia="Microsoft YaHei UI" w:hAnsi="Microsoft YaHei UI" w:cs="Gungsuh"/>
+              <w:color w:val="000000"/>
+            </w:rPr>
+            <w:t>日前，將以</w:t>
+          </w:r>
+          <w:r>
+            <w:rPr>
+              <w:rFonts w:ascii="標楷體" w:eastAsia="標楷體" w:hAnsi="標楷體" w:cs="Times New Roman"/>
+              <w:color w:val="000000" w:themeColor="text1"/>
+            </w:rPr>
+            <w:t xml:space="preserve">{{ </w:t>
+          </w:r>
+          <w:proofErr w:type="spellStart"/>
+          <w:r>
+            <w:rPr>
+              <w:rFonts w:ascii="標楷體" w:eastAsia="標楷體" w:hAnsi="標楷體" w:cs="Times New Roman"/>
+              <w:color w:val="000000" w:themeColor="text1"/>
+            </w:rPr>
+            <w:t>pay_method</w:t>
+          </w:r>
+          <w:proofErr w:type="spellEnd"/>
+          <w:r>
+            <w:rPr>
+              <w:rFonts w:ascii="標楷體" w:eastAsia="標楷體" w:hAnsi="標楷體" w:cs="Times New Roman"/>
+              <w:color w:val="000000" w:themeColor="text1"/>
+            </w:rPr>
+            <w:t xml:space="preserve"> }}</w:t>
+          </w:r>
+          <w:r>
+            <w:rPr>
+              <w:rFonts w:ascii="Microsoft YaHei UI" w:eastAsia="Microsoft YaHei UI" w:hAnsi="Microsoft YaHei UI" w:cs="Gungsuh"/>
+              <w:color w:val="000000"/>
+            </w:rPr>
+            <w:t>方式支付新台幣（下同）</w:t>
+          </w:r>
+          <w:r>
+            <w:rPr>
+              <w:rFonts w:ascii="標楷體" w:eastAsia="標楷體" w:hAnsi="標楷體" w:cs="Times New Roman"/>
+              <w:color w:val="000000" w:themeColor="text1"/>
+            </w:rPr>
             <w:t>{{ amount }}</w:t>
           </w:r>
           <w:r>
@@ -681,7 +825,23 @@
               <w:rFonts w:ascii="標楷體" w:eastAsia="標楷體" w:hAnsi="標楷體" w:cs="Times New Roman"/>
               <w:color w:val="000000" w:themeColor="text1"/>
             </w:rPr>
-            <w:t>{{ tax_type }}</w:t>
+            <w:t xml:space="preserve">{{ </w:t>
+          </w:r>
+          <w:proofErr w:type="spellStart"/>
+          <w:r>
+            <w:rPr>
+              <w:rFonts w:ascii="標楷體" w:eastAsia="標楷體" w:hAnsi="標楷體" w:cs="Times New Roman"/>
+              <w:color w:val="000000" w:themeColor="text1"/>
+            </w:rPr>
+            <w:t>tax_type</w:t>
+          </w:r>
+          <w:proofErr w:type="spellEnd"/>
+          <w:r>
+            <w:rPr>
+              <w:rFonts w:ascii="標楷體" w:eastAsia="標楷體" w:hAnsi="標楷體" w:cs="Times New Roman"/>
+              <w:color w:val="000000" w:themeColor="text1"/>
+            </w:rPr>
+            <w:t xml:space="preserve"> }}</w:t>
           </w:r>
           <w:r>
             <w:rPr>
@@ -690,12 +850,53 @@
             </w:rPr>
             <w:t>)</w:t>
           </w:r>
-          <w:r>
-            <w:rPr>
-              <w:rFonts w:ascii="Microsoft YaHei UI" w:eastAsia="Microsoft YaHei UI" w:hAnsi="Microsoft YaHei UI" w:cs="Gungsuh"/>
-              <w:color w:val="000000"/>
-            </w:rPr>
-            <w:t>至甲方指定之銀行帳戶（參附件二甲方存摺影本），做為乙方向甲方承租合作標的物之租金，支付日期如遇節假日或非乙方之上班日者，則乙方得延至下一個工作日付款。</w:t>
+          <w:proofErr w:type="gramStart"/>
+          <w:r>
+            <w:rPr>
+              <w:rFonts w:ascii="Microsoft YaHei UI" w:eastAsia="Microsoft YaHei UI" w:hAnsi="Microsoft YaHei UI" w:cs="Gungsuh"/>
+              <w:color w:val="000000"/>
+            </w:rPr>
+            <w:t>至甲方</w:t>
+          </w:r>
+          <w:proofErr w:type="gramEnd"/>
+          <w:r>
+            <w:rPr>
+              <w:rFonts w:ascii="Microsoft YaHei UI" w:eastAsia="Microsoft YaHei UI" w:hAnsi="Microsoft YaHei UI" w:cs="Gungsuh"/>
+              <w:color w:val="000000"/>
+            </w:rPr>
+            <w:t>指定之銀行帳戶（參附件二甲方存摺影本），做為乙方向甲方承租合作標的物之租金，支付日期如遇節假日</w:t>
+          </w:r>
+          <w:proofErr w:type="gramStart"/>
+          <w:r>
+            <w:rPr>
+              <w:rFonts w:ascii="Microsoft YaHei UI" w:eastAsia="Microsoft YaHei UI" w:hAnsi="Microsoft YaHei UI" w:cs="Gungsuh"/>
+              <w:color w:val="000000"/>
+            </w:rPr>
+            <w:t>或非乙方</w:t>
+          </w:r>
+          <w:proofErr w:type="gramEnd"/>
+          <w:r>
+            <w:rPr>
+              <w:rFonts w:ascii="Microsoft YaHei UI" w:eastAsia="Microsoft YaHei UI" w:hAnsi="Microsoft YaHei UI" w:cs="Gungsuh"/>
+              <w:color w:val="000000"/>
+            </w:rPr>
+            <w:t>之</w:t>
+          </w:r>
+          <w:proofErr w:type="gramStart"/>
+          <w:r>
+            <w:rPr>
+              <w:rFonts w:ascii="Microsoft YaHei UI" w:eastAsia="Microsoft YaHei UI" w:hAnsi="Microsoft YaHei UI" w:cs="Gungsuh"/>
+              <w:color w:val="000000"/>
+            </w:rPr>
+            <w:t>上班日者</w:t>
+          </w:r>
+          <w:proofErr w:type="gramEnd"/>
+          <w:r>
+            <w:rPr>
+              <w:rFonts w:ascii="Microsoft YaHei UI" w:eastAsia="Microsoft YaHei UI" w:hAnsi="Microsoft YaHei UI" w:cs="Gungsuh"/>
+              <w:color w:val="000000"/>
+            </w:rPr>
+            <w:t>，則乙方得延至下一個工作日付款。</w:t>
           </w:r>
         </w:sdtContent>
       </w:sdt>
@@ -735,7 +936,55 @@
               <w:rFonts w:ascii="Microsoft YaHei UI" w:eastAsia="Microsoft YaHei UI" w:hAnsi="Microsoft YaHei UI" w:cs="Gungsuh"/>
               <w:color w:val="000000"/>
             </w:rPr>
-            <w:t>押金（如有）：乙方應自本契約簽訂之日起五（5）日內，以匯款方式支付押金__________元至甲方指定之銀行帳戶，甲方得以此押金抵扣乙方因本契約所負而未履行之債務。除依本契約而得扣除之費用外，本契約期滿或終止時，甲方應於本契約到期日或終止日前將押金無息退還予乙方，不得藉故拖延或任意扣除。</w:t>
+            <w:t>押金（如有）：乙方應自本契約簽訂之日起五（5）日內，以匯款方式支付押金__________</w:t>
+          </w:r>
+          <w:proofErr w:type="gramStart"/>
+          <w:r>
+            <w:rPr>
+              <w:rFonts w:ascii="Microsoft YaHei UI" w:eastAsia="Microsoft YaHei UI" w:hAnsi="Microsoft YaHei UI" w:cs="Gungsuh"/>
+              <w:color w:val="000000"/>
+            </w:rPr>
+            <w:t>元至甲方</w:t>
+          </w:r>
+          <w:proofErr w:type="gramEnd"/>
+          <w:r>
+            <w:rPr>
+              <w:rFonts w:ascii="Microsoft YaHei UI" w:eastAsia="Microsoft YaHei UI" w:hAnsi="Microsoft YaHei UI" w:cs="Gungsuh"/>
+              <w:color w:val="000000"/>
+            </w:rPr>
+            <w:t>指定之銀行帳戶，甲方得以此押金</w:t>
+          </w:r>
+          <w:proofErr w:type="gramStart"/>
+          <w:r>
+            <w:rPr>
+              <w:rFonts w:ascii="Microsoft YaHei UI" w:eastAsia="Microsoft YaHei UI" w:hAnsi="Microsoft YaHei UI" w:cs="Gungsuh"/>
+              <w:color w:val="000000"/>
+            </w:rPr>
+            <w:t>抵扣乙方</w:t>
+          </w:r>
+          <w:proofErr w:type="gramEnd"/>
+          <w:r>
+            <w:rPr>
+              <w:rFonts w:ascii="Microsoft YaHei UI" w:eastAsia="Microsoft YaHei UI" w:hAnsi="Microsoft YaHei UI" w:cs="Gungsuh"/>
+              <w:color w:val="000000"/>
+            </w:rPr>
+            <w:t>因本契約所負而未履行之債務。除依本契約而得扣除之費用外，本契約期滿或終止時，甲方應於本契約到期日或終止日前將押金無息</w:t>
+          </w:r>
+          <w:proofErr w:type="gramStart"/>
+          <w:r>
+            <w:rPr>
+              <w:rFonts w:ascii="Microsoft YaHei UI" w:eastAsia="Microsoft YaHei UI" w:hAnsi="Microsoft YaHei UI" w:cs="Gungsuh"/>
+              <w:color w:val="000000"/>
+            </w:rPr>
+            <w:t>退還予乙方</w:t>
+          </w:r>
+          <w:proofErr w:type="gramEnd"/>
+          <w:r>
+            <w:rPr>
+              <w:rFonts w:ascii="Microsoft YaHei UI" w:eastAsia="Microsoft YaHei UI" w:hAnsi="Microsoft YaHei UI" w:cs="Gungsuh"/>
+              <w:color w:val="000000"/>
+            </w:rPr>
+            <w:t>，不得藉故拖延或任意扣除。</w:t>
           </w:r>
         </w:sdtContent>
       </w:sdt>
@@ -775,7 +1024,23 @@
               <w:rFonts w:ascii="Microsoft YaHei UI" w:eastAsia="Microsoft YaHei UI" w:hAnsi="Microsoft YaHei UI" w:cs="Gungsuh"/>
               <w:color w:val="000000"/>
             </w:rPr>
-            <w:t>免租期（如有）：甲方同意，自____年___月___日至____年___月___日間（下稱「免租期」），乙方得派員進入合作標的物以設置、安裝停管設備及建置合作停車場，免租期內，乙方得免支付任何租金或分潤款項予甲方。</w:t>
+            <w:t>免租期（如有）：甲方同意，自____年___月___日至____年___月___日間（下稱「免租期」），乙方得派員進入合作標的物以設置、安裝停管設備及建置合作停車場，免租期內，乙方得免支付任何租金或分潤</w:t>
+          </w:r>
+          <w:proofErr w:type="gramStart"/>
+          <w:r>
+            <w:rPr>
+              <w:rFonts w:ascii="Microsoft YaHei UI" w:eastAsia="Microsoft YaHei UI" w:hAnsi="Microsoft YaHei UI" w:cs="Gungsuh"/>
+              <w:color w:val="000000"/>
+            </w:rPr>
+            <w:t>款項予甲方</w:t>
+          </w:r>
+          <w:proofErr w:type="gramEnd"/>
+          <w:r>
+            <w:rPr>
+              <w:rFonts w:ascii="Microsoft YaHei UI" w:eastAsia="Microsoft YaHei UI" w:hAnsi="Microsoft YaHei UI" w:cs="Gungsuh"/>
+              <w:color w:val="000000"/>
+            </w:rPr>
+            <w:t>。</w:t>
           </w:r>
         </w:sdtContent>
       </w:sdt>
@@ -815,7 +1080,23 @@
               <w:rFonts w:ascii="Microsoft YaHei UI" w:eastAsia="Microsoft YaHei UI" w:hAnsi="Microsoft YaHei UI" w:cs="Gungsuh"/>
               <w:color w:val="000000"/>
             </w:rPr>
-            <w:t>乙方如有延遲給付租金達兩（2）個月以上，並經甲方以書面限期繳納後逾期仍未繳付時，甲方得終止本契約。</w:t>
+            <w:t>乙方如有延遲給付租金達兩（2）</w:t>
+          </w:r>
+          <w:proofErr w:type="gramStart"/>
+          <w:r>
+            <w:rPr>
+              <w:rFonts w:ascii="Microsoft YaHei UI" w:eastAsia="Microsoft YaHei UI" w:hAnsi="Microsoft YaHei UI" w:cs="Gungsuh"/>
+              <w:color w:val="000000"/>
+            </w:rPr>
+            <w:t>個</w:t>
+          </w:r>
+          <w:proofErr w:type="gramEnd"/>
+          <w:r>
+            <w:rPr>
+              <w:rFonts w:ascii="Microsoft YaHei UI" w:eastAsia="Microsoft YaHei UI" w:hAnsi="Microsoft YaHei UI" w:cs="Gungsuh"/>
+              <w:color w:val="000000"/>
+            </w:rPr>
+            <w:t>月以上，並經甲方以書面限期繳納後逾期仍未繳付時，甲方得終止本契約。</w:t>
           </w:r>
         </w:sdtContent>
       </w:sdt>
@@ -913,15 +1194,39 @@
               <w:rFonts w:ascii="Microsoft YaHei UI" w:eastAsia="Microsoft YaHei UI" w:hAnsi="Microsoft YaHei UI" w:cs="Gungsuh"/>
               <w:color w:val="000000"/>
             </w:rPr>
-            <w:t>甲方就其因本契約所得之租金，同意乙方依所得稅法及各類所得扣繳率標準就所得列單申</w:t>
-          </w:r>
-          <w:r>
-            <w:rPr>
-              <w:rFonts w:ascii="Microsoft YaHei UI" w:eastAsia="Microsoft YaHei UI" w:hAnsi="Microsoft YaHei UI" w:cs="Gungsuh"/>
-              <w:color w:val="000000"/>
-            </w:rPr>
-            <w:lastRenderedPageBreak/>
-            <w:t>報主管稽徵機關。依甲方之身分，申報所得代號/類別如下（請勾選）：</w:t>
+            <w:t>甲方就其因本契約所得之租金，同意乙方依所得稅法及各類所得扣繳率標準就</w:t>
+          </w:r>
+          <w:proofErr w:type="gramStart"/>
+          <w:r>
+            <w:rPr>
+              <w:rFonts w:ascii="Microsoft YaHei UI" w:eastAsia="Microsoft YaHei UI" w:hAnsi="Microsoft YaHei UI" w:cs="Gungsuh"/>
+              <w:color w:val="000000"/>
+            </w:rPr>
+            <w:t>所得列單申報</w:t>
+          </w:r>
+          <w:proofErr w:type="gramEnd"/>
+          <w:r>
+            <w:rPr>
+              <w:rFonts w:ascii="Microsoft YaHei UI" w:eastAsia="Microsoft YaHei UI" w:hAnsi="Microsoft YaHei UI" w:cs="Gungsuh"/>
+              <w:color w:val="000000"/>
+            </w:rPr>
+            <w:t>主管</w:t>
+          </w:r>
+          <w:proofErr w:type="gramStart"/>
+          <w:r>
+            <w:rPr>
+              <w:rFonts w:ascii="Microsoft YaHei UI" w:eastAsia="Microsoft YaHei UI" w:hAnsi="Microsoft YaHei UI" w:cs="Gungsuh"/>
+              <w:color w:val="000000"/>
+            </w:rPr>
+            <w:t>稽</w:t>
+          </w:r>
+          <w:proofErr w:type="gramEnd"/>
+          <w:r>
+            <w:rPr>
+              <w:rFonts w:ascii="Microsoft YaHei UI" w:eastAsia="Microsoft YaHei UI" w:hAnsi="Microsoft YaHei UI" w:cs="Gungsuh"/>
+              <w:color w:val="000000"/>
+            </w:rPr>
+            <w:t>徵機關。依甲方之身分，申報所得代號/類別如下（請勾選）：</w:t>
           </w:r>
         </w:sdtContent>
       </w:sdt>
@@ -1015,7 +1320,15 @@
               <w:rFonts w:ascii="Segoe UI Symbol" w:eastAsia="Microsoft YaHei UI" w:hAnsi="Segoe UI Symbol" w:cs="Segoe UI Symbol"/>
               <w:color w:val="000000"/>
             </w:rPr>
-            <w:t>{{ '☑' if ic_personal_51J else '☐' }}</w:t>
+            <w:t xml:space="preserve">{{ '☑' if ic_personal_51J </w:t>
+          </w:r>
+          <w:r>
+            <w:rPr>
+              <w:rFonts w:ascii="Segoe UI Symbol" w:eastAsia="Microsoft YaHei UI" w:hAnsi="Segoe UI Symbol" w:cs="Segoe UI Symbol"/>
+              <w:color w:val="000000"/>
+            </w:rPr>
+            <w:lastRenderedPageBreak/>
+            <w:t>else '☐' }}</w:t>
           </w:r>
         </w:sdtContent>
       </w:sdt>
@@ -1327,9 +1640,7 @@
           <w:tag w:val="goog_rdk_30"/>
           <w:id w:val="-880690696"/>
         </w:sdtPr>
-        <w:sdtContent>
-          <w:commentRangeStart w:id="2"/>
-        </w:sdtContent>
+        <w:sdtContent/>
       </w:sdt>
       <w:sdt>
         <w:sdtPr>
@@ -1345,20 +1656,26 @@
               <w:rFonts w:ascii="Microsoft YaHei UI" w:eastAsia="Microsoft YaHei UI" w:hAnsi="Microsoft YaHei UI" w:cs="Gungsuh"/>
               <w:color w:val="000000"/>
             </w:rPr>
-            <w:t>應於每月＿號前</w:t>
-          </w:r>
-        </w:sdtContent>
-      </w:sdt>
-      <w:commentRangeEnd w:id="2"/>
-      <w:r>
-        <w:rPr>
-          <w:rStyle w:val="a9"/>
-          <w:rFonts w:ascii="Microsoft YaHei UI" w:eastAsia="Microsoft YaHei UI" w:hAnsi="Microsoft YaHei UI"/>
-          <w:sz w:val="24"/>
-          <w:szCs w:val="24"/>
-        </w:rPr>
-        <w:commentReference w:id="2"/>
-      </w:r>
+            <w:t>應於每月</w:t>
+          </w:r>
+          <w:proofErr w:type="gramStart"/>
+          <w:r>
+            <w:rPr>
+              <w:rFonts w:ascii="Microsoft YaHei UI" w:eastAsia="Microsoft YaHei UI" w:hAnsi="Microsoft YaHei UI" w:cs="Gungsuh"/>
+              <w:color w:val="000000"/>
+            </w:rPr>
+            <w:t>＿</w:t>
+          </w:r>
+          <w:proofErr w:type="gramEnd"/>
+          <w:r>
+            <w:rPr>
+              <w:rFonts w:ascii="Microsoft YaHei UI" w:eastAsia="Microsoft YaHei UI" w:hAnsi="Microsoft YaHei UI" w:cs="Gungsuh"/>
+              <w:color w:val="000000"/>
+            </w:rPr>
+            <w:t>號前</w:t>
+          </w:r>
+        </w:sdtContent>
+      </w:sdt>
       <w:sdt>
         <w:sdtPr>
           <w:rPr>
@@ -1373,7 +1690,64 @@
               <w:rFonts w:ascii="Microsoft YaHei UI" w:eastAsia="Microsoft YaHei UI" w:hAnsi="Microsoft YaHei UI" w:cs="Gungsuh"/>
               <w:color w:val="000000"/>
             </w:rPr>
-            <w:t>，開立相應金額之發票或合法稅務憑證，並掛號寄送至乙方地址（如為電子發票請寄送至乙方指定電子郵件信箱：invoice@uspace.city）。</w:t>
+            <w:t>，開立相應金額之發票或合法稅務憑證，並掛號寄</w:t>
+          </w:r>
+          <w:proofErr w:type="gramStart"/>
+          <w:r>
+            <w:rPr>
+              <w:rFonts w:ascii="Microsoft YaHei UI" w:eastAsia="Microsoft YaHei UI" w:hAnsi="Microsoft YaHei UI" w:cs="Gungsuh"/>
+              <w:color w:val="000000"/>
+            </w:rPr>
+            <w:t>送至乙方</w:t>
+          </w:r>
+          <w:proofErr w:type="gramEnd"/>
+          <w:r>
+            <w:rPr>
+              <w:rFonts w:ascii="Microsoft YaHei UI" w:eastAsia="Microsoft YaHei UI" w:hAnsi="Microsoft YaHei UI" w:cs="Gungsuh"/>
+              <w:color w:val="000000"/>
+            </w:rPr>
+            <w:t>地址</w:t>
+          </w:r>
+          <w:proofErr w:type="gramStart"/>
+          <w:r>
+            <w:rPr>
+              <w:rFonts w:ascii="Microsoft YaHei UI" w:eastAsia="Microsoft YaHei UI" w:hAnsi="Microsoft YaHei UI" w:cs="Gungsuh"/>
+              <w:color w:val="000000"/>
+            </w:rPr>
+            <w:t>（</w:t>
+          </w:r>
+          <w:proofErr w:type="gramEnd"/>
+          <w:r>
+            <w:rPr>
+              <w:rFonts w:ascii="Microsoft YaHei UI" w:eastAsia="Microsoft YaHei UI" w:hAnsi="Microsoft YaHei UI" w:cs="Gungsuh"/>
+              <w:color w:val="000000"/>
+            </w:rPr>
+            <w:t>如為電子發票請寄送至乙方指定電子郵件信箱：</w:t>
+          </w:r>
+          <w:proofErr w:type="spellStart"/>
+          <w:r>
+            <w:rPr>
+              <w:rFonts w:ascii="Microsoft YaHei UI" w:eastAsia="Microsoft YaHei UI" w:hAnsi="Microsoft YaHei UI" w:cs="Gungsuh"/>
+              <w:color w:val="000000"/>
+            </w:rPr>
+            <w:t>invoice@uspace.city</w:t>
+          </w:r>
+          <w:proofErr w:type="spellEnd"/>
+          <w:proofErr w:type="gramStart"/>
+          <w:r>
+            <w:rPr>
+              <w:rFonts w:ascii="Microsoft YaHei UI" w:eastAsia="Microsoft YaHei UI" w:hAnsi="Microsoft YaHei UI" w:cs="Gungsuh"/>
+              <w:color w:val="000000"/>
+            </w:rPr>
+            <w:t>）</w:t>
+          </w:r>
+          <w:proofErr w:type="gramEnd"/>
+          <w:r>
+            <w:rPr>
+              <w:rFonts w:ascii="Microsoft YaHei UI" w:eastAsia="Microsoft YaHei UI" w:hAnsi="Microsoft YaHei UI" w:cs="Gungsuh"/>
+              <w:color w:val="000000"/>
+            </w:rPr>
+            <w:t>。</w:t>
           </w:r>
         </w:sdtContent>
       </w:sdt>
@@ -1420,7 +1794,7 @@
     </w:p>
     <w:tbl>
       <w:tblPr>
-        <w:tblStyle w:val="a5"/>
+        <w:tblStyle w:val="20"/>
         <w:tblW w:w="8612" w:type="dxa"/>
         <w:tblInd w:w="988" w:type="dxa"/>
         <w:tblBorders>
@@ -1504,12 +1878,37 @@
                 <w:color w:val="000000"/>
               </w:rPr>
             </w:pPr>
+            <w:proofErr w:type="gramStart"/>
             <w:r>
               <w:rPr>
                 <w:rFonts w:ascii="標楷體" w:eastAsia="標楷體" w:hAnsi="標楷體" w:cs="Times New Roman"/>
                 <w:color w:val="000000" w:themeColor="text1"/>
               </w:rPr>
-              <w:t>{{ bank_name }}</w:t>
+              <w:t xml:space="preserve">{{ </w:t>
+            </w:r>
+            <w:proofErr w:type="spellStart"/>
+            <w:r>
+              <w:rPr>
+                <w:rFonts w:ascii="標楷體" w:eastAsia="標楷體" w:hAnsi="標楷體" w:cs="Times New Roman"/>
+                <w:color w:val="000000" w:themeColor="text1"/>
+              </w:rPr>
+              <w:t>bank</w:t>
+            </w:r>
+            <w:proofErr w:type="gramEnd"/>
+            <w:r>
+              <w:rPr>
+                <w:rFonts w:ascii="標楷體" w:eastAsia="標楷體" w:hAnsi="標楷體" w:cs="Times New Roman"/>
+                <w:color w:val="000000" w:themeColor="text1"/>
+              </w:rPr>
+              <w:t>_name</w:t>
+            </w:r>
+            <w:proofErr w:type="spellEnd"/>
+            <w:r>
+              <w:rPr>
+                <w:rFonts w:ascii="標楷體" w:eastAsia="標楷體" w:hAnsi="標楷體" w:cs="Times New Roman"/>
+                <w:color w:val="000000" w:themeColor="text1"/>
+              </w:rPr>
+              <w:t xml:space="preserve"> }}</w:t>
             </w:r>
           </w:p>
         </w:tc>
@@ -1580,12 +1979,37 @@
                 <w:color w:val="000000"/>
               </w:rPr>
             </w:pPr>
+            <w:proofErr w:type="gramStart"/>
             <w:r>
               <w:rPr>
                 <w:rFonts w:ascii="標楷體" w:eastAsia="標楷體" w:hAnsi="標楷體" w:cs="Times New Roman"/>
                 <w:color w:val="000000" w:themeColor="text1"/>
               </w:rPr>
-              <w:t>{{ account_name }}</w:t>
+              <w:t xml:space="preserve">{{ </w:t>
+            </w:r>
+            <w:proofErr w:type="spellStart"/>
+            <w:r>
+              <w:rPr>
+                <w:rFonts w:ascii="標楷體" w:eastAsia="標楷體" w:hAnsi="標楷體" w:cs="Times New Roman"/>
+                <w:color w:val="000000" w:themeColor="text1"/>
+              </w:rPr>
+              <w:t>account</w:t>
+            </w:r>
+            <w:proofErr w:type="gramEnd"/>
+            <w:r>
+              <w:rPr>
+                <w:rFonts w:ascii="標楷體" w:eastAsia="標楷體" w:hAnsi="標楷體" w:cs="Times New Roman"/>
+                <w:color w:val="000000" w:themeColor="text1"/>
+              </w:rPr>
+              <w:t>_name</w:t>
+            </w:r>
+            <w:proofErr w:type="spellEnd"/>
+            <w:r>
+              <w:rPr>
+                <w:rFonts w:ascii="標楷體" w:eastAsia="標楷體" w:hAnsi="標楷體" w:cs="Times New Roman"/>
+                <w:color w:val="000000" w:themeColor="text1"/>
+              </w:rPr>
+              <w:t xml:space="preserve"> }}</w:t>
             </w:r>
           </w:p>
         </w:tc>
@@ -1656,12 +2080,37 @@
                 <w:color w:val="000000"/>
               </w:rPr>
             </w:pPr>
+            <w:proofErr w:type="gramStart"/>
             <w:r>
               <w:rPr>
                 <w:rFonts w:ascii="標楷體" w:eastAsia="標楷體" w:hAnsi="標楷體" w:cs="Times New Roman"/>
                 <w:color w:val="000000" w:themeColor="text1"/>
               </w:rPr>
-              <w:t>{{ account_number }}</w:t>
+              <w:t xml:space="preserve">{{ </w:t>
+            </w:r>
+            <w:proofErr w:type="spellStart"/>
+            <w:r>
+              <w:rPr>
+                <w:rFonts w:ascii="標楷體" w:eastAsia="標楷體" w:hAnsi="標楷體" w:cs="Times New Roman"/>
+                <w:color w:val="000000" w:themeColor="text1"/>
+              </w:rPr>
+              <w:t>account</w:t>
+            </w:r>
+            <w:proofErr w:type="gramEnd"/>
+            <w:r>
+              <w:rPr>
+                <w:rFonts w:ascii="標楷體" w:eastAsia="標楷體" w:hAnsi="標楷體" w:cs="Times New Roman"/>
+                <w:color w:val="000000" w:themeColor="text1"/>
+              </w:rPr>
+              <w:t>_number</w:t>
+            </w:r>
+            <w:proofErr w:type="spellEnd"/>
+            <w:r>
+              <w:rPr>
+                <w:rFonts w:ascii="標楷體" w:eastAsia="標楷體" w:hAnsi="標楷體" w:cs="Times New Roman"/>
+                <w:color w:val="000000" w:themeColor="text1"/>
+              </w:rPr>
+              <w:t xml:space="preserve"> }}</w:t>
             </w:r>
           </w:p>
         </w:tc>
@@ -1702,7 +2151,23 @@
               <w:rFonts w:ascii="Microsoft YaHei UI" w:eastAsia="Microsoft YaHei UI" w:hAnsi="Microsoft YaHei UI" w:cs="Gungsuh"/>
               <w:color w:val="000000"/>
             </w:rPr>
-            <w:t>本契約期間內，依據實際營收狀況，若連續兩（2）個月，合作停車場每月每格營業額（營收總額除以總車位數）低於新台幣</w:t>
+            <w:t>本契約期間內，依據實際營收狀況，若連續兩（2）</w:t>
+          </w:r>
+          <w:proofErr w:type="gramStart"/>
+          <w:r>
+            <w:rPr>
+              <w:rFonts w:ascii="Microsoft YaHei UI" w:eastAsia="Microsoft YaHei UI" w:hAnsi="Microsoft YaHei UI" w:cs="Gungsuh"/>
+              <w:color w:val="000000"/>
+            </w:rPr>
+            <w:t>個</w:t>
+          </w:r>
+          <w:proofErr w:type="gramEnd"/>
+          <w:r>
+            <w:rPr>
+              <w:rFonts w:ascii="Microsoft YaHei UI" w:eastAsia="Microsoft YaHei UI" w:hAnsi="Microsoft YaHei UI" w:cs="Gungsuh"/>
+              <w:color w:val="000000"/>
+            </w:rPr>
+            <w:t>月，合作停車場每月每格營業額（營收總額除以總車位數）低於新台幣</w:t>
           </w:r>
         </w:sdtContent>
       </w:sdt>
@@ -1712,7 +2177,25 @@
           <w:color w:val="000000" w:themeColor="text1"/>
           <w:u w:val="single"/>
         </w:rPr>
-        <w:t>{{ low_rev }}</w:t>
+        <w:t xml:space="preserve">{{ </w:t>
+      </w:r>
+      <w:proofErr w:type="spellStart"/>
+      <w:r>
+        <w:rPr>
+          <w:rFonts w:ascii="標楷體" w:eastAsia="標楷體" w:hAnsi="標楷體" w:cs="Times New Roman"/>
+          <w:color w:val="000000" w:themeColor="text1"/>
+          <w:u w:val="single"/>
+        </w:rPr>
+        <w:t>low_rev</w:t>
+      </w:r>
+      <w:proofErr w:type="spellEnd"/>
+      <w:r>
+        <w:rPr>
+          <w:rFonts w:ascii="標楷體" w:eastAsia="標楷體" w:hAnsi="標楷體" w:cs="Times New Roman"/>
+          <w:color w:val="000000" w:themeColor="text1"/>
+          <w:u w:val="single"/>
+        </w:rPr>
+        <w:t xml:space="preserve"> }}</w:t>
       </w:r>
       <w:sdt>
         <w:sdtPr>
@@ -1722,7 +2205,6 @@
           <w:tag w:val="goog_rdk_39"/>
           <w:id w:val="690413661"/>
         </w:sdtPr>
-        <w:sdtEndPr/>
         <w:sdtContent>
           <w:r>
             <w:rPr>
@@ -1847,7 +2329,27 @@
               <w:bCs/>
               <w:color w:val="000000"/>
             </w:rPr>
-            <w:t>其公共安全、消防設備申報頻率均需遵照中華民國停車場相關法規辦理。</w:t>
+            <w:t>其公共安全、消防設備申報</w:t>
+          </w:r>
+          <w:proofErr w:type="gramStart"/>
+          <w:r>
+            <w:rPr>
+              <w:rFonts w:ascii="Microsoft YaHei UI" w:eastAsia="Microsoft YaHei UI" w:hAnsi="Microsoft YaHei UI" w:cs="Gungsuh"/>
+              <w:b/>
+              <w:bCs/>
+              <w:color w:val="000000"/>
+            </w:rPr>
+            <w:t>頻率均需遵照</w:t>
+          </w:r>
+          <w:proofErr w:type="gramEnd"/>
+          <w:r>
+            <w:rPr>
+              <w:rFonts w:ascii="Microsoft YaHei UI" w:eastAsia="Microsoft YaHei UI" w:hAnsi="Microsoft YaHei UI" w:cs="Gungsuh"/>
+              <w:b/>
+              <w:bCs/>
+              <w:color w:val="000000"/>
+            </w:rPr>
+            <w:t>中華民國停車場相關法規辦理。</w:t>
           </w:r>
         </w:sdtContent>
       </w:sdt>
@@ -1887,7 +2389,15 @@
               <w:rFonts w:ascii="Microsoft YaHei UI" w:eastAsia="Microsoft YaHei UI" w:hAnsi="Microsoft YaHei UI" w:cs="Gungsuh"/>
               <w:color w:val="000000"/>
             </w:rPr>
-            <w:t>因經營合作停車場而生之人事費、電話費、停車場保險費、停車場登記證申請費、設備定期安檢費、停管系統保養維修費、電費（包含但不限於停管設備用電、監視器用電、夜間LED照明用電）及因乙方營運所生一切必要費用，概由乙方負擔。</w:t>
+            <w:t>因經營合作停車場而生之人事費、電話費、停車場保險費、停車場登記證申請費、設備定期安檢費、停管系統保養維修費、電費（包含但不限於停管設備用電、監視器用電、夜間</w:t>
+          </w:r>
+          <w:r>
+            <w:rPr>
+              <w:rFonts w:ascii="Microsoft YaHei UI" w:eastAsia="Microsoft YaHei UI" w:hAnsi="Microsoft YaHei UI" w:cs="Gungsuh"/>
+              <w:color w:val="000000"/>
+            </w:rPr>
+            <w:lastRenderedPageBreak/>
+            <w:t>LED照明用電）及因乙方營運所生一切必要費用，概由乙方負擔。</w:t>
           </w:r>
         </w:sdtContent>
       </w:sdt>
@@ -2203,15 +2713,7 @@
               <w:rFonts w:ascii="Microsoft YaHei UI" w:eastAsia="Microsoft YaHei UI" w:hAnsi="Microsoft YaHei UI" w:cs="Gungsuh"/>
               <w:color w:val="000000"/>
             </w:rPr>
-            <w:t>如乙方會員於合作停車場停車時，自行造成損傷，應由乙方會員自行負責。如因乙方所提</w:t>
-          </w:r>
-          <w:r>
-            <w:rPr>
-              <w:rFonts w:ascii="Microsoft YaHei UI" w:eastAsia="Microsoft YaHei UI" w:hAnsi="Microsoft YaHei UI" w:cs="Gungsuh"/>
-              <w:color w:val="000000"/>
-            </w:rPr>
-            <w:lastRenderedPageBreak/>
-            <w:t>供之設備、系統、服務，造成之乙方會員之人身或車輛受有損害，乙方應負損害賠償責任。如乙方會員於合作停車場停車時，因甲方不當留置於合作標的物之物品造成乙方會員受有損害時，甲方應負損害賠償責任。</w:t>
+            <w:t>如乙方會員於合作停車場停車時，自行造成損傷，應由乙方會員自行負責。如因乙方所提供之設備、系統、服務，造成之乙方會員之人身或車輛受有損害，乙方應負損害賠償責任。如乙方會員於合作停車場停車時，因甲方不當留置於合作標的物之物品造成乙方會員受有損害時，甲方應負損害賠償責任。</w:t>
           </w:r>
         </w:sdtContent>
       </w:sdt>
@@ -2349,7 +2851,23 @@
               <w:rFonts w:ascii="Microsoft YaHei UI" w:eastAsia="Microsoft YaHei UI" w:hAnsi="Microsoft YaHei UI" w:cs="Gungsuh"/>
               <w:color w:val="000000"/>
             </w:rPr>
-            <w:t>甲方若提前終止契約，應於終止日至少三十（30）日前以書面通知乙方，並支付懲罰性違約金予乙方。違約金金額依契約剩餘月份數乘以</w:t>
+            <w:t>甲方若提前終止契約，應於終止日至少三十（30）日前以書面通知乙方，並支付懲罰性</w:t>
+          </w:r>
+          <w:proofErr w:type="gramStart"/>
+          <w:r>
+            <w:rPr>
+              <w:rFonts w:ascii="Microsoft YaHei UI" w:eastAsia="Microsoft YaHei UI" w:hAnsi="Microsoft YaHei UI" w:cs="Gungsuh"/>
+              <w:color w:val="000000"/>
+            </w:rPr>
+            <w:t>違約金予乙方</w:t>
+          </w:r>
+          <w:proofErr w:type="gramEnd"/>
+          <w:r>
+            <w:rPr>
+              <w:rFonts w:ascii="Microsoft YaHei UI" w:eastAsia="Microsoft YaHei UI" w:hAnsi="Microsoft YaHei UI" w:cs="Gungsuh"/>
+              <w:color w:val="000000"/>
+            </w:rPr>
+            <w:t>。違約金金額依契約剩餘月份數乘以</w:t>
           </w:r>
         </w:sdtContent>
       </w:sdt>
@@ -2486,34 +3004,70 @@
               <w:color w:val="000000" w:themeColor="text1"/>
               <w:u w:val="single"/>
             </w:rPr>
-            <w:t>{{ start_date }}</w:t>
-          </w:r>
-        </w:sdtContent>
-      </w:sdt>
-      <w:sdt>
-        <w:sdtPr>
-          <w:rPr>
-            <w:rFonts w:ascii="Microsoft YaHei UI" w:eastAsia="Microsoft YaHei UI" w:hAnsi="Microsoft YaHei UI" w:cs="Gungsuh"/>
-            <w:color w:val="000000"/>
-          </w:rPr>
-          <w:tag w:val="goog_rdk_59"/>
-          <w:id w:val="1212618389"/>
-        </w:sdtPr>
-        <w:sdtContent>
-          <w:r>
-            <w:rPr>
-              <w:rFonts w:ascii="Microsoft YaHei UI" w:eastAsia="Microsoft YaHei UI" w:hAnsi="Microsoft YaHei UI" w:cs="Gungsuh"/>
-              <w:color w:val="000000"/>
-            </w:rPr>
-            <w:t>（下稱「生效日」）起至</w:t>
-          </w:r>
+            <w:t xml:space="preserve">{{ </w:t>
+          </w:r>
+          <w:proofErr w:type="spellStart"/>
           <w:r>
             <w:rPr>
               <w:rFonts w:ascii="標楷體" w:eastAsia="標楷體" w:hAnsi="標楷體" w:cs="Times New Roman"/>
               <w:color w:val="000000" w:themeColor="text1"/>
               <w:u w:val="single"/>
             </w:rPr>
-            <w:t>{{ end_date }}</w:t>
+            <w:t>start_date</w:t>
+          </w:r>
+          <w:proofErr w:type="spellEnd"/>
+          <w:r>
+            <w:rPr>
+              <w:rFonts w:ascii="標楷體" w:eastAsia="標楷體" w:hAnsi="標楷體" w:cs="Times New Roman"/>
+              <w:color w:val="000000" w:themeColor="text1"/>
+              <w:u w:val="single"/>
+            </w:rPr>
+            <w:t xml:space="preserve"> }}</w:t>
+          </w:r>
+        </w:sdtContent>
+      </w:sdt>
+      <w:sdt>
+        <w:sdtPr>
+          <w:rPr>
+            <w:rFonts w:ascii="Microsoft YaHei UI" w:eastAsia="Microsoft YaHei UI" w:hAnsi="Microsoft YaHei UI" w:cs="Gungsuh"/>
+            <w:color w:val="000000"/>
+          </w:rPr>
+          <w:tag w:val="goog_rdk_59"/>
+          <w:id w:val="1212618389"/>
+        </w:sdtPr>
+        <w:sdtContent>
+          <w:r>
+            <w:rPr>
+              <w:rFonts w:ascii="Microsoft YaHei UI" w:eastAsia="Microsoft YaHei UI" w:hAnsi="Microsoft YaHei UI" w:cs="Gungsuh"/>
+              <w:color w:val="000000"/>
+            </w:rPr>
+            <w:t>（下稱「生效日」）起至</w:t>
+          </w:r>
+          <w:r>
+            <w:rPr>
+              <w:rFonts w:ascii="標楷體" w:eastAsia="標楷體" w:hAnsi="標楷體" w:cs="Times New Roman"/>
+              <w:color w:val="000000" w:themeColor="text1"/>
+              <w:u w:val="single"/>
+            </w:rPr>
+            <w:t xml:space="preserve">{{ </w:t>
+          </w:r>
+          <w:proofErr w:type="spellStart"/>
+          <w:r>
+            <w:rPr>
+              <w:rFonts w:ascii="標楷體" w:eastAsia="標楷體" w:hAnsi="標楷體" w:cs="Times New Roman"/>
+              <w:color w:val="000000" w:themeColor="text1"/>
+              <w:u w:val="single"/>
+            </w:rPr>
+            <w:t>end_date</w:t>
+          </w:r>
+          <w:proofErr w:type="spellEnd"/>
+          <w:r>
+            <w:rPr>
+              <w:rFonts w:ascii="標楷體" w:eastAsia="標楷體" w:hAnsi="標楷體" w:cs="Times New Roman"/>
+              <w:color w:val="000000" w:themeColor="text1"/>
+              <w:u w:val="single"/>
+            </w:rPr>
+            <w:t xml:space="preserve"> }}</w:t>
           </w:r>
         </w:sdtContent>
       </w:sdt>
@@ -2568,7 +3122,77 @@
         <w:rPr>
           <w:rFonts w:ascii="Microsoft YaHei UI" w:eastAsia="Microsoft YaHei UI" w:hAnsi="Microsoft YaHei UI" w:cs="微軟正黑體"/>
         </w:rPr>
-        <w:t>本契約期限屆滿時，除任一方於屆滿日前至少一（1）個月前以書面向他方為不續約之通知外，本契約自動展延一（1）年；其後每次展延期限屆滿時，均依相同條件自動順延一年，不限次數。</w:t>
+        <w:t>本契約期限屆滿時，除任一方於屆滿日前至少</w:t>
+      </w:r>
+      <w:proofErr w:type="gramStart"/>
+      <w:r>
+        <w:rPr>
+          <w:rFonts w:ascii="Microsoft YaHei UI" w:eastAsia="Microsoft YaHei UI" w:hAnsi="Microsoft YaHei UI" w:cs="微軟正黑體"/>
+        </w:rPr>
+        <w:t>一</w:t>
+      </w:r>
+      <w:proofErr w:type="gramEnd"/>
+      <w:r>
+        <w:rPr>
+          <w:rFonts w:ascii="Microsoft YaHei UI" w:eastAsia="Microsoft YaHei UI" w:hAnsi="Microsoft YaHei UI" w:cs="微軟正黑體"/>
+        </w:rPr>
+        <w:t>（1）</w:t>
+      </w:r>
+      <w:proofErr w:type="gramStart"/>
+      <w:r>
+        <w:rPr>
+          <w:rFonts w:ascii="Microsoft YaHei UI" w:eastAsia="Microsoft YaHei UI" w:hAnsi="Microsoft YaHei UI" w:cs="微軟正黑體"/>
+        </w:rPr>
+        <w:t>個</w:t>
+      </w:r>
+      <w:proofErr w:type="gramEnd"/>
+      <w:r>
+        <w:rPr>
+          <w:rFonts w:ascii="Microsoft YaHei UI" w:eastAsia="Microsoft YaHei UI" w:hAnsi="Microsoft YaHei UI" w:cs="微軟正黑體"/>
+        </w:rPr>
+        <w:t>月前以書面向他方為</w:t>
+      </w:r>
+      <w:proofErr w:type="gramStart"/>
+      <w:r>
+        <w:rPr>
+          <w:rFonts w:ascii="Microsoft YaHei UI" w:eastAsia="Microsoft YaHei UI" w:hAnsi="Microsoft YaHei UI" w:cs="微軟正黑體"/>
+        </w:rPr>
+        <w:t>不</w:t>
+      </w:r>
+      <w:proofErr w:type="gramEnd"/>
+      <w:r>
+        <w:rPr>
+          <w:rFonts w:ascii="Microsoft YaHei UI" w:eastAsia="Microsoft YaHei UI" w:hAnsi="Microsoft YaHei UI" w:cs="微軟正黑體"/>
+        </w:rPr>
+        <w:t>續約之通知外，本契約自動展延</w:t>
+      </w:r>
+      <w:proofErr w:type="gramStart"/>
+      <w:r>
+        <w:rPr>
+          <w:rFonts w:ascii="Microsoft YaHei UI" w:eastAsia="Microsoft YaHei UI" w:hAnsi="Microsoft YaHei UI" w:cs="微軟正黑體"/>
+        </w:rPr>
+        <w:t>一</w:t>
+      </w:r>
+      <w:proofErr w:type="gramEnd"/>
+      <w:r>
+        <w:rPr>
+          <w:rFonts w:ascii="Microsoft YaHei UI" w:eastAsia="Microsoft YaHei UI" w:hAnsi="Microsoft YaHei UI" w:cs="微軟正黑體"/>
+        </w:rPr>
+        <w:t>（1）年；其後每次展延期限屆滿時，</w:t>
+      </w:r>
+      <w:proofErr w:type="gramStart"/>
+      <w:r>
+        <w:rPr>
+          <w:rFonts w:ascii="Microsoft YaHei UI" w:eastAsia="Microsoft YaHei UI" w:hAnsi="Microsoft YaHei UI" w:cs="微軟正黑體"/>
+        </w:rPr>
+        <w:t>均依相同</w:t>
+      </w:r>
+      <w:proofErr w:type="gramEnd"/>
+      <w:r>
+        <w:rPr>
+          <w:rFonts w:ascii="Microsoft YaHei UI" w:eastAsia="Microsoft YaHei UI" w:hAnsi="Microsoft YaHei UI" w:cs="微軟正黑體"/>
+        </w:rPr>
+        <w:t>條件自動順延一年，不限次數。</w:t>
       </w:r>
     </w:p>
     <w:p>
@@ -2664,7 +3288,23 @@
               <w:rFonts w:ascii="Microsoft YaHei UI" w:eastAsia="Microsoft YaHei UI" w:hAnsi="Microsoft YaHei UI" w:cs="Gungsuh"/>
               <w:color w:val="000000"/>
             </w:rPr>
-            <w:t>本契約期間屆滿或終止時，乙方應於到期日或終止日後十五（15）日內，拆除並撤離合作標的物上所有停管設備，並將合作標的物以完整且可使用之狀況交還予甲方。</w:t>
+            <w:t>本契約期間屆滿或終止時，乙方應於到期日或終止日後十五（15）日內，拆除並撤離合作標的物上所有停管設備，並將合作標的物以完整且可使用之狀況</w:t>
+          </w:r>
+          <w:proofErr w:type="gramStart"/>
+          <w:r>
+            <w:rPr>
+              <w:rFonts w:ascii="Microsoft YaHei UI" w:eastAsia="Microsoft YaHei UI" w:hAnsi="Microsoft YaHei UI" w:cs="Gungsuh"/>
+              <w:color w:val="000000"/>
+            </w:rPr>
+            <w:t>交還予甲方</w:t>
+          </w:r>
+          <w:proofErr w:type="gramEnd"/>
+          <w:r>
+            <w:rPr>
+              <w:rFonts w:ascii="Microsoft YaHei UI" w:eastAsia="Microsoft YaHei UI" w:hAnsi="Microsoft YaHei UI" w:cs="Gungsuh"/>
+              <w:color w:val="000000"/>
+            </w:rPr>
+            <w:t>。</w:t>
           </w:r>
         </w:sdtContent>
       </w:sdt>
@@ -2798,7 +3438,39 @@
               <w:rFonts w:ascii="Microsoft YaHei UI" w:eastAsia="Microsoft YaHei UI" w:hAnsi="Microsoft YaHei UI" w:cs="Gungsuh"/>
               <w:color w:val="000000"/>
             </w:rPr>
-            <w:t>本契約之解釋、效力、履行及其他未盡事宜，悉以中華民國法律為準。如因本契約涉訟，雙方合意以臺灣臺北地方法院為第一審專屬管轄法院。</w:t>
+            <w:t>本契約之解釋、效力、履行及其他未盡事宜，悉以中華民國法律為</w:t>
+          </w:r>
+          <w:proofErr w:type="gramStart"/>
+          <w:r>
+            <w:rPr>
+              <w:rFonts w:ascii="Microsoft YaHei UI" w:eastAsia="Microsoft YaHei UI" w:hAnsi="Microsoft YaHei UI" w:cs="Gungsuh"/>
+              <w:color w:val="000000"/>
+            </w:rPr>
+            <w:t>準</w:t>
+          </w:r>
+          <w:proofErr w:type="gramEnd"/>
+          <w:r>
+            <w:rPr>
+              <w:rFonts w:ascii="Microsoft YaHei UI" w:eastAsia="Microsoft YaHei UI" w:hAnsi="Microsoft YaHei UI" w:cs="Gungsuh"/>
+              <w:color w:val="000000"/>
+            </w:rPr>
+            <w:t>。如因本契約涉訟，雙方合意以臺灣</w:t>
+          </w:r>
+          <w:proofErr w:type="gramStart"/>
+          <w:r>
+            <w:rPr>
+              <w:rFonts w:ascii="Microsoft YaHei UI" w:eastAsia="Microsoft YaHei UI" w:hAnsi="Microsoft YaHei UI" w:cs="Gungsuh"/>
+              <w:color w:val="000000"/>
+            </w:rPr>
+            <w:t>臺</w:t>
+          </w:r>
+          <w:proofErr w:type="gramEnd"/>
+          <w:r>
+            <w:rPr>
+              <w:rFonts w:ascii="Microsoft YaHei UI" w:eastAsia="Microsoft YaHei UI" w:hAnsi="Microsoft YaHei UI" w:cs="Gungsuh"/>
+              <w:color w:val="000000"/>
+            </w:rPr>
+            <w:t>北地方法院為第一審專屬管轄法院。</w:t>
           </w:r>
         </w:sdtContent>
       </w:sdt>
@@ -2892,7 +3564,23 @@
               <w:rFonts w:ascii="Microsoft YaHei UI" w:eastAsia="Microsoft YaHei UI" w:hAnsi="Microsoft YaHei UI" w:cs="Gungsuh"/>
               <w:color w:val="000000"/>
             </w:rPr>
-            <w:t>甲方同意，如乙方與乙方關係企業（按台灣公司法定義）辦理分割或合併時，乙方於本契約之一切權利義務於分割基準日或合併基準日起，轉讓予乙方分割後受讓營業之既存或新設公司，或合併後之存續公司或新設公司。</w:t>
+            <w:t>甲方同意，如乙方與乙方關係企業（按台灣公司法定義）辦理分割或合併時，乙方於本契約之一切權利義務於分割基準日或合併基準日起，</w:t>
+          </w:r>
+          <w:proofErr w:type="gramStart"/>
+          <w:r>
+            <w:rPr>
+              <w:rFonts w:ascii="Microsoft YaHei UI" w:eastAsia="Microsoft YaHei UI" w:hAnsi="Microsoft YaHei UI" w:cs="Gungsuh"/>
+              <w:color w:val="000000"/>
+            </w:rPr>
+            <w:t>轉讓予乙方</w:t>
+          </w:r>
+          <w:proofErr w:type="gramEnd"/>
+          <w:r>
+            <w:rPr>
+              <w:rFonts w:ascii="Microsoft YaHei UI" w:eastAsia="Microsoft YaHei UI" w:hAnsi="Microsoft YaHei UI" w:cs="Gungsuh"/>
+              <w:color w:val="000000"/>
+            </w:rPr>
+            <w:t>分割後受讓營業之既存或新設公司，或合併後之存續公司或新設公司。</w:t>
           </w:r>
         </w:sdtContent>
       </w:sdt>
@@ -2990,7 +3678,39 @@
               <w:rFonts w:ascii="Microsoft YaHei UI" w:eastAsia="Microsoft YaHei UI" w:hAnsi="Microsoft YaHei UI" w:cs="Gungsuh"/>
               <w:color w:val="000000"/>
             </w:rPr>
-            <w:t>甲乙雙方通訊地址及電子郵件地址均以本契約所載者為準，如有變更者，應以書面通知他方。</w:t>
+            <w:t>甲乙雙方通訊地址及電子郵件</w:t>
+          </w:r>
+          <w:proofErr w:type="gramStart"/>
+          <w:r>
+            <w:rPr>
+              <w:rFonts w:ascii="Microsoft YaHei UI" w:eastAsia="Microsoft YaHei UI" w:hAnsi="Microsoft YaHei UI" w:cs="Gungsuh"/>
+              <w:color w:val="000000"/>
+            </w:rPr>
+            <w:t>地址均以本</w:t>
+          </w:r>
+          <w:proofErr w:type="gramEnd"/>
+          <w:r>
+            <w:rPr>
+              <w:rFonts w:ascii="Microsoft YaHei UI" w:eastAsia="Microsoft YaHei UI" w:hAnsi="Microsoft YaHei UI" w:cs="Gungsuh"/>
+              <w:color w:val="000000"/>
+            </w:rPr>
+            <w:t>契約所</w:t>
+          </w:r>
+          <w:proofErr w:type="gramStart"/>
+          <w:r>
+            <w:rPr>
+              <w:rFonts w:ascii="Microsoft YaHei UI" w:eastAsia="Microsoft YaHei UI" w:hAnsi="Microsoft YaHei UI" w:cs="Gungsuh"/>
+              <w:color w:val="000000"/>
+            </w:rPr>
+            <w:t>載者為準</w:t>
+          </w:r>
+          <w:proofErr w:type="gramEnd"/>
+          <w:r>
+            <w:rPr>
+              <w:rFonts w:ascii="Microsoft YaHei UI" w:eastAsia="Microsoft YaHei UI" w:hAnsi="Microsoft YaHei UI" w:cs="Gungsuh"/>
+              <w:color w:val="000000"/>
+            </w:rPr>
+            <w:t>，如有變更者，應以書面通知他方。</w:t>
           </w:r>
         </w:sdtContent>
       </w:sdt>
@@ -3030,7 +3750,87 @@
               <w:rFonts w:ascii="Microsoft YaHei UI" w:eastAsia="Microsoft YaHei UI" w:hAnsi="Microsoft YaHei UI" w:cs="SimSun"/>
               <w:color w:val="000000"/>
             </w:rPr>
-            <w:t>雙方之郵件通知倘因遷址、拒收、招領逾期或其他郵局批註之理由而送達不到者，均以郵局第一次投遞日期為送達日期（乙方指定之投遞地址：臺北市中山區八德路二段232號9樓）。無論收送達之ㄧ方是否確實收受（包括拒收），均生送達之效力。</w:t>
+            <w:t>雙方之郵件通知倘因遷址、拒收、招領逾期或其他郵局批註之理由而送達不到者，</w:t>
+          </w:r>
+          <w:proofErr w:type="gramStart"/>
+          <w:r>
+            <w:rPr>
+              <w:rFonts w:ascii="Microsoft YaHei UI" w:eastAsia="Microsoft YaHei UI" w:hAnsi="Microsoft YaHei UI" w:cs="SimSun"/>
+              <w:color w:val="000000"/>
+            </w:rPr>
+            <w:t>均以郵局</w:t>
+          </w:r>
+          <w:proofErr w:type="gramEnd"/>
+          <w:r>
+            <w:rPr>
+              <w:rFonts w:ascii="Microsoft YaHei UI" w:eastAsia="Microsoft YaHei UI" w:hAnsi="Microsoft YaHei UI" w:cs="SimSun"/>
+              <w:color w:val="000000"/>
+            </w:rPr>
+            <w:t>第一次投遞日期為送達日期</w:t>
+          </w:r>
+          <w:proofErr w:type="gramStart"/>
+          <w:r>
+            <w:rPr>
+              <w:rFonts w:ascii="Microsoft YaHei UI" w:eastAsia="Microsoft YaHei UI" w:hAnsi="Microsoft YaHei UI" w:cs="SimSun"/>
+              <w:color w:val="000000"/>
+            </w:rPr>
+            <w:t>（</w:t>
+          </w:r>
+          <w:proofErr w:type="gramEnd"/>
+          <w:r>
+            <w:rPr>
+              <w:rFonts w:ascii="Microsoft YaHei UI" w:eastAsia="Microsoft YaHei UI" w:hAnsi="Microsoft YaHei UI" w:cs="SimSun"/>
+              <w:color w:val="000000"/>
+            </w:rPr>
+            <w:t>乙方指定之投遞地址：臺北市中山區八德路二段232號9樓</w:t>
+          </w:r>
+          <w:proofErr w:type="gramStart"/>
+          <w:r>
+            <w:rPr>
+              <w:rFonts w:ascii="Microsoft YaHei UI" w:eastAsia="Microsoft YaHei UI" w:hAnsi="Microsoft YaHei UI" w:cs="SimSun"/>
+              <w:color w:val="000000"/>
+            </w:rPr>
+            <w:t>）</w:t>
+          </w:r>
+          <w:proofErr w:type="gramEnd"/>
+          <w:r>
+            <w:rPr>
+              <w:rFonts w:ascii="Microsoft YaHei UI" w:eastAsia="Microsoft YaHei UI" w:hAnsi="Microsoft YaHei UI" w:cs="SimSun"/>
+              <w:color w:val="000000"/>
+            </w:rPr>
+            <w:t>。無論收送達之</w:t>
+          </w:r>
+          <w:proofErr w:type="gramStart"/>
+          <w:r>
+            <w:rPr>
+              <w:rFonts w:ascii="Microsoft YaHei UI" w:eastAsia="Microsoft YaHei UI" w:hAnsi="Microsoft YaHei UI" w:cs="SimSun"/>
+              <w:color w:val="000000"/>
+            </w:rPr>
+            <w:t>ㄧ</w:t>
+          </w:r>
+          <w:proofErr w:type="gramEnd"/>
+          <w:r>
+            <w:rPr>
+              <w:rFonts w:ascii="Microsoft YaHei UI" w:eastAsia="Microsoft YaHei UI" w:hAnsi="Microsoft YaHei UI" w:cs="SimSun"/>
+              <w:color w:val="000000"/>
+            </w:rPr>
+            <w:t>方是否確實收受（包括拒收），</w:t>
+          </w:r>
+          <w:proofErr w:type="gramStart"/>
+          <w:r>
+            <w:rPr>
+              <w:rFonts w:ascii="Microsoft YaHei UI" w:eastAsia="Microsoft YaHei UI" w:hAnsi="Microsoft YaHei UI" w:cs="SimSun"/>
+              <w:color w:val="000000"/>
+            </w:rPr>
+            <w:t>均生送達</w:t>
+          </w:r>
+          <w:proofErr w:type="gramEnd"/>
+          <w:r>
+            <w:rPr>
+              <w:rFonts w:ascii="Microsoft YaHei UI" w:eastAsia="Microsoft YaHei UI" w:hAnsi="Microsoft YaHei UI" w:cs="SimSun"/>
+              <w:color w:val="000000"/>
+            </w:rPr>
+            <w:t>之效力。</w:t>
           </w:r>
         </w:sdtContent>
       </w:sdt>
@@ -3124,7 +3924,39 @@
               <w:rFonts w:ascii="Microsoft YaHei UI" w:eastAsia="Microsoft YaHei UI" w:hAnsi="Microsoft YaHei UI" w:cs="Gungsuh"/>
               <w:color w:val="000000"/>
             </w:rPr>
-            <w:t>本契約正本壹式貳份，由甲乙雙方各執壹份以為憑據，印花自理。</w:t>
+            <w:t>本契約正本</w:t>
+          </w:r>
+          <w:proofErr w:type="gramStart"/>
+          <w:r>
+            <w:rPr>
+              <w:rFonts w:ascii="Microsoft YaHei UI" w:eastAsia="Microsoft YaHei UI" w:hAnsi="Microsoft YaHei UI" w:cs="Gungsuh"/>
+              <w:color w:val="000000"/>
+            </w:rPr>
+            <w:t>壹式貳份</w:t>
+          </w:r>
+          <w:proofErr w:type="gramEnd"/>
+          <w:r>
+            <w:rPr>
+              <w:rFonts w:ascii="Microsoft YaHei UI" w:eastAsia="Microsoft YaHei UI" w:hAnsi="Microsoft YaHei UI" w:cs="Gungsuh"/>
+              <w:color w:val="000000"/>
+            </w:rPr>
+            <w:t>，由甲乙雙方各</w:t>
+          </w:r>
+          <w:proofErr w:type="gramStart"/>
+          <w:r>
+            <w:rPr>
+              <w:rFonts w:ascii="Microsoft YaHei UI" w:eastAsia="Microsoft YaHei UI" w:hAnsi="Microsoft YaHei UI" w:cs="Gungsuh"/>
+              <w:color w:val="000000"/>
+            </w:rPr>
+            <w:t>執壹份</w:t>
+          </w:r>
+          <w:proofErr w:type="gramEnd"/>
+          <w:r>
+            <w:rPr>
+              <w:rFonts w:ascii="Microsoft YaHei UI" w:eastAsia="Microsoft YaHei UI" w:hAnsi="Microsoft YaHei UI" w:cs="Gungsuh"/>
+              <w:color w:val="000000"/>
+            </w:rPr>
+            <w:t>以為憑據，印花自理。</w:t>
           </w:r>
         </w:sdtContent>
       </w:sdt>
@@ -3173,7 +4005,7 @@
       <w:pPr>
         <w:spacing w:line="420" w:lineRule="auto"/>
         <w:rPr>
-          <w:rFonts w:ascii="Microsoft YaHei UI" w:hAnsi="Microsoft YaHei UI" w:cs="Times New Roman" w:hint="eastAsia"/>
+          <w:rFonts w:ascii="Microsoft YaHei UI" w:hAnsi="Microsoft YaHei UI" w:cs="Times New Roman"/>
           <w:b/>
           <w:bCs/>
           <w:color w:val="000000"/>
@@ -3256,12 +4088,53 @@
             </w:rPr>
             <w:t>甲方名稱：</w:t>
           </w:r>
+          <w:proofErr w:type="gramStart"/>
           <w:r>
             <w:rPr>
               <w:rFonts w:ascii="標楷體" w:eastAsia="標楷體" w:hAnsi="標楷體" w:cs="Times New Roman"/>
               <w:color w:val="000000" w:themeColor="text1"/>
             </w:rPr>
-            <w:t>{{ party_a }}</w:t>
+            <w:t xml:space="preserve">{{ </w:t>
+          </w:r>
+          <w:proofErr w:type="spellStart"/>
+          <w:r>
+            <w:rPr>
+              <w:rFonts w:ascii="標楷體" w:eastAsia="標楷體" w:hAnsi="標楷體" w:cs="Times New Roman"/>
+              <w:color w:val="000000" w:themeColor="text1"/>
+            </w:rPr>
+            <w:t>party</w:t>
+          </w:r>
+          <w:proofErr w:type="gramEnd"/>
+          <w:r>
+            <w:rPr>
+              <w:rFonts w:ascii="標楷體" w:eastAsia="標楷體" w:hAnsi="標楷體" w:cs="Times New Roman"/>
+              <w:color w:val="000000" w:themeColor="text1"/>
+            </w:rPr>
+            <w:t>_</w:t>
+          </w:r>
+          <w:proofErr w:type="gramStart"/>
+          <w:r>
+            <w:rPr>
+              <w:rFonts w:ascii="標楷體" w:eastAsia="標楷體" w:hAnsi="標楷體" w:cs="Times New Roman"/>
+              <w:color w:val="000000" w:themeColor="text1"/>
+            </w:rPr>
+            <w:t>a</w:t>
+          </w:r>
+          <w:proofErr w:type="spellEnd"/>
+          <w:r>
+            <w:rPr>
+              <w:rFonts w:ascii="標楷體" w:eastAsia="標楷體" w:hAnsi="標楷體" w:cs="Times New Roman"/>
+              <w:color w:val="000000" w:themeColor="text1"/>
+            </w:rPr>
+            <w:t xml:space="preserve"> }</w:t>
+          </w:r>
+          <w:proofErr w:type="gramEnd"/>
+          <w:r>
+            <w:rPr>
+              <w:rFonts w:ascii="標楷體" w:eastAsia="標楷體" w:hAnsi="標楷體" w:cs="Times New Roman"/>
+              <w:color w:val="000000" w:themeColor="text1"/>
+            </w:rPr>
+            <w:t>}</w:t>
           </w:r>
           <w:r>
             <w:rPr>
@@ -3299,12 +4172,21 @@
             </w:rPr>
             <w:t>代表人：</w:t>
           </w:r>
+          <w:proofErr w:type="gramStart"/>
           <w:r>
             <w:rPr>
               <w:rFonts w:ascii="標楷體" w:eastAsia="標楷體" w:hAnsi="標楷體" w:cs="Times New Roman"/>
               <w:color w:val="000000" w:themeColor="text1"/>
             </w:rPr>
-            <w:t>{{ owner }}</w:t>
+            <w:t>{{ owner</w:t>
+          </w:r>
+          <w:proofErr w:type="gramEnd"/>
+          <w:r>
+            <w:rPr>
+              <w:rFonts w:ascii="標楷體" w:eastAsia="標楷體" w:hAnsi="標楷體" w:cs="Times New Roman"/>
+              <w:color w:val="000000" w:themeColor="text1"/>
+            </w:rPr>
+            <w:t xml:space="preserve"> }}</w:t>
           </w:r>
         </w:sdtContent>
       </w:sdt>
@@ -3335,12 +4217,37 @@
             </w:rPr>
             <w:t>統一編號：</w:t>
           </w:r>
+          <w:proofErr w:type="gramStart"/>
           <w:r>
             <w:rPr>
               <w:rFonts w:ascii="標楷體" w:eastAsia="標楷體" w:hAnsi="標楷體" w:cs="Times New Roman"/>
               <w:color w:val="000000" w:themeColor="text1"/>
             </w:rPr>
-            <w:t>{{ id_number }}</w:t>
+            <w:t xml:space="preserve">{{ </w:t>
+          </w:r>
+          <w:proofErr w:type="spellStart"/>
+          <w:r>
+            <w:rPr>
+              <w:rFonts w:ascii="標楷體" w:eastAsia="標楷體" w:hAnsi="標楷體" w:cs="Times New Roman"/>
+              <w:color w:val="000000" w:themeColor="text1"/>
+            </w:rPr>
+            <w:t>id</w:t>
+          </w:r>
+          <w:proofErr w:type="gramEnd"/>
+          <w:r>
+            <w:rPr>
+              <w:rFonts w:ascii="標楷體" w:eastAsia="標楷體" w:hAnsi="標楷體" w:cs="Times New Roman"/>
+              <w:color w:val="000000" w:themeColor="text1"/>
+            </w:rPr>
+            <w:t>_number</w:t>
+          </w:r>
+          <w:proofErr w:type="spellEnd"/>
+          <w:r>
+            <w:rPr>
+              <w:rFonts w:ascii="標楷體" w:eastAsia="標楷體" w:hAnsi="標楷體" w:cs="Times New Roman"/>
+              <w:color w:val="000000" w:themeColor="text1"/>
+            </w:rPr>
+            <w:t xml:space="preserve"> }}</w:t>
           </w:r>
         </w:sdtContent>
       </w:sdt>
@@ -3371,12 +4278,37 @@
             </w:rPr>
             <w:t xml:space="preserve">聯絡地址： </w:t>
           </w:r>
+          <w:proofErr w:type="gramStart"/>
           <w:r>
             <w:rPr>
               <w:rFonts w:ascii="標楷體" w:eastAsia="標楷體" w:hAnsi="標楷體" w:cs="Times New Roman"/>
               <w:color w:val="000000" w:themeColor="text1"/>
             </w:rPr>
-            <w:t>{{ contact_address }}</w:t>
+            <w:t xml:space="preserve">{{ </w:t>
+          </w:r>
+          <w:proofErr w:type="spellStart"/>
+          <w:r>
+            <w:rPr>
+              <w:rFonts w:ascii="標楷體" w:eastAsia="標楷體" w:hAnsi="標楷體" w:cs="Times New Roman"/>
+              <w:color w:val="000000" w:themeColor="text1"/>
+            </w:rPr>
+            <w:t>contact</w:t>
+          </w:r>
+          <w:proofErr w:type="gramEnd"/>
+          <w:r>
+            <w:rPr>
+              <w:rFonts w:ascii="標楷體" w:eastAsia="標楷體" w:hAnsi="標楷體" w:cs="Times New Roman"/>
+              <w:color w:val="000000" w:themeColor="text1"/>
+            </w:rPr>
+            <w:t>_address</w:t>
+          </w:r>
+          <w:proofErr w:type="spellEnd"/>
+          <w:r>
+            <w:rPr>
+              <w:rFonts w:ascii="標楷體" w:eastAsia="標楷體" w:hAnsi="標楷體" w:cs="Times New Roman"/>
+              <w:color w:val="000000" w:themeColor="text1"/>
+            </w:rPr>
+            <w:t xml:space="preserve"> }}</w:t>
           </w:r>
         </w:sdtContent>
       </w:sdt>
@@ -3407,12 +4339,21 @@
             </w:rPr>
             <w:t>聯絡電話：</w:t>
           </w:r>
+          <w:proofErr w:type="gramStart"/>
           <w:r>
             <w:rPr>
               <w:rFonts w:ascii="標楷體" w:eastAsia="標楷體" w:hAnsi="標楷體" w:cs="Times New Roman"/>
               <w:color w:val="000000" w:themeColor="text1"/>
             </w:rPr>
-            <w:t>{{ phone }}</w:t>
+            <w:t>{{ phone</w:t>
+          </w:r>
+          <w:proofErr w:type="gramEnd"/>
+          <w:r>
+            <w:rPr>
+              <w:rFonts w:ascii="標楷體" w:eastAsia="標楷體" w:hAnsi="標楷體" w:cs="Times New Roman"/>
+              <w:color w:val="000000" w:themeColor="text1"/>
+            </w:rPr>
+            <w:t xml:space="preserve"> }}</w:t>
           </w:r>
         </w:sdtContent>
       </w:sdt>
@@ -3444,6 +4385,7 @@
             </w:rPr>
             <w:t>電子郵件：</w:t>
           </w:r>
+          <w:proofErr w:type="gramStart"/>
           <w:r>
             <w:rPr>
               <w:rFonts w:ascii="標楷體" w:eastAsia="標楷體" w:hAnsi="標楷體" w:cs="Times New Roman"/>
@@ -3458,6 +4400,7 @@
             </w:rPr>
             <w:t>email</w:t>
           </w:r>
+          <w:proofErr w:type="gramEnd"/>
           <w:r>
             <w:rPr>
               <w:rFonts w:ascii="標楷體" w:eastAsia="標楷體" w:hAnsi="標楷體" w:cs="Times New Roman"/>
@@ -3503,7 +4446,23 @@
               <w:rFonts w:ascii="Microsoft YaHei UI" w:eastAsia="Microsoft YaHei UI" w:hAnsi="Microsoft YaHei UI" w:cs="Gungsuh"/>
               <w:color w:val="000000"/>
             </w:rPr>
-            <w:t>乙方名稱：悠勢科技股份有限公司</w:t>
+            <w:t>乙方名稱：</w:t>
+          </w:r>
+          <w:proofErr w:type="gramStart"/>
+          <w:r>
+            <w:rPr>
+              <w:rFonts w:ascii="Microsoft YaHei UI" w:eastAsia="Microsoft YaHei UI" w:hAnsi="Microsoft YaHei UI" w:cs="Gungsuh"/>
+              <w:color w:val="000000"/>
+            </w:rPr>
+            <w:t>悠勢科技</w:t>
+          </w:r>
+          <w:proofErr w:type="gramEnd"/>
+          <w:r>
+            <w:rPr>
+              <w:rFonts w:ascii="Microsoft YaHei UI" w:eastAsia="Microsoft YaHei UI" w:hAnsi="Microsoft YaHei UI" w:cs="Gungsuh"/>
+              <w:color w:val="000000"/>
+            </w:rPr>
+            <w:t>股份有限公司</w:t>
           </w:r>
         </w:sdtContent>
       </w:sdt>
@@ -3650,6 +4609,7 @@
             </w:rPr>
             <w:t xml:space="preserve">負責業務： </w:t>
           </w:r>
+          <w:proofErr w:type="gramStart"/>
           <w:r>
             <w:rPr>
               <w:rFonts w:ascii="標楷體" w:eastAsia="標楷體" w:hAnsi="標楷體" w:cs="Times New Roman"/>
@@ -3664,6 +4624,7 @@
             </w:rPr>
             <w:t>sales</w:t>
           </w:r>
+          <w:proofErr w:type="gramEnd"/>
           <w:r>
             <w:rPr>
               <w:rFonts w:ascii="標楷體" w:eastAsia="標楷體" w:hAnsi="標楷體" w:cs="Times New Roman"/>
@@ -3680,7 +4641,7 @@
         <w:ind w:left="425"/>
         <w:jc w:val="both"/>
         <w:rPr>
-          <w:rFonts w:ascii="Microsoft YaHei UI" w:hAnsi="Microsoft YaHei UI" w:cs="Times New Roman" w:hint="eastAsia"/>
+          <w:rFonts w:ascii="Microsoft YaHei UI" w:hAnsi="Microsoft YaHei UI" w:cs="Times New Roman"/>
           <w:color w:val="000000"/>
         </w:rPr>
       </w:pPr>
@@ -3702,7 +4663,7 @@
           </w:r>
         </w:sdtContent>
       </w:sdt>
-      <w:hyperlink r:id="rId11">
+      <w:hyperlink r:id="rId8">
         <w:r>
           <w:rPr>
             <w:rFonts w:ascii="Microsoft YaHei UI" w:eastAsia="Microsoft YaHei UI" w:hAnsi="Microsoft YaHei UI" w:cs="Times New Roman"/>
@@ -3717,7 +4678,7 @@
         <w:spacing w:line="420" w:lineRule="auto"/>
         <w:jc w:val="both"/>
         <w:rPr>
-          <w:rFonts w:ascii="Microsoft YaHei UI" w:eastAsia="Microsoft YaHei UI" w:hAnsi="Microsoft YaHei UI" w:cs="Times New Roman" w:hint="eastAsia"/>
+          <w:rFonts w:ascii="Microsoft YaHei UI" w:eastAsia="Microsoft YaHei UI" w:hAnsi="Microsoft YaHei UI" w:cs="Times New Roman"/>
           <w:lang w:val="en-US"/>
         </w:rPr>
       </w:pPr>
@@ -4028,17 +4989,15 @@
       </w:sdt>
     </w:p>
     <w:sectPr>
-      <w:headerReference w:type="even" r:id="rId12"/>
-      <w:headerReference w:type="default" r:id="rId13"/>
-      <w:footerReference w:type="even" r:id="rId14"/>
-      <w:footerReference w:type="default" r:id="rId15"/>
-      <w:headerReference w:type="first" r:id="rId16"/>
+      <w:footerReference w:type="even" r:id="rId9"/>
+      <w:footerReference w:type="default" r:id="rId10"/>
+      <w:headerReference w:type="first" r:id="rId11"/>
+      <w:footerReference w:type="first" r:id="rId12"/>
       <w:pgSz w:w="11900" w:h="16840"/>
       <w:pgMar w:top="720" w:right="720" w:bottom="720" w:left="720" w:header="851" w:footer="992" w:gutter="0"/>
       <w:pgNumType w:start="1"/>
       <w:cols w:space="720"/>
       <w:titlePg/>
-      <w:footerReference w:type="first" r:id="rId15"/>
     </w:sectPr>
   </w:body>
 </w:document>
@@ -4163,6 +5122,56 @@
 </w:ftr>
 </file>
 
+<file path=word/footer3.xml><?xml version="1.0" encoding="utf-8"?>
+<w:ftr xmlns:wpc="http://schemas.microsoft.com/office/word/2010/wordprocessingCanvas" xmlns:cx="http://schemas.microsoft.com/office/drawing/2014/chartex" xmlns:cx1="http://schemas.microsoft.com/office/drawing/2015/9/8/chartex" xmlns:cx2="http://schemas.microsoft.com/office/drawing/2015/10/21/chartex" xmlns:cx3="http://schemas.microsoft.com/office/drawing/2016/5/9/chartex" xmlns:cx4="http://schemas.microsoft.com/office/drawing/2016/5/10/chartex" xmlns:cx5="http://schemas.microsoft.com/office/drawing/2016/5/11/chartex" xmlns:cx6="http://schemas.microsoft.com/office/drawing/2016/5/12/chartex" xmlns:cx7="http://schemas.microsoft.com/office/drawing/2016/5/13/chartex" xmlns:cx8="http://schemas.microsoft.com/office/drawing/2016/5/14/chartex" xmlns:mc="http://schemas.openxmlformats.org/markup-compatibility/2006" xmlns:aink="http://schemas.microsoft.com/office/drawing/2016/ink" xmlns:am3d="http://schemas.microsoft.com/office/drawing/2017/model3d" xmlns:o="urn:schemas-microsoft-com:office:office" xmlns:oel="http://schemas.microsoft.com/office/2019/extlst" xmlns:r="http://schemas.openxmlformats.org/officeDocument/2006/relationships" xmlns:m="http://schemas.openxmlformats.org/officeDocument/2006/math" xmlns:v="urn:schemas-microsoft-com:vml" xmlns:wp14="http://schemas.microsoft.com/office/word/2010/wordprocessingDrawing" xmlns:wp="http://schemas.openxmlformats.org/drawingml/2006/wordprocessingDrawing" xmlns:w10="urn:schemas-microsoft-com:office:word" xmlns:w="http://schemas.openxmlformats.org/wordprocessingml/2006/main" xmlns:w14="http://schemas.microsoft.com/office/word/2010/wordml" xmlns:w15="http://schemas.microsoft.com/office/word/2012/wordml" xmlns:w16cex="http://schemas.microsoft.com/office/word/2018/wordml/cex" xmlns:w16cid="http://schemas.microsoft.com/office/word/2016/wordml/cid" xmlns:w16="http://schemas.microsoft.com/office/word/2018/wordml" xmlns:w16du="http://schemas.microsoft.com/office/word/2023/wordml/word16du" xmlns:w16sdtdh="http://schemas.microsoft.com/office/word/2020/wordml/sdtdatahash" xmlns:w16sdtfl="http://schemas.microsoft.com/office/word/2024/wordml/sdtformatlock" xmlns:w16se="http://schemas.microsoft.com/office/word/2015/wordml/symex" xmlns:wpg="http://schemas.microsoft.com/office/word/2010/wordprocessingGroup" xmlns:wpi="http://schemas.microsoft.com/office/word/2010/wordprocessingInk" xmlns:wne="http://schemas.microsoft.com/office/word/2006/wordml" xmlns:wps="http://schemas.microsoft.com/office/word/2010/wordprocessingShape" mc:Ignorable="w14 w15 w16se w16cid w16 w16cex w16sdtdh w16sdtfl w16du wp14">
+  <w:p>
+    <w:pPr>
+      <w:jc w:val="center"/>
+      <w:rPr>
+        <w:sz w:val="20"/>
+        <w:szCs w:val="20"/>
+      </w:rPr>
+    </w:pPr>
+    <w:r>
+      <w:rPr>
+        <w:sz w:val="20"/>
+        <w:szCs w:val="20"/>
+      </w:rPr>
+      <w:fldChar w:fldCharType="begin"/>
+    </w:r>
+    <w:r>
+      <w:rPr>
+        <w:sz w:val="20"/>
+        <w:szCs w:val="20"/>
+      </w:rPr>
+      <w:instrText xml:space="preserve"> PAGE </w:instrText>
+    </w:r>
+    <w:r>
+      <w:rPr>
+        <w:sz w:val="20"/>
+        <w:szCs w:val="20"/>
+      </w:rPr>
+      <w:fldChar w:fldCharType="separate"/>
+    </w:r>
+    <w:r>
+      <w:rPr>
+        <w:noProof/>
+        <w:sz w:val="20"/>
+        <w:szCs w:val="20"/>
+      </w:rPr>
+      <w:t>1</w:t>
+    </w:r>
+    <w:r>
+      <w:rPr>
+        <w:sz w:val="20"/>
+        <w:szCs w:val="20"/>
+      </w:rPr>
+      <w:fldChar w:fldCharType="end"/>
+    </w:r>
+  </w:p>
+</w:ftr>
+</file>
+
 <file path=word/footnotes.xml><?xml version="1.0" encoding="utf-8"?>
 <w:footnotes xmlns:wpc="http://schemas.microsoft.com/office/word/2010/wordprocessingCanvas" xmlns:cx="http://schemas.microsoft.com/office/drawing/2014/chartex" xmlns:cx1="http://schemas.microsoft.com/office/drawing/2015/9/8/chartex" xmlns:cx2="http://schemas.microsoft.com/office/drawing/2015/10/21/chartex" xmlns:cx3="http://schemas.microsoft.com/office/drawing/2016/5/9/chartex" xmlns:cx4="http://schemas.microsoft.com/office/drawing/2016/5/10/chartex" xmlns:cx5="http://schemas.microsoft.com/office/drawing/2016/5/11/chartex" xmlns:cx6="http://schemas.microsoft.com/office/drawing/2016/5/12/chartex" xmlns:cx7="http://schemas.microsoft.com/office/drawing/2016/5/13/chartex" xmlns:cx8="http://schemas.microsoft.com/office/drawing/2016/5/14/chartex" xmlns:mc="http://schemas.openxmlformats.org/markup-compatibility/2006" xmlns:aink="http://schemas.microsoft.com/office/drawing/2016/ink" xmlns:am3d="http://schemas.microsoft.com/office/drawing/2017/model3d" xmlns:o="urn:schemas-microsoft-com:office:office" xmlns:oel="http://schemas.microsoft.com/office/2019/extlst" xmlns:r="http://schemas.openxmlformats.org/officeDocument/2006/relationships" xmlns:m="http://schemas.openxmlformats.org/officeDocument/2006/math" xmlns:v="urn:schemas-microsoft-com:vml" xmlns:wp14="http://schemas.microsoft.com/office/word/2010/wordprocessingDrawing" xmlns:wp="http://schemas.openxmlformats.org/drawingml/2006/wordprocessingDrawing" xmlns:w10="urn:schemas-microsoft-com:office:word" xmlns:w="http://schemas.openxmlformats.org/wordprocessingml/2006/main" xmlns:w14="http://schemas.microsoft.com/office/word/2010/wordml" xmlns:w15="http://schemas.microsoft.com/office/word/2012/wordml" xmlns:w16cex="http://schemas.microsoft.com/office/word/2018/wordml/cex" xmlns:w16cid="http://schemas.microsoft.com/office/word/2016/wordml/cid" xmlns:w16="http://schemas.microsoft.com/office/word/2018/wordml" xmlns:w16du="http://schemas.microsoft.com/office/word/2023/wordml/word16du" xmlns:w16sdtdh="http://schemas.microsoft.com/office/word/2020/wordml/sdtdatahash" xmlns:w16sdtfl="http://schemas.microsoft.com/office/word/2024/wordml/sdtformatlock" xmlns:w16se="http://schemas.microsoft.com/office/word/2015/wordml/symex" xmlns:wpg="http://schemas.microsoft.com/office/word/2010/wordprocessingGroup" xmlns:wpi="http://schemas.microsoft.com/office/word/2010/wordprocessingInk" xmlns:wne="http://schemas.microsoft.com/office/word/2006/wordml" xmlns:wps="http://schemas.microsoft.com/office/word/2010/wordprocessingShape" mc:Ignorable="w14 w15 w16se w16cid w16 w16cex w16sdtdh w16sdtfl w16du wp14">
   <w:footnote w:type="separator" w:id="-1">
@@ -4183,26 +5192,6 @@
 </file>
 
 <file path=word/header1.xml><?xml version="1.0" encoding="utf-8"?>
-<w:hdr xmlns:wpc="http://schemas.microsoft.com/office/word/2010/wordprocessingCanvas" xmlns:cx="http://schemas.microsoft.com/office/drawing/2014/chartex" xmlns:cx1="http://schemas.microsoft.com/office/drawing/2015/9/8/chartex" xmlns:cx2="http://schemas.microsoft.com/office/drawing/2015/10/21/chartex" xmlns:cx3="http://schemas.microsoft.com/office/drawing/2016/5/9/chartex" xmlns:cx4="http://schemas.microsoft.com/office/drawing/2016/5/10/chartex" xmlns:cx5="http://schemas.microsoft.com/office/drawing/2016/5/11/chartex" xmlns:cx6="http://schemas.microsoft.com/office/drawing/2016/5/12/chartex" xmlns:cx7="http://schemas.microsoft.com/office/drawing/2016/5/13/chartex" xmlns:cx8="http://schemas.microsoft.com/office/drawing/2016/5/14/chartex" xmlns:mc="http://schemas.openxmlformats.org/markup-compatibility/2006" xmlns:aink="http://schemas.microsoft.com/office/drawing/2016/ink" xmlns:am3d="http://schemas.microsoft.com/office/drawing/2017/model3d" xmlns:o="urn:schemas-microsoft-com:office:office" xmlns:oel="http://schemas.microsoft.com/office/2019/extlst" xmlns:r="http://schemas.openxmlformats.org/officeDocument/2006/relationships" xmlns:m="http://schemas.openxmlformats.org/officeDocument/2006/math" xmlns:v="urn:schemas-microsoft-com:vml" xmlns:wp14="http://schemas.microsoft.com/office/word/2010/wordprocessingDrawing" xmlns:wp="http://schemas.openxmlformats.org/drawingml/2006/wordprocessingDrawing" xmlns:w10="urn:schemas-microsoft-com:office:word" xmlns:w="http://schemas.openxmlformats.org/wordprocessingml/2006/main" xmlns:w14="http://schemas.microsoft.com/office/word/2010/wordml" xmlns:w15="http://schemas.microsoft.com/office/word/2012/wordml" xmlns:w16cex="http://schemas.microsoft.com/office/word/2018/wordml/cex" xmlns:w16cid="http://schemas.microsoft.com/office/word/2016/wordml/cid" xmlns:w16="http://schemas.microsoft.com/office/word/2018/wordml" xmlns:w16du="http://schemas.microsoft.com/office/word/2023/wordml/word16du" xmlns:w16sdtdh="http://schemas.microsoft.com/office/word/2020/wordml/sdtdatahash" xmlns:w16sdtfl="http://schemas.microsoft.com/office/word/2024/wordml/sdtformatlock" xmlns:w16se="http://schemas.microsoft.com/office/word/2015/wordml/symex" xmlns:wpg="http://schemas.microsoft.com/office/word/2010/wordprocessingGroup" xmlns:wpi="http://schemas.microsoft.com/office/word/2010/wordprocessingInk" xmlns:wne="http://schemas.microsoft.com/office/word/2006/wordml" xmlns:wps="http://schemas.microsoft.com/office/word/2010/wordprocessingShape" mc:Ignorable="w14 w15 w16se w16cid w16 w16cex w16sdtdh w16sdtfl w16du wp14">
-  <w:p>
-    <w:pPr>
-      <w:rPr/>
-    </w:pPr>
-  </w:p>
-</w:hdr>
-</file>
-
-<file path=word/header2.xml><?xml version="1.0" encoding="utf-8"?>
-<w:hdr xmlns:wpc="http://schemas.microsoft.com/office/word/2010/wordprocessingCanvas" xmlns:cx="http://schemas.microsoft.com/office/drawing/2014/chartex" xmlns:cx1="http://schemas.microsoft.com/office/drawing/2015/9/8/chartex" xmlns:cx2="http://schemas.microsoft.com/office/drawing/2015/10/21/chartex" xmlns:cx3="http://schemas.microsoft.com/office/drawing/2016/5/9/chartex" xmlns:cx4="http://schemas.microsoft.com/office/drawing/2016/5/10/chartex" xmlns:cx5="http://schemas.microsoft.com/office/drawing/2016/5/11/chartex" xmlns:cx6="http://schemas.microsoft.com/office/drawing/2016/5/12/chartex" xmlns:cx7="http://schemas.microsoft.com/office/drawing/2016/5/13/chartex" xmlns:cx8="http://schemas.microsoft.com/office/drawing/2016/5/14/chartex" xmlns:mc="http://schemas.openxmlformats.org/markup-compatibility/2006" xmlns:aink="http://schemas.microsoft.com/office/drawing/2016/ink" xmlns:am3d="http://schemas.microsoft.com/office/drawing/2017/model3d" xmlns:o="urn:schemas-microsoft-com:office:office" xmlns:oel="http://schemas.microsoft.com/office/2019/extlst" xmlns:r="http://schemas.openxmlformats.org/officeDocument/2006/relationships" xmlns:m="http://schemas.openxmlformats.org/officeDocument/2006/math" xmlns:v="urn:schemas-microsoft-com:vml" xmlns:wp14="http://schemas.microsoft.com/office/word/2010/wordprocessingDrawing" xmlns:wp="http://schemas.openxmlformats.org/drawingml/2006/wordprocessingDrawing" xmlns:w10="urn:schemas-microsoft-com:office:word" xmlns:w="http://schemas.openxmlformats.org/wordprocessingml/2006/main" xmlns:w14="http://schemas.microsoft.com/office/word/2010/wordml" xmlns:w15="http://schemas.microsoft.com/office/word/2012/wordml" xmlns:w16cex="http://schemas.microsoft.com/office/word/2018/wordml/cex" xmlns:w16cid="http://schemas.microsoft.com/office/word/2016/wordml/cid" xmlns:w16="http://schemas.microsoft.com/office/word/2018/wordml" xmlns:w16du="http://schemas.microsoft.com/office/word/2023/wordml/word16du" xmlns:w16sdtdh="http://schemas.microsoft.com/office/word/2020/wordml/sdtdatahash" xmlns:w16sdtfl="http://schemas.microsoft.com/office/word/2024/wordml/sdtformatlock" xmlns:w16se="http://schemas.microsoft.com/office/word/2015/wordml/symex" xmlns:wpg="http://schemas.microsoft.com/office/word/2010/wordprocessingGroup" xmlns:wpi="http://schemas.microsoft.com/office/word/2010/wordprocessingInk" xmlns:wne="http://schemas.microsoft.com/office/word/2006/wordml" xmlns:wps="http://schemas.microsoft.com/office/word/2010/wordprocessingShape" mc:Ignorable="w14 w15 w16se w16cid w16 w16cex w16sdtdh w16sdtfl w16du wp14">
-  <w:p>
-    <w:pPr>
-      <w:rPr/>
-    </w:pPr>
-  </w:p>
-</w:hdr>
-</file>
-
-<file path=word/header3.xml><?xml version="1.0" encoding="utf-8"?>
 <w:hdr xmlns:wpc="http://schemas.microsoft.com/office/word/2010/wordprocessingCanvas" xmlns:cx="http://schemas.microsoft.com/office/drawing/2014/chartex" xmlns:cx1="http://schemas.microsoft.com/office/drawing/2015/9/8/chartex" xmlns:cx2="http://schemas.microsoft.com/office/drawing/2015/10/21/chartex" xmlns:cx3="http://schemas.microsoft.com/office/drawing/2016/5/9/chartex" xmlns:cx4="http://schemas.microsoft.com/office/drawing/2016/5/10/chartex" xmlns:cx5="http://schemas.microsoft.com/office/drawing/2016/5/11/chartex" xmlns:cx6="http://schemas.microsoft.com/office/drawing/2016/5/12/chartex" xmlns:cx7="http://schemas.microsoft.com/office/drawing/2016/5/13/chartex" xmlns:cx8="http://schemas.microsoft.com/office/drawing/2016/5/14/chartex" xmlns:mc="http://schemas.openxmlformats.org/markup-compatibility/2006" xmlns:aink="http://schemas.microsoft.com/office/drawing/2016/ink" xmlns:am3d="http://schemas.microsoft.com/office/drawing/2017/model3d" xmlns:o="urn:schemas-microsoft-com:office:office" xmlns:oel="http://schemas.microsoft.com/office/2019/extlst" xmlns:r="http://schemas.openxmlformats.org/officeDocument/2006/relationships" xmlns:m="http://schemas.openxmlformats.org/officeDocument/2006/math" xmlns:v="urn:schemas-microsoft-com:vml" xmlns:wp14="http://schemas.microsoft.com/office/word/2010/wordprocessingDrawing" xmlns:wp="http://schemas.openxmlformats.org/drawingml/2006/wordprocessingDrawing" xmlns:w10="urn:schemas-microsoft-com:office:word" xmlns:w="http://schemas.openxmlformats.org/wordprocessingml/2006/main" xmlns:w14="http://schemas.microsoft.com/office/word/2010/wordml" xmlns:w15="http://schemas.microsoft.com/office/word/2012/wordml" xmlns:w16cex="http://schemas.microsoft.com/office/word/2018/wordml/cex" xmlns:w16cid="http://schemas.microsoft.com/office/word/2016/wordml/cid" xmlns:w16="http://schemas.microsoft.com/office/word/2018/wordml" xmlns:w16du="http://schemas.microsoft.com/office/word/2023/wordml/word16du" xmlns:w16sdtdh="http://schemas.microsoft.com/office/word/2020/wordml/sdtdatahash" xmlns:w16sdtfl="http://schemas.microsoft.com/office/word/2024/wordml/sdtformatlock" xmlns:w16se="http://schemas.microsoft.com/office/word/2015/wordml/symex" xmlns:wpg="http://schemas.microsoft.com/office/word/2010/wordprocessingGroup" xmlns:wpi="http://schemas.microsoft.com/office/word/2010/wordprocessingInk" xmlns:wne="http://schemas.microsoft.com/office/word/2006/wordml" xmlns:wps="http://schemas.microsoft.com/office/word/2010/wordprocessingShape" mc:Ignorable="w14 w15 w16se w16cid w16 w16cex w16sdtdh w16sdtfl w16du wp14">
   <w:p>
     <w:pPr>
@@ -4223,7 +5212,7 @@
   </w:p>
   <w:tbl>
     <w:tblPr>
-      <w:tblStyle w:val="a6"/>
+      <w:tblStyle w:val="10"/>
       <w:tblW w:w="10450" w:type="dxa"/>
       <w:tblInd w:w="0" w:type="dxa"/>
       <w:tblBorders>
@@ -4266,7 +5255,27 @@
               <w:sz w:val="20"/>
               <w:szCs w:val="20"/>
             </w:rPr>
-            <w:t xml:space="preserve">負責業務：{{ sales }}</w:t>
+            <w:t>負責業務：</w:t>
+          </w:r>
+          <w:proofErr w:type="gramStart"/>
+          <w:r>
+            <w:rPr>
+              <w:rFonts w:ascii="標楷體" w:eastAsia="標楷體" w:hAnsi="標楷體" w:cs="標楷體"/>
+              <w:color w:val="666666"/>
+              <w:sz w:val="20"/>
+              <w:szCs w:val="20"/>
+            </w:rPr>
+            <w:t>{{ sales</w:t>
+          </w:r>
+          <w:proofErr w:type="gramEnd"/>
+          <w:r>
+            <w:rPr>
+              <w:rFonts w:ascii="標楷體" w:eastAsia="標楷體" w:hAnsi="標楷體" w:cs="標楷體"/>
+              <w:color w:val="666666"/>
+              <w:sz w:val="20"/>
+              <w:szCs w:val="20"/>
+            </w:rPr>
+            <w:t xml:space="preserve"> }}</w:t>
           </w:r>
         </w:p>
       </w:tc>
@@ -4293,7 +5302,47 @@
               <w:sz w:val="20"/>
               <w:szCs w:val="20"/>
             </w:rPr>
-            <w:t xml:space="preserve">建物編號：{{ building_id }}</w:t>
+            <w:t>建物編號：</w:t>
+          </w:r>
+          <w:proofErr w:type="gramStart"/>
+          <w:r>
+            <w:rPr>
+              <w:rFonts w:ascii="標楷體" w:eastAsia="標楷體" w:hAnsi="標楷體" w:cs="標楷體"/>
+              <w:color w:val="666666"/>
+              <w:sz w:val="20"/>
+              <w:szCs w:val="20"/>
+            </w:rPr>
+            <w:t xml:space="preserve">{{ </w:t>
+          </w:r>
+          <w:proofErr w:type="spellStart"/>
+          <w:r>
+            <w:rPr>
+              <w:rFonts w:ascii="標楷體" w:eastAsia="標楷體" w:hAnsi="標楷體" w:cs="標楷體"/>
+              <w:color w:val="666666"/>
+              <w:sz w:val="20"/>
+              <w:szCs w:val="20"/>
+            </w:rPr>
+            <w:t>building</w:t>
+          </w:r>
+          <w:proofErr w:type="gramEnd"/>
+          <w:r>
+            <w:rPr>
+              <w:rFonts w:ascii="標楷體" w:eastAsia="標楷體" w:hAnsi="標楷體" w:cs="標楷體"/>
+              <w:color w:val="666666"/>
+              <w:sz w:val="20"/>
+              <w:szCs w:val="20"/>
+            </w:rPr>
+            <w:t>_id</w:t>
+          </w:r>
+          <w:proofErr w:type="spellEnd"/>
+          <w:r>
+            <w:rPr>
+              <w:rFonts w:ascii="標楷體" w:eastAsia="標楷體" w:hAnsi="標楷體" w:cs="標楷體"/>
+              <w:color w:val="666666"/>
+              <w:sz w:val="20"/>
+              <w:szCs w:val="20"/>
+            </w:rPr>
+            <w:t xml:space="preserve"> }}</w:t>
           </w:r>
         </w:p>
       </w:tc>
@@ -4313,6 +5362,7 @@
               <w:szCs w:val="20"/>
             </w:rPr>
           </w:pPr>
+          <w:proofErr w:type="gramStart"/>
           <w:r>
             <w:rPr>
               <w:rFonts w:ascii="標楷體" w:eastAsia="標楷體" w:hAnsi="標楷體" w:cs="標楷體"/>
@@ -4320,7 +5370,37 @@
               <w:sz w:val="20"/>
               <w:szCs w:val="20"/>
             </w:rPr>
-            <w:t>{{ contract_tax_label }}</w:t>
+            <w:t xml:space="preserve">{{ </w:t>
+          </w:r>
+          <w:proofErr w:type="spellStart"/>
+          <w:r>
+            <w:rPr>
+              <w:rFonts w:ascii="標楷體" w:eastAsia="標楷體" w:hAnsi="標楷體" w:cs="標楷體"/>
+              <w:color w:val="666666"/>
+              <w:sz w:val="20"/>
+              <w:szCs w:val="20"/>
+            </w:rPr>
+            <w:t>contract</w:t>
+          </w:r>
+          <w:proofErr w:type="gramEnd"/>
+          <w:r>
+            <w:rPr>
+              <w:rFonts w:ascii="標楷體" w:eastAsia="標楷體" w:hAnsi="標楷體" w:cs="標楷體"/>
+              <w:color w:val="666666"/>
+              <w:sz w:val="20"/>
+              <w:szCs w:val="20"/>
+            </w:rPr>
+            <w:t>_tax_label</w:t>
+          </w:r>
+          <w:proofErr w:type="spellEnd"/>
+          <w:r>
+            <w:rPr>
+              <w:rFonts w:ascii="標楷體" w:eastAsia="標楷體" w:hAnsi="標楷體" w:cs="標楷體"/>
+              <w:color w:val="666666"/>
+              <w:sz w:val="20"/>
+              <w:szCs w:val="20"/>
+            </w:rPr>
+            <w:t xml:space="preserve"> }}</w:t>
           </w:r>
         </w:p>
       </w:tc>
@@ -4349,7 +5429,47 @@
               <w:sz w:val="20"/>
               <w:szCs w:val="20"/>
             </w:rPr>
-            <w:t xml:space="preserve">建物名稱：{{ building_name }}</w:t>
+            <w:t>建物名稱：</w:t>
+          </w:r>
+          <w:proofErr w:type="gramStart"/>
+          <w:r>
+            <w:rPr>
+              <w:rFonts w:ascii="標楷體" w:eastAsia="標楷體" w:hAnsi="標楷體" w:cs="標楷體"/>
+              <w:color w:val="666666"/>
+              <w:sz w:val="20"/>
+              <w:szCs w:val="20"/>
+            </w:rPr>
+            <w:t xml:space="preserve">{{ </w:t>
+          </w:r>
+          <w:proofErr w:type="spellStart"/>
+          <w:r>
+            <w:rPr>
+              <w:rFonts w:ascii="標楷體" w:eastAsia="標楷體" w:hAnsi="標楷體" w:cs="標楷體"/>
+              <w:color w:val="666666"/>
+              <w:sz w:val="20"/>
+              <w:szCs w:val="20"/>
+            </w:rPr>
+            <w:t>building</w:t>
+          </w:r>
+          <w:proofErr w:type="gramEnd"/>
+          <w:r>
+            <w:rPr>
+              <w:rFonts w:ascii="標楷體" w:eastAsia="標楷體" w:hAnsi="標楷體" w:cs="標楷體"/>
+              <w:color w:val="666666"/>
+              <w:sz w:val="20"/>
+              <w:szCs w:val="20"/>
+            </w:rPr>
+            <w:t>_name</w:t>
+          </w:r>
+          <w:proofErr w:type="spellEnd"/>
+          <w:r>
+            <w:rPr>
+              <w:rFonts w:ascii="標楷體" w:eastAsia="標楷體" w:hAnsi="標楷體" w:cs="標楷體"/>
+              <w:color w:val="666666"/>
+              <w:sz w:val="20"/>
+              <w:szCs w:val="20"/>
+            </w:rPr>
+            <w:t xml:space="preserve"> }}</w:t>
           </w:r>
         </w:p>
       </w:tc>
@@ -4376,7 +5496,47 @@
               <w:sz w:val="20"/>
               <w:szCs w:val="20"/>
             </w:rPr>
-            <w:t xml:space="preserve">建物綁定電話：{{ building_phone }}</w:t>
+            <w:t>建物綁定電話：</w:t>
+          </w:r>
+          <w:proofErr w:type="gramStart"/>
+          <w:r>
+            <w:rPr>
+              <w:rFonts w:ascii="標楷體" w:eastAsia="標楷體" w:hAnsi="標楷體" w:cs="標楷體"/>
+              <w:color w:val="666666"/>
+              <w:sz w:val="20"/>
+              <w:szCs w:val="20"/>
+            </w:rPr>
+            <w:t xml:space="preserve">{{ </w:t>
+          </w:r>
+          <w:proofErr w:type="spellStart"/>
+          <w:r>
+            <w:rPr>
+              <w:rFonts w:ascii="標楷體" w:eastAsia="標楷體" w:hAnsi="標楷體" w:cs="標楷體"/>
+              <w:color w:val="666666"/>
+              <w:sz w:val="20"/>
+              <w:szCs w:val="20"/>
+            </w:rPr>
+            <w:t>building</w:t>
+          </w:r>
+          <w:proofErr w:type="gramEnd"/>
+          <w:r>
+            <w:rPr>
+              <w:rFonts w:ascii="標楷體" w:eastAsia="標楷體" w:hAnsi="標楷體" w:cs="標楷體"/>
+              <w:color w:val="666666"/>
+              <w:sz w:val="20"/>
+              <w:szCs w:val="20"/>
+            </w:rPr>
+            <w:t>_phone</w:t>
+          </w:r>
+          <w:proofErr w:type="spellEnd"/>
+          <w:r>
+            <w:rPr>
+              <w:rFonts w:ascii="標楷體" w:eastAsia="標楷體" w:hAnsi="標楷體" w:cs="標楷體"/>
+              <w:color w:val="666666"/>
+              <w:sz w:val="20"/>
+              <w:szCs w:val="20"/>
+            </w:rPr>
+            <w:t xml:space="preserve"> }}</w:t>
           </w:r>
         </w:p>
       </w:tc>
@@ -4403,7 +5563,47 @@
               <w:sz w:val="20"/>
               <w:szCs w:val="20"/>
             </w:rPr>
-            <w:t xml:space="preserve">所得代號：{{ income_code }}</w:t>
+            <w:t>所得代號：</w:t>
+          </w:r>
+          <w:proofErr w:type="gramStart"/>
+          <w:r>
+            <w:rPr>
+              <w:rFonts w:ascii="標楷體" w:eastAsia="標楷體" w:hAnsi="標楷體" w:cs="標楷體"/>
+              <w:color w:val="666666"/>
+              <w:sz w:val="20"/>
+              <w:szCs w:val="20"/>
+            </w:rPr>
+            <w:t xml:space="preserve">{{ </w:t>
+          </w:r>
+          <w:proofErr w:type="spellStart"/>
+          <w:r>
+            <w:rPr>
+              <w:rFonts w:ascii="標楷體" w:eastAsia="標楷體" w:hAnsi="標楷體" w:cs="標楷體"/>
+              <w:color w:val="666666"/>
+              <w:sz w:val="20"/>
+              <w:szCs w:val="20"/>
+            </w:rPr>
+            <w:t>income</w:t>
+          </w:r>
+          <w:proofErr w:type="gramEnd"/>
+          <w:r>
+            <w:rPr>
+              <w:rFonts w:ascii="標楷體" w:eastAsia="標楷體" w:hAnsi="標楷體" w:cs="標楷體"/>
+              <w:color w:val="666666"/>
+              <w:sz w:val="20"/>
+              <w:szCs w:val="20"/>
+            </w:rPr>
+            <w:t>_code</w:t>
+          </w:r>
+          <w:proofErr w:type="spellEnd"/>
+          <w:r>
+            <w:rPr>
+              <w:rFonts w:ascii="標楷體" w:eastAsia="標楷體" w:hAnsi="標楷體" w:cs="標楷體"/>
+              <w:color w:val="666666"/>
+              <w:sz w:val="20"/>
+              <w:szCs w:val="20"/>
+            </w:rPr>
+            <w:t xml:space="preserve"> }}</w:t>
           </w:r>
         </w:p>
       </w:tc>
@@ -4434,7 +5634,7 @@
         <w:szCs w:val="20"/>
       </w:rPr>
       <w:drawing>
-        <wp:anchor distT="0" distB="0" distL="114300" distR="114300" simplePos="0" relativeHeight="251656192" behindDoc="1" locked="0" layoutInCell="1" hidden="0" allowOverlap="1" wp14:anchorId="543463D9" wp14:editId="78E76447">
+        <wp:anchor distT="0" distB="0" distL="114300" distR="114300" simplePos="0" relativeHeight="251657216" behindDoc="1" locked="0" layoutInCell="1" hidden="0" allowOverlap="1" wp14:anchorId="543463D9" wp14:editId="78E76447">
           <wp:simplePos x="0" y="0"/>
           <wp:positionH relativeFrom="margin">
             <wp:posOffset>-1320799</wp:posOffset>
@@ -4503,8 +5703,8 @@
           <v:path o:extrusionok="f" gradientshapeok="t" o:connecttype="rect"/>
           <o:lock v:ext="edit" aspectratio="t"/>
         </v:shapetype>
-        <v:shape id="WordPictureWatermark2" o:spid="_x0000_s1027" type="#_x0000_t75" alt="" style="position:absolute;margin-left:0;margin-top:0;width:522.7pt;height:377.65pt;z-index:-251659264;mso-position-horizontal:center;mso-position-horizontal-relative:margin;mso-position-vertical:center;mso-position-vertical-relative:margin">
-          <v:imagedata r:id="rId2" o:title="image1" gain="19661f" blacklevel="22938f"/>
+        <v:shape id="WordPictureWatermark2" o:spid="_x0000_s1027" type="#_x0000_t75" alt="" style="position:absolute;margin-left:0;margin-top:0;width:522.7pt;height:377.65pt;z-index:-251658240;mso-position-horizontal:center;mso-position-horizontal-relative:margin;mso-position-vertical:center;mso-position-vertical-relative:margin">
+          <v:imagedata gain="19661f" blacklevel="22938f"/>
           <w10:wrap anchorx="margin" anchory="margin"/>
         </v:shape>
       </w:pict>
@@ -6143,6 +7343,7 @@
   <w:style w:type="character" w:default="1" w:styleId="a0">
     <w:name w:val="Default Paragraph Font"/>
     <w:uiPriority w:val="1"/>
+    <w:semiHidden/>
     <w:unhideWhenUsed/>
   </w:style>
   <w:style w:type="table" w:default="1" w:styleId="a1">
@@ -6222,7 +7423,8 @@
       <w:szCs w:val="48"/>
     </w:rPr>
   </w:style>
-  <w:style w:type="table" w:customStyle="1" w:styleId="a5">
+  <w:style w:type="table" w:customStyle="1" w:styleId="20">
+    <w:name w:val="2"/>
     <w:basedOn w:val="TableNormal"/>
     <w:tblPr>
       <w:tblStyleRowBandSize w:val="1"/>
@@ -6235,7 +7437,8 @@
       </w:tblCellMar>
     </w:tblPr>
   </w:style>
-  <w:style w:type="table" w:customStyle="1" w:styleId="a6">
+  <w:style w:type="table" w:customStyle="1" w:styleId="10">
+    <w:name w:val="1"/>
     <w:basedOn w:val="TableNormal"/>
     <w:tblPr>
       <w:tblStyleRowBandSize w:val="1"/>
@@ -6248,22 +7451,22 @@
       </w:tblCellMar>
     </w:tblPr>
   </w:style>
-  <w:style w:type="paragraph" w:styleId="a7">
+  <w:style w:type="paragraph" w:styleId="a5">
     <w:name w:val="annotation text"/>
     <w:basedOn w:val="a"/>
-    <w:link w:val="a8"/>
+    <w:link w:val="a6"/>
     <w:uiPriority w:val="99"/>
     <w:semiHidden/>
     <w:unhideWhenUsed/>
   </w:style>
-  <w:style w:type="character" w:customStyle="1" w:styleId="a8">
+  <w:style w:type="character" w:customStyle="1" w:styleId="a6">
     <w:name w:val="註解文字 字元"/>
     <w:basedOn w:val="a0"/>
-    <w:link w:val="a7"/>
+    <w:link w:val="a5"/>
     <w:uiPriority w:val="99"/>
     <w:semiHidden/>
   </w:style>
-  <w:style w:type="character" w:styleId="a9">
+  <w:style w:type="character" w:styleId="a7">
     <w:name w:val="annotation reference"/>
     <w:basedOn w:val="a0"/>
     <w:uiPriority w:val="99"/>

--- a/自動產生合約範本/template_rent_uspace.docx
+++ b/自動產生合約範本/template_rent_uspace.docx
@@ -730,7 +730,7 @@
               <w:rFonts w:ascii="Microsoft YaHei UI" w:eastAsia="Microsoft YaHei UI" w:hAnsi="Microsoft YaHei UI" w:cs="Gungsuh"/>
               <w:color w:val="000000"/>
             </w:rPr>
-            <w:t>乙方應於每月</w:t>
+            <w:t>乙方應於每期</w:t>
           </w:r>
           <w:r>
             <w:rPr>
